--- a/oon-operating-model/ER-OON-2027-Package/02-Documents/04-Badge-Competency-Matrix.docx
+++ b/oon-operating-model/ER-OON-2027-Package/02-Documents/04-Badge-Competency-Matrix.docx
@@ -33,9 +33,214 @@
     <w:p>
       <w:pPr/>
       <w:r>
-        <w:t xml:space="preserve">A badge certifies that a specialist can do one task type alone at production quality; it controls what work ClickUp routes to them and which level they can reach. Every specialist in a full-cycle team is assessed against the same badges, whatever their previous title (coder, biller or negotiator).</w:t>
-      </w:r>
-    </w:p>
+        <w:t xml:space="preserve">A badge shows that a specialist can do one task type alone at production quality. It controls what work ClickUp routes to them and which level they can reach. There are 15 badges in three families. Every specialist in a full-cycle team is assessed against the same badges, whatever their previous title (coder, biller or negotiator).</w:t>
+      </w:r>
+    </w:p>
+    <w:tbl>
+      <w:tblPr>
+        <w:tblStyle w:val="TableGrid"/>
+        <w:tblW w:w="0" w:type="auto"/>
+        <w:tblLayout w:type="fixed"/>
+        <w:tblLook w:val="04A0" w:firstRow="1" w:lastRow="0" w:firstColumn="0" w:lastColumn="0" w:noHBand="0" w:noVBand="1"/>
+      </w:tblPr>
+      <w:tblGrid>
+        <w:gridCol w:w="2340"/>
+        <w:gridCol w:w="2340"/>
+        <w:gridCol w:w="2340"/>
+        <w:gridCol w:w="2340"/>
+      </w:tblGrid>
+      <w:tr>
+        <w:trPr>
+          <w:tblHeader/>
+        </w:trPr>
+        <w:tc>
+          <w:tcPr>
+            <w:tcW w:w="2340" w:type="dxa"/>
+            <w:shd w:val="clear" w:color="auto" w:fill="F2F2F2"/>
+          </w:tcPr>
+          <w:p>
+            <w:pPr/>
+            <w:r>
+              <w:t xml:space="preserve">Family</w:t>
+            </w:r>
+          </w:p>
+        </w:tc>
+        <w:tc>
+          <w:tcPr>
+            <w:tcW w:w="2340" w:type="dxa"/>
+            <w:shd w:val="clear" w:color="auto" w:fill="F2F2F2"/>
+          </w:tcPr>
+          <w:p>
+            <w:pPr/>
+            <w:r>
+              <w:t xml:space="preserve">Badges</w:t>
+            </w:r>
+          </w:p>
+        </w:tc>
+        <w:tc>
+          <w:tcPr>
+            <w:tcW w:w="2340" w:type="dxa"/>
+            <w:shd w:val="clear" w:color="auto" w:fill="F2F2F2"/>
+          </w:tcPr>
+          <w:p>
+            <w:pPr/>
+            <w:r>
+              <w:t xml:space="preserve">Classroom</w:t>
+            </w:r>
+          </w:p>
+        </w:tc>
+        <w:tc>
+          <w:tcPr>
+            <w:tcW w:w="2340" w:type="dxa"/>
+            <w:shd w:val="clear" w:color="auto" w:fill="F2F2F2"/>
+          </w:tcPr>
+          <w:p>
+            <w:pPr/>
+            <w:r>
+              <w:t xml:space="preserve">What they mark</w:t>
+            </w:r>
+          </w:p>
+        </w:tc>
+      </w:tr>
+      <w:tr>
+        <w:tc>
+          <w:tcPr>
+            <w:tcW w:w="2340" w:type="dxa"/>
+          </w:tcPr>
+          <w:p>
+            <w:pPr/>
+            <w:r>
+              <w:t xml:space="preserve">C (core)</w:t>
+            </w:r>
+          </w:p>
+        </w:tc>
+        <w:tc>
+          <w:tcPr>
+            <w:tcW w:w="2340" w:type="dxa"/>
+          </w:tcPr>
+          <w:p>
+            <w:pPr/>
+            <w:r>
+              <w:t xml:space="preserve">C1 Attaching Docs, C2 Claim Follow-up, C3 Appeal, C4 Payment Posting, C5 Medical-Necessity Report</w:t>
+            </w:r>
+          </w:p>
+        </w:tc>
+        <w:tc>
+          <w:tcPr>
+            <w:tcW w:w="2340" w:type="dxa"/>
+          </w:tcPr>
+          <w:p>
+            <w:pPr/>
+            <w:r>
+              <w:t xml:space="preserve">38 h</w:t>
+            </w:r>
+          </w:p>
+        </w:tc>
+        <w:tc>
+          <w:tcPr>
+            <w:tcW w:w="2340" w:type="dxa"/>
+          </w:tcPr>
+          <w:p>
+            <w:pPr/>
+            <w:r>
+              <w:t xml:space="preserve">The routine work on every account. All five make an L1.</w:t>
+            </w:r>
+          </w:p>
+        </w:tc>
+      </w:tr>
+      <w:tr>
+        <w:tc>
+          <w:tcPr>
+            <w:tcW w:w="2340" w:type="dxa"/>
+          </w:tcPr>
+          <w:p>
+            <w:pPr/>
+            <w:r>
+              <w:t xml:space="preserve">B (specialist)</w:t>
+            </w:r>
+          </w:p>
+        </w:tc>
+        <w:tc>
+          <w:tcPr>
+            <w:tcW w:w="2340" w:type="dxa"/>
+          </w:tcPr>
+          <w:p>
+            <w:pPr/>
+            <w:r>
+              <w:t xml:space="preserve">B1 Coding, B2 IDR Process Workflow, B3 MVA and WComp Negotiation &amp; Process, B4 Payer Strategy, B5 Payer Outreach</w:t>
+            </w:r>
+          </w:p>
+        </w:tc>
+        <w:tc>
+          <w:tcPr>
+            <w:tcW w:w="2340" w:type="dxa"/>
+          </w:tcPr>
+          <w:p>
+            <w:pPr/>
+            <w:r>
+              <w:t xml:space="preserve">64 h</w:t>
+            </w:r>
+          </w:p>
+        </w:tc>
+        <w:tc>
+          <w:tcPr>
+            <w:tcW w:w="2340" w:type="dxa"/>
+          </w:tcPr>
+          <w:p>
+            <w:pPr/>
+            <w:r>
+              <w:t xml:space="preserve">A specialty. B1 or B2 plus 2 of B3, B4, B5 make an L2.</w:t>
+            </w:r>
+          </w:p>
+        </w:tc>
+      </w:tr>
+      <w:tr>
+        <w:tc>
+          <w:tcPr>
+            <w:tcW w:w="2340" w:type="dxa"/>
+          </w:tcPr>
+          <w:p>
+            <w:pPr/>
+            <w:r>
+              <w:t xml:space="preserve">A (advanced)</w:t>
+            </w:r>
+          </w:p>
+        </w:tc>
+        <w:tc>
+          <w:tcPr>
+            <w:tcW w:w="2340" w:type="dxa"/>
+          </w:tcPr>
+          <w:p>
+            <w:pPr/>
+            <w:r>
+              <w:t xml:space="preserve">A1 Reporting and Analysis, A2 IDR Strategy, A3 Medical Terminology, A4 Billing Strategy, A5 Innovation</w:t>
+            </w:r>
+          </w:p>
+        </w:tc>
+        <w:tc>
+          <w:tcPr>
+            <w:tcW w:w="2340" w:type="dxa"/>
+          </w:tcPr>
+          <w:p>
+            <w:pPr/>
+            <w:r>
+              <w:t xml:space="preserve">62 h</w:t>
+            </w:r>
+          </w:p>
+        </w:tc>
+        <w:tc>
+          <w:tcPr>
+            <w:tcW w:w="2340" w:type="dxa"/>
+          </w:tcPr>
+          <w:p>
+            <w:pPr/>
+            <w:r>
+              <w:t xml:space="preserve">The team's experts. Needed for L3 and above.</w:t>
+            </w:r>
+          </w:p>
+        </w:tc>
+      </w:tr>
+    </w:tbl>
     <w:p>
       <w:pPr/>
       <w:r>
@@ -54,13 +259,7 @@
         </w:numPr>
       </w:pPr>
       <w:r>
-        <w:rPr>
-          <w:b/>
-        </w:rPr>
-        <w:t xml:space="preserve">Academy module.</w:t>
-      </w:r>
-      <w:r>
-        <w:t xml:space="preserve"> Training run by the Academy owner (see Who runs the badge program), ending in a written or practical check.</w:t>
+        <w:t xml:space="preserve">Academy module. Classroom training run by the Academy (see Who runs the badge program), ending in a written or practical check.</w:t>
       </w:r>
     </w:p>
     <w:p>
@@ -72,13 +271,7 @@
         </w:numPr>
       </w:pPr>
       <w:r>
-        <w:rPr>
-          <w:b/>
-        </w:rPr>
-        <w:t xml:space="preserve">Supervised production.</w:t>
-      </w:r>
-      <w:r>
-        <w:t xml:space="preserve"> A set number of real cases done under a badge-holder's review. The holder signs off each case in ClickUp.</w:t>
+        <w:t xml:space="preserve">Supervised production. A set number of real cases done under a badge-holder's review. The holder signs off each case in ClickUp.</w:t>
       </w:r>
     </w:p>
     <w:p>
@@ -90,13 +283,7 @@
         </w:numPr>
       </w:pPr>
       <w:r>
-        <w:rPr>
-          <w:b/>
-        </w:rPr>
-        <w:t xml:space="preserve">Assessment.</w:t>
-      </w:r>
-      <w:r>
-        <w:t xml:space="preserve"> The Badge Panel scores a practical test plus a random sample of the supervised cases.</w:t>
+        <w:t xml:space="preserve">Assessment. The Badge Panel scores a practical test plus a random sample of the supervised cases. Assessments run in the quarterly test windows: the last two weeks of March, June, September and December. Members enrol up to 4 weeks before.</w:t>
       </w:r>
     </w:p>
     <w:p>
@@ -108,13 +295,19 @@
         </w:numPr>
       </w:pPr>
       <w:r>
+        <w:t xml:space="preserve">Award. The Academy chair confirms the badge. Routing rights switch on the same day.</w:t>
+      </w:r>
+    </w:p>
+    <w:p>
+      <w:pPr/>
+      <w:r>
         <w:rPr>
           <w:b/>
         </w:rPr>
-        <w:t xml:space="preserve">Award.</w:t>
-      </w:r>
-      <w:r>
-        <w:t xml:space="preserve"> The Academy owner confirms the badge. Routing rights switch on the same day.</w:t>
+        <w:t xml:space="preserve">Testing out:</w:t>
+      </w:r>
+      <w:r>
+        <w:t xml:space="preserve"> a member who already does the work can sit a badge test in any window without the course. A pass is followed by 10 supervised cases before ClickUp routing switches on. New hires and people new to a task take the full course and supervised production.</w:t>
       </w:r>
     </w:p>
     <w:p>
@@ -135,16 +328,7 @@
         </w:numPr>
       </w:pPr>
       <w:r>
-        <w:t xml:space="preserve">QA scores use the QA department's checklist for each badge. A </w:t>
-      </w:r>
-      <w:r>
-        <w:rPr>
-          <w:b/>
-        </w:rPr>
-        <w:t xml:space="preserve">critical error</w:t>
-      </w:r>
-      <w:r>
-        <w:t xml:space="preserve"> (missed deadline, wrong payer or patient, PHI sent to the wrong party, unsupported code) fails the case regardless of score.</w:t>
+        <w:t xml:space="preserve">QA scores use the QA department's checklist for each badge.</w:t>
       </w:r>
     </w:p>
     <w:p>
@@ -156,7 +340,7 @@
         </w:numPr>
       </w:pPr>
       <w:r>
-        <w:t xml:space="preserve">Assessors may not assess members of their own team.</w:t>
+        <w:t xml:space="preserve">A critical error fails the case regardless of score: document on the wrong patient or account; missed deadline; PHI sent to the wrong party or an unapproved tool; unsupported code or level; appeal after the payer's limit; settlement or offer outside decision rights without approval; unbalanced posting batch.</w:t>
       </w:r>
     </w:p>
     <w:p>
@@ -168,7 +352,19 @@
         </w:numPr>
       </w:pPr>
       <w:r>
-        <w:t xml:space="preserve">Thresholds below are starting values. The Academy owner and the QA department review them after the first two quarters of data.</w:t>
+        <w:t xml:space="preserve">Assessors may not assess members of their own team.</w:t>
+      </w:r>
+    </w:p>
+    <w:p>
+      <w:pPr>
+        <w:pStyle w:val="ListParagraph"/>
+        <w:numPr>
+          <w:ilvl w:val="0"/>
+          <w:numId w:val="3"/>
+        </w:numPr>
+      </w:pPr>
+      <w:r>
+        <w:t xml:space="preserve">Thresholds below are starting values. The Academy Committee and the QA department review them after the first two quarters of data.</w:t>
       </w:r>
     </w:p>
     <w:p>
@@ -397,7 +593,7 @@
           <w:p>
             <w:pPr/>
             <w:r>
-              <w:t xml:space="preserve">A team manager, with the A4 Payer Strategy holders</w:t>
+              <w:t xml:space="preserve">A team manager, with the B4 Payer Strategy holders</w:t>
             </w:r>
           </w:p>
         </w:tc>
@@ -495,7 +691,7 @@
     <w:p>
       <w:pPr/>
       <w:r>
-        <w:t xml:space="preserve">Level is set by badges held plus results on the specialist's own portfolio; former title plays no part. Promotion is reviewed quarterly, and a level is confirmed only when both columns are met for two consecutive months.</w:t>
+        <w:t xml:space="preserve">Level is set by the badges held; former title plays no part. L1 and L2 are automatic once the badges are held. L3, L4 and L5 need the badges and a leveling test.</w:t>
       </w:r>
     </w:p>
     <w:tbl>
@@ -548,7 +744,7 @@
           <w:p>
             <w:pPr/>
             <w:r>
-              <w:t xml:space="preserve">Performance required</w:t>
+              <w:t xml:space="preserve">Badges held</w:t>
             </w:r>
           </w:p>
         </w:tc>
@@ -560,7 +756,7 @@
           <w:p>
             <w:pPr/>
             <w:r>
-              <w:t xml:space="preserve">Portfolio tier</w:t>
+              <w:t xml:space="preserve">How you get it</w:t>
             </w:r>
           </w:p>
         </w:tc>
@@ -572,7 +768,7 @@
           <w:p>
             <w:pPr/>
             <w:r>
-              <w:t xml:space="preserve">Typical role</w:t>
+              <w:t xml:space="preserve">Portfolio and role</w:t>
             </w:r>
           </w:p>
         </w:tc>
@@ -585,6 +781,63 @@
           <w:p>
             <w:pPr/>
             <w:r>
+              <w:t xml:space="preserve">L0 Junior RCM Specialist</w:t>
+            </w:r>
+          </w:p>
+        </w:tc>
+        <w:tc>
+          <w:tcPr>
+            <w:tcW w:w="1872" w:type="dxa"/>
+          </w:tcPr>
+          <w:p>
+            <w:pPr/>
+            <w:r>
+              <w:t xml:space="preserve">None; newly recruited</w:t>
+            </w:r>
+          </w:p>
+        </w:tc>
+        <w:tc>
+          <w:tcPr>
+            <w:tcW w:w="1872" w:type="dxa"/>
+          </w:tcPr>
+          <w:p>
+            <w:pPr/>
+            <w:r>
+              <w:t xml:space="preserve">0</w:t>
+            </w:r>
+          </w:p>
+        </w:tc>
+        <w:tc>
+          <w:tcPr>
+            <w:tcW w:w="1872" w:type="dxa"/>
+          </w:tcPr>
+          <w:p>
+            <w:pPr/>
+            <w:r>
+              <w:t xml:space="preserve">On hire</w:t>
+            </w:r>
+          </w:p>
+        </w:tc>
+        <w:tc>
+          <w:tcPr>
+            <w:tcW w:w="1872" w:type="dxa"/>
+          </w:tcPr>
+          <w:p>
+            <w:pPr/>
+            <w:r>
+              <w:t xml:space="preserve">Onboarding and C badge training</w:t>
+            </w:r>
+          </w:p>
+        </w:tc>
+      </w:tr>
+      <w:tr>
+        <w:tc>
+          <w:tcPr>
+            <w:tcW w:w="1872" w:type="dxa"/>
+          </w:tcPr>
+          <w:p>
+            <w:pPr/>
+            <w:r>
               <w:t xml:space="preserve">L1 RCM Specialist I</w:t>
             </w:r>
           </w:p>
@@ -596,7 +849,7 @@
           <w:p>
             <w:pPr/>
             <w:r>
-              <w:t xml:space="preserve">Working toward the 5 core badges</w:t>
+              <w:t xml:space="preserve">All 5 C badges</w:t>
             </w:r>
           </w:p>
         </w:tc>
@@ -607,7 +860,7 @@
           <w:p>
             <w:pPr/>
             <w:r>
-              <w:t xml:space="preserve">Meets work-unit target after 90 days; QA at or above 90%</w:t>
+              <w:t xml:space="preserve">5</w:t>
             </w:r>
           </w:p>
         </w:tc>
@@ -618,10 +871,23 @@
           <w:p>
             <w:pPr/>
             <w:r>
+              <w:t xml:space="preserve">Automatic at the next quarterly window once the badges are held</w:t>
+            </w:r>
+          </w:p>
+        </w:tc>
+        <w:tc>
+          <w:tcPr>
+            <w:tcW w:w="1872" w:type="dxa"/>
+          </w:tcPr>
+          <w:p>
+            <w:pPr/>
+            <w:r>
               <w:t xml:space="preserve">Tier 3 (low-dollar, high-volume)</w:t>
             </w:r>
           </w:p>
         </w:tc>
+      </w:tr>
+      <w:tr>
         <w:tc>
           <w:tcPr>
             <w:tcW w:w="1872" w:type="dxa"/>
@@ -629,12 +895,10 @@
           <w:p>
             <w:pPr/>
             <w:r>
-              <w:t xml:space="preserve">New hire or retraining</w:t>
-            </w:r>
-          </w:p>
-        </w:tc>
-      </w:tr>
-      <w:tr>
+              <w:t xml:space="preserve">L2 RCM Specialist II</w:t>
+            </w:r>
+          </w:p>
+        </w:tc>
         <w:tc>
           <w:tcPr>
             <w:tcW w:w="1872" w:type="dxa"/>
@@ -642,7 +906,7 @@
           <w:p>
             <w:pPr/>
             <w:r>
-              <w:t xml:space="preserve">L2 RCM Specialist II</w:t>
+              <w:t xml:space="preserve">All 5 C + B1 or B2 + 2 of B3, B4, B5</w:t>
             </w:r>
           </w:p>
         </w:tc>
@@ -653,7 +917,7 @@
           <w:p>
             <w:pPr/>
             <w:r>
-              <w:t xml:space="preserve">All 5 core badges</w:t>
+              <w:t xml:space="preserve">8</w:t>
             </w:r>
           </w:p>
         </w:tc>
@@ -664,7 +928,7 @@
           <w:p>
             <w:pPr/>
             <w:r>
-              <w:t xml:space="preserve">Work units at or above 100% of target; QA at or above 95%; zero missed deadlines in the quarter</w:t>
+              <w:t xml:space="preserve">Automatic at the next quarterly window once the badges are held</w:t>
             </w:r>
           </w:p>
         </w:tc>
@@ -675,10 +939,12 @@
           <w:p>
             <w:pPr/>
             <w:r>
-              <w:t xml:space="preserve">Tier 2 (standard NSA)</w:t>
-            </w:r>
-          </w:p>
-        </w:tc>
+              <w:t xml:space="preserve">Tier 2 (standard NSA); full-cycle account owner</w:t>
+            </w:r>
+          </w:p>
+        </w:tc>
+      </w:tr>
+      <w:tr>
         <w:tc>
           <w:tcPr>
             <w:tcW w:w="1872" w:type="dxa"/>
@@ -686,12 +952,10 @@
           <w:p>
             <w:pPr/>
             <w:r>
-              <w:t xml:space="preserve">Full-cycle account owner</w:t>
-            </w:r>
-          </w:p>
-        </w:tc>
-      </w:tr>
-      <w:tr>
+              <w:t xml:space="preserve">L3 Senior Specialist I</w:t>
+            </w:r>
+          </w:p>
+        </w:tc>
         <w:tc>
           <w:tcPr>
             <w:tcW w:w="1872" w:type="dxa"/>
@@ -699,7 +963,7 @@
           <w:p>
             <w:pPr/>
             <w:r>
-              <w:t xml:space="preserve">L3 Senior Specialist I</w:t>
+              <w:t xml:space="preserve">All 5 C + all 5 B + at least 1 of 5 A</w:t>
             </w:r>
           </w:p>
         </w:tc>
@@ -710,7 +974,7 @@
           <w:p>
             <w:pPr/>
             <w:r>
-              <w:t xml:space="preserve">All core + 2 advanced from A1, A2 and A3</w:t>
+              <w:t xml:space="preserve">11</w:t>
             </w:r>
           </w:p>
         </w:tc>
@@ -721,7 +985,7 @@
           <w:p>
             <w:pPr/>
             <w:r>
-              <w:t xml:space="preserve">Net Recovery in the top 40% of the tier; QA at or above 97%</w:t>
+              <w:t xml:space="preserve">The badges make you eligible for the L3 leveling test</w:t>
             </w:r>
           </w:p>
         </w:tc>
@@ -732,10 +996,12 @@
           <w:p>
             <w:pPr/>
             <w:r>
-              <w:t xml:space="preserve">Tier 1 (high-dollar, hardest payers)</w:t>
-            </w:r>
-          </w:p>
-        </w:tc>
+              <w:t xml:space="preserve">Tier 1 (high-dollar, hardest payers); team expert, peer QA, mentor</w:t>
+            </w:r>
+          </w:p>
+        </w:tc>
+      </w:tr>
+      <w:tr>
         <w:tc>
           <w:tcPr>
             <w:tcW w:w="1872" w:type="dxa"/>
@@ -743,12 +1009,10 @@
           <w:p>
             <w:pPr/>
             <w:r>
-              <w:t xml:space="preserve">Team expert, peer QA, mentor; eligible for team lead</w:t>
-            </w:r>
-          </w:p>
-        </w:tc>
-      </w:tr>
-      <w:tr>
+              <w:t xml:space="preserve">L4 Senior Specialist II</w:t>
+            </w:r>
+          </w:p>
+        </w:tc>
         <w:tc>
           <w:tcPr>
             <w:tcW w:w="1872" w:type="dxa"/>
@@ -756,7 +1020,7 @@
           <w:p>
             <w:pPr/>
             <w:r>
-              <w:t xml:space="preserve">L4 Senior Specialist II</w:t>
+              <w:t xml:space="preserve">All 5 C + all 5 B + at least 3 of 5 A</w:t>
             </w:r>
           </w:p>
         </w:tc>
@@ -767,7 +1031,7 @@
           <w:p>
             <w:pPr/>
             <w:r>
-              <w:t xml:space="preserve">All core + A2 + A4 + either A1 or A3</w:t>
+              <w:t xml:space="preserve">13</w:t>
             </w:r>
           </w:p>
         </w:tc>
@@ -778,7 +1042,7 @@
           <w:p>
             <w:pPr/>
             <w:r>
-              <w:t xml:space="preserve">Net Recovery in the top 20% of the tier; teaches at least one Academy module</w:t>
+              <w:t xml:space="preserve">The badges make you eligible for the L4 leveling test</w:t>
             </w:r>
           </w:p>
         </w:tc>
@@ -789,10 +1053,12 @@
           <w:p>
             <w:pPr/>
             <w:r>
-              <w:t xml:space="preserve">Tier 1 + one specialty-group lead</w:t>
-            </w:r>
-          </w:p>
-        </w:tc>
+              <w:t xml:space="preserve">Tier 1 + one specialty-group lead; Badge Panel assessor, Academy trainer</w:t>
+            </w:r>
+          </w:p>
+        </w:tc>
+      </w:tr>
+      <w:tr>
         <w:tc>
           <w:tcPr>
             <w:tcW w:w="1872" w:type="dxa"/>
@@ -800,12 +1066,10 @@
           <w:p>
             <w:pPr/>
             <w:r>
-              <w:t xml:space="preserve">Specialty-group lead, Badge Panel assessor, Academy trainer</w:t>
-            </w:r>
-          </w:p>
-        </w:tc>
-      </w:tr>
-      <w:tr>
+              <w:t xml:space="preserve">L5 Principal (Leadership): Team Lead, Manager, Senior Manager</w:t>
+            </w:r>
+          </w:p>
+        </w:tc>
         <w:tc>
           <w:tcPr>
             <w:tcW w:w="1872" w:type="dxa"/>
@@ -813,7 +1077,7 @@
           <w:p>
             <w:pPr/>
             <w:r>
-              <w:t xml:space="preserve">L5 Principal (Leadership)</w:t>
+              <w:t xml:space="preserve">All 5 C + all 5 B + at least 4 of 5 A</w:t>
             </w:r>
           </w:p>
         </w:tc>
@@ -824,7 +1088,7 @@
           <w:p>
             <w:pPr/>
             <w:r>
-              <w:t xml:space="preserve">Team leads, managers and the Senior Manager only</w:t>
+              <w:t xml:space="preserve">14</w:t>
             </w:r>
           </w:p>
         </w:tc>
@@ -835,7 +1099,7 @@
           <w:p>
             <w:pPr/>
             <w:r>
-              <w:t xml:space="preserve">Set by the leadership role</w:t>
+              <w:t xml:space="preserve">The badges make you eligible for the L5 leveling test; a team lead or manager post is also required (internal posting)</w:t>
             </w:r>
           </w:p>
         </w:tc>
@@ -850,19 +1114,44 @@
             </w:r>
           </w:p>
         </w:tc>
-        <w:tc>
-          <w:tcPr>
-            <w:tcW w:w="1872" w:type="dxa"/>
-          </w:tcPr>
-          <w:p>
-            <w:pPr/>
-            <w:r>
-              <w:t xml:space="preserve">Team Lead, Manager, Senior Manager</w:t>
-            </w:r>
-          </w:p>
-        </w:tc>
       </w:tr>
     </w:tbl>
+    <w:p>
+      <w:pPr/>
+      <w:r>
+        <w:rPr>
+          <w:b/>
+        </w:rPr>
+        <w:t xml:space="preserve">Leveling tests (L3, L4, L5):</w:t>
+      </w:r>
+      <w:r>
+        <w:t xml:space="preserve"> run in the quarterly test windows. Each is a case-based exam across the level's badges plus a review of the last 6 months: QA 95% or higher for L3, 97% or higher for L4 and L5, and zero missed deadlines. L5 adds a coaching assessment (team lead) or a leadership assessment (manager).</w:t>
+      </w:r>
+    </w:p>
+    <w:p>
+      <w:pPr/>
+      <w:r>
+        <w:rPr>
+          <w:b/>
+        </w:rPr>
+        <w:t xml:space="preserve">Annual top 10%:</w:t>
+      </w:r>
+      <w:r>
+        <w:t xml:space="preserve"> every December, members are ranked within their level on the year's KPIs. The top 10% automatically earn any badges of their current level they don't yet hold. An L2 in the top 10% moves up to L3 without the leveling test. Any L3 badges still missing are earned in the next 12 months while the level is kept.</w:t>
+      </w:r>
+    </w:p>
+    <w:p>
+      <w:pPr/>
+      <w:r>
+        <w:rPr>
+          <w:b/>
+        </w:rPr>
+        <w:t xml:space="preserve">New-hire path:</w:t>
+      </w:r>
+      <w:r>
+        <w:t xml:space="preserve"> L0 2-week onboarding, then C1 and C4 (months 1–2), C2 and C5 (months 3–4) and C3 (months 5–6). L1 follows automatically. Then B1 or B2 plus 2 of B3, B4, B5 lead to L2 automatically, typically 6–12 months later.</w:t>
+      </w:r>
+    </w:p>
     <w:p>
       <w:pPr/>
       <w:r>
@@ -872,7 +1161,7 @@
         <w:t xml:space="preserve">Leadership (L5):</w:t>
       </w:r>
       <w:r>
-        <w:t xml:space="preserve"> Team Lead requires L3 or L4 plus a coaching assessment. Manager requires 12 months as a team lead, or L4 plus leadership training. Leaders keep their badges and their QA reviews.</w:t>
+        <w:t xml:space="preserve"> team leads and managers keep their badges and their QA reviews.</w:t>
       </w:r>
     </w:p>
     <w:p>
@@ -880,13 +1169,13 @@
         <w:pStyle w:val="Heading2"/>
       </w:pPr>
       <w:r>
-        <w:t xml:space="preserve">Core badges (all five required for L2)</w:t>
+        <w:t xml:space="preserve">C badges (core)</w:t>
       </w:r>
     </w:p>
     <w:p>
       <w:pPr/>
       <w:r>
-        <w:t xml:space="preserve">The core badges cover all the routine work on an account, so any L2 can own an account end to end and cover for a colleague.</w:t>
+        <w:t xml:space="preserve">The C badges cover the routine work on every account, so any L1 can work an account and cover for a colleague. All five are needed for L1. Classroom total: 38 hours.</w:t>
       </w:r>
     </w:p>
     <w:p>
@@ -894,7 +1183,7 @@
         <w:pStyle w:val="Heading3"/>
       </w:pPr>
       <w:r>
-        <w:t xml:space="preserve">C1. Claim Follow-up and Receipt Confirmation</w:t>
+        <w:t xml:space="preserve">C1. Attaching Docs</w:t>
       </w:r>
     </w:p>
     <w:tbl>
@@ -956,7 +1245,7 @@
           <w:p>
             <w:pPr/>
             <w:r>
-              <w:t xml:space="preserve">Confirming payer receipt of paper claims, status follow-up by portal and phone, resubmission requests to Logistics, attaching received documents to the patient hub</w:t>
+              <w:t xml:space="preserve">Attaching and indexing EOBs, remits, medical records, payer letters and correspondence to the right patient hub and ClickUp task; requesting missing documents</w:t>
             </w:r>
           </w:p>
         </w:tc>
@@ -980,7 +1269,7 @@
           <w:p>
             <w:pPr/>
             <w:r>
-              <w:t xml:space="preserve">None</w:t>
+              <w:t xml:space="preserve">None (classroom 4 h)</w:t>
             </w:r>
           </w:p>
         </w:tc>
@@ -1004,7 +1293,7 @@
           <w:p>
             <w:pPr/>
             <w:r>
-              <w:t xml:space="preserve">Logs the mail date for every claim; confirms payer receipt within 21 days of mailing; every open claim has a next-action date; correct ClickUp status on every touch; follows the payer call script and records the reference number</w:t>
+              <w:t xml:space="preserve">Every document indexed to the right patient, account and date of service; document type and date recorded on every upload; each document linked to its ClickUp task; missing documents requested within 2 business days and the request logged</w:t>
             </w:r>
           </w:p>
         </w:tc>
@@ -1028,7 +1317,7 @@
           <w:p>
             <w:pPr/>
             <w:r>
-              <w:t xml:space="preserve">40 claims across at least 5 payers</w:t>
+              <w:t xml:space="preserve">50 accounts</w:t>
             </w:r>
           </w:p>
         </w:tc>
@@ -1052,7 +1341,7 @@
           <w:p>
             <w:pPr/>
             <w:r>
-              <w:t xml:space="preserve">Live status check of 10 claims with the assessor watching; review of 3 recorded payer calls</w:t>
+              <w:t xml:space="preserve">Index 20 mixed documents to the right accounts</w:t>
             </w:r>
           </w:p>
         </w:tc>
@@ -1076,7 +1365,7 @@
           <w:p>
             <w:pPr/>
             <w:r>
-              <w:t xml:space="preserve">95% or higher on the supervised cases</w:t>
+              <w:t xml:space="preserve">98% or higher</w:t>
             </w:r>
           </w:p>
         </w:tc>
@@ -1100,7 +1389,7 @@
           <w:p>
             <w:pPr/>
             <w:r>
-              <w:t xml:space="preserve">93% or higher each quarter</w:t>
+              <w:t xml:space="preserve">97% or higher each quarter</w:t>
             </w:r>
           </w:p>
         </w:tc>
@@ -1124,7 +1413,7 @@
           <w:p>
             <w:pPr/>
             <w:r>
-              <w:t xml:space="preserve">Claim left without a next-action date for more than 14 days; wrong patient or payer on a call; documents attached to the wrong account</w:t>
+              <w:t xml:space="preserve">Document attached to the wrong patient or account; records sent to the wrong party when requesting missing documents</w:t>
             </w:r>
           </w:p>
         </w:tc>
@@ -1135,7 +1424,7 @@
         <w:pStyle w:val="Heading3"/>
       </w:pPr>
       <w:r>
-        <w:t xml:space="preserve">C2. Open Negotiation (OMB)</w:t>
+        <w:t xml:space="preserve">C2. Claim Follow-up</w:t>
       </w:r>
     </w:p>
     <w:tbl>
@@ -1197,7 +1486,7 @@
           <w:p>
             <w:pPr/>
             <w:r>
-              <w:t xml:space="preserve">Determining NSA eligibility at the initial payment or denial, sending the Open Negotiation notice (OMB form), running the 30-business-day negotiation period, settling within decision rights, logging the outcome</w:t>
+              <w:t xml:space="preserve">Confirming payer receipt, status follow-up, next-action dates, resubmission requests to Logistics</w:t>
             </w:r>
           </w:p>
         </w:tc>
@@ -1221,7 +1510,7 @@
           <w:p>
             <w:pPr/>
             <w:r>
-              <w:t xml:space="preserve">C1</w:t>
+              <w:t xml:space="preserve">C1 (classroom 8 h)</w:t>
             </w:r>
           </w:p>
         </w:tc>
@@ -1245,7 +1534,7 @@
           <w:p>
             <w:pPr/>
             <w:r>
-              <w:t xml:space="preserve">Classifies NSA eligibility correctly (emergency service, out of network, plan type, date of initial payment or denial); notice is complete with the right claim items and QPA and sent with proof of delivery inside the 30-business-day window; negotiation counter-offers follow the pricing guide; every settlement is inside the specialist's decision rights or approved by the TL or manager</w:t>
+              <w:t xml:space="preserve">Logs the mail date for every claim; confirms payer receipt within 21 days of mailing; every open claim has a next-action date; correct ClickUp status on every touch; resubmission requests to Logistics complete on the first pass</w:t>
             </w:r>
           </w:p>
         </w:tc>
@@ -1269,7 +1558,7 @@
           <w:p>
             <w:pPr/>
             <w:r>
-              <w:t xml:space="preserve">30 notices and 10 negotiations</w:t>
+              <w:t xml:space="preserve">40 claims across at least 5 payers</w:t>
             </w:r>
           </w:p>
         </w:tc>
@@ -1293,7 +1582,7 @@
           <w:p>
             <w:pPr/>
             <w:r>
-              <w:t xml:space="preserve">Eligibility test of 20 scenarios (90% or higher); one practical notice; one negotiation role-play scored by the assessor</w:t>
+              <w:t xml:space="preserve">Live status check of 10 claims with the assessor watching</w:t>
             </w:r>
           </w:p>
         </w:tc>
@@ -1317,7 +1606,7 @@
           <w:p>
             <w:pPr/>
             <w:r>
-              <w:t xml:space="preserve">98% or higher (deadline-critical work)</w:t>
+              <w:t xml:space="preserve">95% or higher on the supervised cases</w:t>
             </w:r>
           </w:p>
         </w:tc>
@@ -1341,7 +1630,7 @@
           <w:p>
             <w:pPr/>
             <w:r>
-              <w:t xml:space="preserve">97% or higher each quarter</w:t>
+              <w:t xml:space="preserve">93% or higher each quarter</w:t>
             </w:r>
           </w:p>
         </w:tc>
@@ -1365,7 +1654,7 @@
           <w:p>
             <w:pPr/>
             <w:r>
-              <w:t xml:space="preserve">Notice sent outside the window; wrong items or missing QPA; settlement accepted beyond decision rights</w:t>
+              <w:t xml:space="preserve">Claim left without a next-action date for more than 14 days; follow-up on the wrong patient or payer; missed timely-filing or resubmission deadline</w:t>
             </w:r>
           </w:p>
         </w:tc>
@@ -1376,7 +1665,7 @@
         <w:pStyle w:val="Heading3"/>
       </w:pPr>
       <w:r>
-        <w:t xml:space="preserve">C3. NNSA Appeal</w:t>
+        <w:t xml:space="preserve">C3. Appeal</w:t>
       </w:r>
     </w:p>
     <w:tbl>
@@ -1438,7 +1727,7 @@
           <w:p>
             <w:pPr/>
             <w:r>
-              <w:t xml:space="preserve">Code appeals and money appeals under the NNSA process maps, including state-regulated plan claims; non-NSA denial resolution; applying the 12-month closing rule</w:t>
+              <w:t xml:space="preserve">Code and money appeals under the NNSA process maps, including state-regulated plan claims; non-NSA denial resolution; the appeal letter library; payer appeal limits; applying the 12-month closing rule</w:t>
             </w:r>
           </w:p>
         </w:tc>
@@ -1462,7 +1751,7 @@
           <w:p>
             <w:pPr/>
             <w:r>
-              <w:t xml:space="preserve">C1</w:t>
+              <w:t xml:space="preserve">C2 (classroom 10 h)</w:t>
             </w:r>
           </w:p>
         </w:tc>
@@ -1486,7 +1775,7 @@
           <w:p>
             <w:pPr/>
             <w:r>
-              <w:t xml:space="preserve">Selects the right appeal type; uses the approved letter template and cites the medical-necessity report; files within the payer's appeal limit; recommends closure at 12 months from DOS, with a final review for high-dollar claims</w:t>
+              <w:t xml:space="preserve">Selects the right appeal type; uses the approved letter from the library and cites the medical-necessity report; files within the payer's appeal limit; recommends closure at 12 months from DOS, with a final review for high-dollar claims</w:t>
             </w:r>
           </w:p>
         </w:tc>
@@ -1617,7 +1906,7 @@
         <w:pStyle w:val="Heading3"/>
       </w:pPr>
       <w:r>
-        <w:t xml:space="preserve">C4. Payment Posting and Reconciliation</w:t>
+        <w:t xml:space="preserve">C4. Payment Posting</w:t>
       </w:r>
     </w:p>
     <w:tbl>
@@ -1679,7 +1968,7 @@
           <w:p>
             <w:pPr/>
             <w:r>
-              <w:t xml:space="preserve">Working the ERA exception queue, manual posting (about 10% of payments), posting IDR award payments, adjustments, refund flags, claim closure</w:t>
+              <w:t xml:space="preserve">Working the ERA exception queue, manual posting (about 10% of payments), posting IDR award payments, adjustments, refunds, claim closure</w:t>
             </w:r>
           </w:p>
         </w:tc>
@@ -1703,7 +1992,7 @@
           <w:p>
             <w:pPr/>
             <w:r>
-              <w:t xml:space="preserve">None</w:t>
+              <w:t xml:space="preserve">None (classroom 8 h)</w:t>
             </w:r>
           </w:p>
         </w:tc>
@@ -1858,7 +2147,7 @@
         <w:pStyle w:val="Heading3"/>
       </w:pPr>
       <w:r>
-        <w:t xml:space="preserve">C5. Medical-Necessity Report and Documentation</w:t>
+        <w:t xml:space="preserve">C5. Medical-Necessity Report</w:t>
       </w:r>
     </w:p>
     <w:tbl>
@@ -1920,7 +2209,7 @@
           <w:p>
             <w:pPr/>
             <w:r>
-              <w:t xml:space="preserve">Generating the medical-necessity report with the approved LLM prompt library, reviewing and correcting it against the chart, filing it to the patient hub</w:t>
+              <w:t xml:space="preserve">Generating the medical-necessity report with the approved LLM prompt library, checking and correcting it against the chart, filing it to the patient hub within 1 business day</w:t>
             </w:r>
           </w:p>
         </w:tc>
@@ -1944,7 +2233,7 @@
           <w:p>
             <w:pPr/>
             <w:r>
-              <w:t xml:space="preserve">None</w:t>
+              <w:t xml:space="preserve">C1 (classroom 8 h)</w:t>
             </w:r>
           </w:p>
         </w:tc>
@@ -2099,13 +2388,13 @@
         <w:pStyle w:val="Heading2"/>
       </w:pPr>
       <w:r>
-        <w:t xml:space="preserve">Advanced badges (2 for L3; A2, A4 and one more for L4)</w:t>
+        <w:t xml:space="preserve">B badges (specialist)</w:t>
       </w:r>
     </w:p>
     <w:p>
       <w:pPr/>
       <w:r>
-        <w:t xml:space="preserve">Advanced badges mark the team's experts; each team needs at least 2 holders of each. They carry stricter review cycles because errors here cost the most.</w:t>
+        <w:t xml:space="preserve">The B badges are the specialties. B1 or B2 plus 2 of B3, B4 and B5 make an L2; all five are needed for L3. Every team keeps at least 2 holders of each. Classroom total: 64 hours.</w:t>
       </w:r>
     </w:p>
     <w:p>
@@ -2113,7 +2402,7 @@
         <w:pStyle w:val="Heading3"/>
       </w:pPr>
       <w:r>
-        <w:t xml:space="preserve">A1. Coding (Certified)</w:t>
+        <w:t xml:space="preserve">B1. Coding</w:t>
       </w:r>
     </w:p>
     <w:tbl>
@@ -2175,7 +2464,7 @@
           <w:p>
             <w:pPr/>
             <w:r>
-              <w:t xml:space="preserve">ER professional and facility coding: E/M level, procedures, ICD-10, modifiers, claim scrubbing, HCFA and UB-04 preparation for Logistics</w:t>
+              <w:t xml:space="preserve">ER professional and facility coding: E/M levels 99281–99285, procedures, ICD-10, modifiers, claim scrubbing, HCFA and UB-04 preparation for Logistics</w:t>
             </w:r>
           </w:p>
         </w:tc>
@@ -2199,7 +2488,7 @@
           <w:p>
             <w:pPr/>
             <w:r>
-              <w:t xml:space="preserve">Active coding certification (CPC, COC or CCS); C5</w:t>
+              <w:t xml:space="preserve">C5 (classroom 20 h)</w:t>
             </w:r>
           </w:p>
         </w:tc>
@@ -2247,7 +2536,7 @@
           <w:p>
             <w:pPr/>
             <w:r>
-              <w:t xml:space="preserve">200 charts: 100% review of the first 50, then a 20% sample</w:t>
+              <w:t xml:space="preserve">200 charts: every one of the first 50 reviewed, then a 20% sample</w:t>
             </w:r>
           </w:p>
         </w:tc>
@@ -2327,9 +2616,6 @@
               </w:rPr>
               <w:t xml:space="preserve">reviewed monthly</w:t>
             </w:r>
-            <w:r>
-              <w:t xml:space="preserve">; certification kept active</w:t>
-            </w:r>
           </w:p>
         </w:tc>
       </w:tr>
@@ -2363,7 +2649,7 @@
         <w:pStyle w:val="Heading3"/>
       </w:pPr>
       <w:r>
-        <w:t xml:space="preserve">A2. IDR Packet and Offer Strategy</w:t>
+        <w:t xml:space="preserve">B2. IDR Process Workflow</w:t>
       </w:r>
     </w:p>
     <w:tbl>
@@ -2425,7 +2711,7 @@
           <w:p>
             <w:pPr/>
             <w:r>
-              <w:t xml:space="preserve">Initiation and batching decisions, tickets to the US Gateway Desk, IDRE selection decisions, choosing offer amounts, writing the packet, logging determinations, reviewing outcomes</w:t>
+              <w:t xml:space="preserve">NSA eligibility at the initial payment or denial, the Open Negotiation notice (OMB form) and the 30-business-day period, IDR initiation, batching rules, entering disputes in the IDR Prep Studio, deadlines, logging determinations, award follow-up</w:t>
             </w:r>
           </w:p>
         </w:tc>
@@ -2449,7 +2735,7 @@
           <w:p>
             <w:pPr/>
             <w:r>
-              <w:t xml:space="preserve">C2 and C5</w:t>
+              <w:t xml:space="preserve">C2 (classroom 14 h)</w:t>
             </w:r>
           </w:p>
         </w:tc>
@@ -2473,7 +2759,7 @@
           <w:p>
             <w:pPr/>
             <w:r>
-              <w:t xml:space="preserve">Batching rules applied correctly (same payer, same or similar service codes, within the allowed window); offers follow the pricing guide; packet answers the QPA and the additional factors (acuity, complexity, good-faith negotiation); US desk tickets complete and correct on the first pass; zero missed deadlines</w:t>
+              <w:t xml:space="preserve">Classifies NSA eligibility correctly (emergency service, out of network, plan type, date of initial payment or denial); Open Negotiation notice complete with the right claim items and QPA and sent with proof of delivery inside the 30-business-day window; IDR initiated on time; batching rules applied correctly (same payer, same or similar service codes, within the allowed window); every Studio entry passes validation on the first pass; determinations logged and award payments followed up</w:t>
             </w:r>
           </w:p>
         </w:tc>
@@ -2497,7 +2783,7 @@
           <w:p>
             <w:pPr/>
             <w:r>
-              <w:t xml:space="preserve">20 batched disputes end to end, covering at least 160 codes</w:t>
+              <w:t xml:space="preserve">30 notices and 15 disputes prepared end to end</w:t>
             </w:r>
           </w:p>
         </w:tc>
@@ -2521,7 +2807,7 @@
           <w:p>
             <w:pPr/>
             <w:r>
-              <w:t xml:space="preserve">Case study: full packet and written offer rationale for one batched dispute; reviewed by a panel of 2 L4 Senior Specialists II or Badge Panel assessors</w:t>
+              <w:t xml:space="preserve">Eligibility test of 20 scenarios (90% or higher) plus one practical initiation</w:t>
             </w:r>
           </w:p>
         </w:tc>
@@ -2545,7 +2831,7 @@
           <w:p>
             <w:pPr/>
             <w:r>
-              <w:t xml:space="preserve">97% or higher, and 98% or higher first-pass ticket accuracy</w:t>
+              <w:t xml:space="preserve">98% or higher (deadline-critical work)</w:t>
             </w:r>
           </w:p>
         </w:tc>
@@ -2569,13 +2855,7 @@
           <w:p>
             <w:pPr/>
             <w:r>
-              <w:t xml:space="preserve">96% or higher and 97% or higher first-pass ticket accuracy, </w:t>
-            </w:r>
-            <w:r>
-              <w:rPr>
-                <w:b/>
-              </w:rPr>
-              <w:t xml:space="preserve">reviewed monthly</w:t>
+              <w:t xml:space="preserve">97% or higher each quarter</w:t>
             </w:r>
           </w:p>
         </w:tc>
@@ -2599,7 +2879,7 @@
           <w:p>
             <w:pPr/>
             <w:r>
-              <w:t xml:space="preserve">Missed initiation, selection or offer deadline; ticket that causes a wrong submission on the gateway; offer outside the pricing guide without approval</w:t>
+              <w:t xml:space="preserve">Notice or initiation outside its window; wrong items or missing QPA; dispute entered on the wrong account; settlement accepted beyond decision rights</w:t>
             </w:r>
           </w:p>
         </w:tc>
@@ -2610,7 +2890,7 @@
         <w:pStyle w:val="Heading3"/>
       </w:pPr>
       <w:r>
-        <w:t xml:space="preserve">A3. MVA and Adjuster Negotiation</w:t>
+        <w:t xml:space="preserve">B3. MVA and WComp Negotiation &amp; Process</w:t>
       </w:r>
     </w:p>
     <w:tbl>
@@ -2672,7 +2952,7 @@
           <w:p>
             <w:pPr/>
             <w:r>
-              <w:t xml:space="preserve">Auto-carrier claims, PIP and MedPay, liability claims, attorney and lien correspondence, settlement negotiation with adjusters</w:t>
+              <w:t xml:space="preserve">Order of coverage (auto, PIP, MedPay, health, liability), workers' compensation claims process and state fee schedules, liens and attorney correspondence, records authorization, adjuster negotiation</w:t>
             </w:r>
           </w:p>
         </w:tc>
@@ -2696,7 +2976,7 @@
           <w:p>
             <w:pPr/>
             <w:r>
-              <w:t xml:space="preserve">C1 and C3</w:t>
+              <w:t xml:space="preserve">C2 and C3 (classroom 12 h)</w:t>
             </w:r>
           </w:p>
         </w:tc>
@@ -2720,7 +3000,7 @@
           <w:p>
             <w:pPr/>
             <w:r>
-              <w:t xml:space="preserve">Identifies the order of coverage before billing; files within carrier limits; documents every offer and counter-offer; settles within decision rights; releases records only with valid authorization</w:t>
+              <w:t xml:space="preserve">Identifies the order of coverage before billing; bills workers' comp claims at the state fee schedule with the employer and claim number; files within carrier limits; documents every offer and counter-offer; settles within decision rights; releases records only with valid authorization</w:t>
             </w:r>
           </w:p>
         </w:tc>
@@ -2744,7 +3024,7 @@
           <w:p>
             <w:pPr/>
             <w:r>
-              <w:t xml:space="preserve">15 settlements</w:t>
+              <w:t xml:space="preserve">15 settlements, at least 5 of them workers' comp</w:t>
             </w:r>
           </w:p>
         </w:tc>
@@ -2840,7 +3120,7 @@
           <w:p>
             <w:pPr/>
             <w:r>
-              <w:t xml:space="preserve">Settlement below decision rights without approval; records released without authorization</w:t>
+              <w:t xml:space="preserve">Settlement outside decision rights without approval; records released without authorization; workers' comp claim billed to the wrong coverage</w:t>
             </w:r>
           </w:p>
         </w:tc>
@@ -2851,7 +3131,7 @@
         <w:pStyle w:val="Heading3"/>
       </w:pPr>
       <w:r>
-        <w:t xml:space="preserve">A4. Payer Strategy</w:t>
+        <w:t xml:space="preserve">B4. Payer Strategy</w:t>
       </w:r>
     </w:p>
     <w:tbl>
@@ -2913,7 +3193,7 @@
           <w:p>
             <w:pPr/>
             <w:r>
-              <w:t xml:space="preserve">Owning the playbook for 1–2 payers: QPA patterns, negotiation behavior, IDRE outcome trends, recommended offer ranges, escalation contacts; presenting monthly to the specialty group</w:t>
+              <w:t xml:space="preserve">Owning the playbook for 1–2 payers: QPA patterns, negotiation behavior, outcome trends, recommended offer ranges, escalation contacts; presenting monthly to the specialty group; feeding the pricing guide</w:t>
             </w:r>
           </w:p>
         </w:tc>
@@ -2937,7 +3217,7 @@
           <w:p>
             <w:pPr/>
             <w:r>
-              <w:t xml:space="preserve">A2 and L2 or above</w:t>
+              <w:t xml:space="preserve">B2 (classroom 10 h)</w:t>
             </w:r>
           </w:p>
         </w:tc>
@@ -3082,6 +3362,1466 @@
             <w:pPr/>
             <w:r>
               <w:t xml:space="preserve">Recommendation contradicting the outcome data; playbook shared outside the team</w:t>
+            </w:r>
+          </w:p>
+        </w:tc>
+      </w:tr>
+    </w:tbl>
+    <w:p>
+      <w:pPr>
+        <w:pStyle w:val="Heading3"/>
+      </w:pPr>
+      <w:r>
+        <w:t xml:space="preserve">B5. Payer Outreach</w:t>
+      </w:r>
+    </w:p>
+    <w:tbl>
+      <w:tblPr>
+        <w:tblStyle w:val="TableGrid"/>
+        <w:tblW w:w="0" w:type="auto"/>
+        <w:tblLayout w:type="fixed"/>
+        <w:tblLook w:val="04A0" w:firstRow="1" w:lastRow="0" w:firstColumn="0" w:lastColumn="0" w:noHBand="0" w:noVBand="1"/>
+      </w:tblPr>
+      <w:tblGrid>
+        <w:gridCol w:w="4680"/>
+        <w:gridCol w:w="4680"/>
+      </w:tblGrid>
+      <w:tr>
+        <w:trPr>
+          <w:tblHeader/>
+        </w:trPr>
+        <w:tc>
+          <w:tcPr>
+            <w:tcW w:w="4680" w:type="dxa"/>
+            <w:shd w:val="clear" w:color="auto" w:fill="F2F2F2"/>
+          </w:tcPr>
+          <w:p>
+            <w:pPr/>
+            <w:r>
+              <w:t xml:space="preserve">Element</w:t>
+            </w:r>
+          </w:p>
+        </w:tc>
+        <w:tc>
+          <w:tcPr>
+            <w:tcW w:w="4680" w:type="dxa"/>
+            <w:shd w:val="clear" w:color="auto" w:fill="F2F2F2"/>
+          </w:tcPr>
+          <w:p>
+            <w:pPr/>
+            <w:r>
+              <w:t xml:space="preserve">Standard</w:t>
+            </w:r>
+          </w:p>
+        </w:tc>
+      </w:tr>
+      <w:tr>
+        <w:tc>
+          <w:tcPr>
+            <w:tcW w:w="4680" w:type="dxa"/>
+          </w:tcPr>
+          <w:p>
+            <w:pPr/>
+            <w:r>
+              <w:t xml:space="preserve">Unlocks</w:t>
+            </w:r>
+          </w:p>
+        </w:tc>
+        <w:tc>
+          <w:tcPr>
+            <w:tcW w:w="4680" w:type="dxa"/>
+          </w:tcPr>
+          <w:p>
+            <w:pPr/>
+            <w:r>
+              <w:t xml:space="preserve">Payer calls, payer portals, provider-relations contacts, call scripts, reference numbers, escalation paths</w:t>
+            </w:r>
+          </w:p>
+        </w:tc>
+      </w:tr>
+      <w:tr>
+        <w:tc>
+          <w:tcPr>
+            <w:tcW w:w="4680" w:type="dxa"/>
+          </w:tcPr>
+          <w:p>
+            <w:pPr/>
+            <w:r>
+              <w:t xml:space="preserve">Prerequisite</w:t>
+            </w:r>
+          </w:p>
+        </w:tc>
+        <w:tc>
+          <w:tcPr>
+            <w:tcW w:w="4680" w:type="dxa"/>
+          </w:tcPr>
+          <w:p>
+            <w:pPr/>
+            <w:r>
+              <w:t xml:space="preserve">C2 (classroom 8 h)</w:t>
+            </w:r>
+          </w:p>
+        </w:tc>
+      </w:tr>
+      <w:tr>
+        <w:tc>
+          <w:tcPr>
+            <w:tcW w:w="4680" w:type="dxa"/>
+          </w:tcPr>
+          <w:p>
+            <w:pPr/>
+            <w:r>
+              <w:t xml:space="preserve">Competency criteria</w:t>
+            </w:r>
+          </w:p>
+        </w:tc>
+        <w:tc>
+          <w:tcPr>
+            <w:tcW w:w="4680" w:type="dxa"/>
+          </w:tcPr>
+          <w:p>
+            <w:pPr/>
+            <w:r>
+              <w:t xml:space="preserve">Follows the payer call script; verifies the caller and claim details before sharing PHI; records the reference number, contact name and outcome in ClickUp on every contact; escalates through the right path when a payer misses its own deadline; keeps the payer contact list current</w:t>
+            </w:r>
+          </w:p>
+        </w:tc>
+      </w:tr>
+      <w:tr>
+        <w:tc>
+          <w:tcPr>
+            <w:tcW w:w="4680" w:type="dxa"/>
+          </w:tcPr>
+          <w:p>
+            <w:pPr/>
+            <w:r>
+              <w:t xml:space="preserve">Supervised production</w:t>
+            </w:r>
+          </w:p>
+        </w:tc>
+        <w:tc>
+          <w:tcPr>
+            <w:tcW w:w="4680" w:type="dxa"/>
+          </w:tcPr>
+          <w:p>
+            <w:pPr/>
+            <w:r>
+              <w:t xml:space="preserve">40 outreach contacts across at least 5 payers, including 10 recorded calls</w:t>
+            </w:r>
+          </w:p>
+        </w:tc>
+      </w:tr>
+      <w:tr>
+        <w:tc>
+          <w:tcPr>
+            <w:tcW w:w="4680" w:type="dxa"/>
+          </w:tcPr>
+          <w:p>
+            <w:pPr/>
+            <w:r>
+              <w:t xml:space="preserve">Assessment</w:t>
+            </w:r>
+          </w:p>
+        </w:tc>
+        <w:tc>
+          <w:tcPr>
+            <w:tcW w:w="4680" w:type="dxa"/>
+          </w:tcPr>
+          <w:p>
+            <w:pPr/>
+            <w:r>
+              <w:t xml:space="preserve">Review of 3 recorded calls plus one portal task</w:t>
+            </w:r>
+          </w:p>
+        </w:tc>
+      </w:tr>
+      <w:tr>
+        <w:tc>
+          <w:tcPr>
+            <w:tcW w:w="4680" w:type="dxa"/>
+          </w:tcPr>
+          <w:p>
+            <w:pPr/>
+            <w:r>
+              <w:t xml:space="preserve">QA to earn</w:t>
+            </w:r>
+          </w:p>
+        </w:tc>
+        <w:tc>
+          <w:tcPr>
+            <w:tcW w:w="4680" w:type="dxa"/>
+          </w:tcPr>
+          <w:p>
+            <w:pPr/>
+            <w:r>
+              <w:t xml:space="preserve">95% or higher</w:t>
+            </w:r>
+          </w:p>
+        </w:tc>
+      </w:tr>
+      <w:tr>
+        <w:tc>
+          <w:tcPr>
+            <w:tcW w:w="4680" w:type="dxa"/>
+          </w:tcPr>
+          <w:p>
+            <w:pPr/>
+            <w:r>
+              <w:t xml:space="preserve">QA to keep</w:t>
+            </w:r>
+          </w:p>
+        </w:tc>
+        <w:tc>
+          <w:tcPr>
+            <w:tcW w:w="4680" w:type="dxa"/>
+          </w:tcPr>
+          <w:p>
+            <w:pPr/>
+            <w:r>
+              <w:t xml:space="preserve">93% or higher each quarter</w:t>
+            </w:r>
+          </w:p>
+        </w:tc>
+      </w:tr>
+      <w:tr>
+        <w:tc>
+          <w:tcPr>
+            <w:tcW w:w="4680" w:type="dxa"/>
+          </w:tcPr>
+          <w:p>
+            <w:pPr/>
+            <w:r>
+              <w:t xml:space="preserve">Critical errors</w:t>
+            </w:r>
+          </w:p>
+        </w:tc>
+        <w:tc>
+          <w:tcPr>
+            <w:tcW w:w="4680" w:type="dxa"/>
+          </w:tcPr>
+          <w:p>
+            <w:pPr/>
+            <w:r>
+              <w:t xml:space="preserve">Wrong patient or payer on a call; PHI shared with an unverified party</w:t>
+            </w:r>
+          </w:p>
+        </w:tc>
+      </w:tr>
+    </w:tbl>
+    <w:p>
+      <w:pPr>
+        <w:pStyle w:val="Heading2"/>
+      </w:pPr>
+      <w:r>
+        <w:t xml:space="preserve">A badges (advanced)</w:t>
+      </w:r>
+    </w:p>
+    <w:p>
+      <w:pPr/>
+      <w:r>
+        <w:t xml:space="preserve">The A badges mark the team's experts. They carry stricter reviews because errors here cost the most. L3 needs at least 1, L4 at least 3 and L5 at least 4. Classroom total: 62 hours.</w:t>
+      </w:r>
+    </w:p>
+    <w:p>
+      <w:pPr>
+        <w:pStyle w:val="Heading3"/>
+      </w:pPr>
+      <w:r>
+        <w:t xml:space="preserve">A1. Reporting and Analysis</w:t>
+      </w:r>
+    </w:p>
+    <w:tbl>
+      <w:tblPr>
+        <w:tblStyle w:val="TableGrid"/>
+        <w:tblW w:w="0" w:type="auto"/>
+        <w:tblLayout w:type="fixed"/>
+        <w:tblLook w:val="04A0" w:firstRow="1" w:lastRow="0" w:firstColumn="0" w:lastColumn="0" w:noHBand="0" w:noVBand="1"/>
+      </w:tblPr>
+      <w:tblGrid>
+        <w:gridCol w:w="4680"/>
+        <w:gridCol w:w="4680"/>
+      </w:tblGrid>
+      <w:tr>
+        <w:trPr>
+          <w:tblHeader/>
+        </w:trPr>
+        <w:tc>
+          <w:tcPr>
+            <w:tcW w:w="4680" w:type="dxa"/>
+            <w:shd w:val="clear" w:color="auto" w:fill="F2F2F2"/>
+          </w:tcPr>
+          <w:p>
+            <w:pPr/>
+            <w:r>
+              <w:t xml:space="preserve">Element</w:t>
+            </w:r>
+          </w:p>
+        </w:tc>
+        <w:tc>
+          <w:tcPr>
+            <w:tcW w:w="4680" w:type="dxa"/>
+            <w:shd w:val="clear" w:color="auto" w:fill="F2F2F2"/>
+          </w:tcPr>
+          <w:p>
+            <w:pPr/>
+            <w:r>
+              <w:t xml:space="preserve">Standard</w:t>
+            </w:r>
+          </w:p>
+        </w:tc>
+      </w:tr>
+      <w:tr>
+        <w:tc>
+          <w:tcPr>
+            <w:tcW w:w="4680" w:type="dxa"/>
+          </w:tcPr>
+          <w:p>
+            <w:pPr/>
+            <w:r>
+              <w:t xml:space="preserve">Unlocks</w:t>
+            </w:r>
+          </w:p>
+        </w:tc>
+        <w:tc>
+          <w:tcPr>
+            <w:tcW w:w="4680" w:type="dxa"/>
+          </w:tcPr>
+          <w:p>
+            <w:pPr/>
+            <w:r>
+              <w:t xml:space="preserve">Reports and dashboards from ClickUp and eCW exports, KPI definitions, data checks, monthly trend analysis for a team or payer portfolio</w:t>
+            </w:r>
+          </w:p>
+        </w:tc>
+      </w:tr>
+      <w:tr>
+        <w:tc>
+          <w:tcPr>
+            <w:tcW w:w="4680" w:type="dxa"/>
+          </w:tcPr>
+          <w:p>
+            <w:pPr/>
+            <w:r>
+              <w:t xml:space="preserve">Prerequisite</w:t>
+            </w:r>
+          </w:p>
+        </w:tc>
+        <w:tc>
+          <w:tcPr>
+            <w:tcW w:w="4680" w:type="dxa"/>
+          </w:tcPr>
+          <w:p>
+            <w:pPr/>
+            <w:r>
+              <w:t xml:space="preserve">L2 (classroom 12 h)</w:t>
+            </w:r>
+          </w:p>
+        </w:tc>
+      </w:tr>
+      <w:tr>
+        <w:tc>
+          <w:tcPr>
+            <w:tcW w:w="4680" w:type="dxa"/>
+          </w:tcPr>
+          <w:p>
+            <w:pPr/>
+            <w:r>
+              <w:t xml:space="preserve">Competency criteria</w:t>
+            </w:r>
+          </w:p>
+        </w:tc>
+        <w:tc>
+          <w:tcPr>
+            <w:tcW w:w="4680" w:type="dxa"/>
+          </w:tcPr>
+          <w:p>
+            <w:pPr/>
+            <w:r>
+              <w:t xml:space="preserve">Uses the agreed KPI definitions; reconciles totals to the source export before publishing; states data gaps and assumptions; every analysis ends with a clear recommendation; monthly reports delivered on time</w:t>
+            </w:r>
+          </w:p>
+        </w:tc>
+      </w:tr>
+      <w:tr>
+        <w:tc>
+          <w:tcPr>
+            <w:tcW w:w="4680" w:type="dxa"/>
+          </w:tcPr>
+          <w:p>
+            <w:pPr/>
+            <w:r>
+              <w:t xml:space="preserve">Supervised production</w:t>
+            </w:r>
+          </w:p>
+        </w:tc>
+        <w:tc>
+          <w:tcPr>
+            <w:tcW w:w="4680" w:type="dxa"/>
+          </w:tcPr>
+          <w:p>
+            <w:pPr/>
+            <w:r>
+              <w:t xml:space="preserve">3 monthly analyses reviewed</w:t>
+            </w:r>
+          </w:p>
+        </w:tc>
+      </w:tr>
+      <w:tr>
+        <w:tc>
+          <w:tcPr>
+            <w:tcW w:w="4680" w:type="dxa"/>
+          </w:tcPr>
+          <w:p>
+            <w:pPr/>
+            <w:r>
+              <w:t xml:space="preserve">Assessment</w:t>
+            </w:r>
+          </w:p>
+        </w:tc>
+        <w:tc>
+          <w:tcPr>
+            <w:tcW w:w="4680" w:type="dxa"/>
+          </w:tcPr>
+          <w:p>
+            <w:pPr/>
+            <w:r>
+              <w:t xml:space="preserve">Analysis case from a raw export, presented to the Badge Panel</w:t>
+            </w:r>
+          </w:p>
+        </w:tc>
+      </w:tr>
+      <w:tr>
+        <w:tc>
+          <w:tcPr>
+            <w:tcW w:w="4680" w:type="dxa"/>
+          </w:tcPr>
+          <w:p>
+            <w:pPr/>
+            <w:r>
+              <w:t xml:space="preserve">QA to earn</w:t>
+            </w:r>
+          </w:p>
+        </w:tc>
+        <w:tc>
+          <w:tcPr>
+            <w:tcW w:w="4680" w:type="dxa"/>
+          </w:tcPr>
+          <w:p>
+            <w:pPr/>
+            <w:r>
+              <w:t xml:space="preserve">90% or higher on the panel's scorecard</w:t>
+            </w:r>
+          </w:p>
+        </w:tc>
+      </w:tr>
+      <w:tr>
+        <w:tc>
+          <w:tcPr>
+            <w:tcW w:w="4680" w:type="dxa"/>
+          </w:tcPr>
+          <w:p>
+            <w:pPr/>
+            <w:r>
+              <w:t xml:space="preserve">QA to keep</w:t>
+            </w:r>
+          </w:p>
+        </w:tc>
+        <w:tc>
+          <w:tcPr>
+            <w:tcW w:w="4680" w:type="dxa"/>
+          </w:tcPr>
+          <w:p>
+            <w:pPr/>
+            <w:r>
+              <w:t xml:space="preserve">90% or higher on the quarterly scorecard review</w:t>
+            </w:r>
+          </w:p>
+        </w:tc>
+      </w:tr>
+      <w:tr>
+        <w:tc>
+          <w:tcPr>
+            <w:tcW w:w="4680" w:type="dxa"/>
+          </w:tcPr>
+          <w:p>
+            <w:pPr/>
+            <w:r>
+              <w:t xml:space="preserve">Critical errors</w:t>
+            </w:r>
+          </w:p>
+        </w:tc>
+        <w:tc>
+          <w:tcPr>
+            <w:tcW w:w="4680" w:type="dxa"/>
+          </w:tcPr>
+          <w:p>
+            <w:pPr/>
+            <w:r>
+              <w:t xml:space="preserve">Report published with numbers that don't reconcile to the source; PHI in a report sent to the wrong party or an unapproved tool</w:t>
+            </w:r>
+          </w:p>
+        </w:tc>
+      </w:tr>
+    </w:tbl>
+    <w:p>
+      <w:pPr>
+        <w:pStyle w:val="Heading3"/>
+      </w:pPr>
+      <w:r>
+        <w:t xml:space="preserve">A2. IDR Strategy</w:t>
+      </w:r>
+    </w:p>
+    <w:tbl>
+      <w:tblPr>
+        <w:tblStyle w:val="TableGrid"/>
+        <w:tblW w:w="0" w:type="auto"/>
+        <w:tblLayout w:type="fixed"/>
+        <w:tblLook w:val="04A0" w:firstRow="1" w:lastRow="0" w:firstColumn="0" w:lastColumn="0" w:noHBand="0" w:noVBand="1"/>
+      </w:tblPr>
+      <w:tblGrid>
+        <w:gridCol w:w="4680"/>
+        <w:gridCol w:w="4680"/>
+      </w:tblGrid>
+      <w:tr>
+        <w:trPr>
+          <w:tblHeader/>
+        </w:trPr>
+        <w:tc>
+          <w:tcPr>
+            <w:tcW w:w="4680" w:type="dxa"/>
+            <w:shd w:val="clear" w:color="auto" w:fill="F2F2F2"/>
+          </w:tcPr>
+          <w:p>
+            <w:pPr/>
+            <w:r>
+              <w:t xml:space="preserve">Element</w:t>
+            </w:r>
+          </w:p>
+        </w:tc>
+        <w:tc>
+          <w:tcPr>
+            <w:tcW w:w="4680" w:type="dxa"/>
+            <w:shd w:val="clear" w:color="auto" w:fill="F2F2F2"/>
+          </w:tcPr>
+          <w:p>
+            <w:pPr/>
+            <w:r>
+              <w:t xml:space="preserve">Standard</w:t>
+            </w:r>
+          </w:p>
+        </w:tc>
+      </w:tr>
+      <w:tr>
+        <w:tc>
+          <w:tcPr>
+            <w:tcW w:w="4680" w:type="dxa"/>
+          </w:tcPr>
+          <w:p>
+            <w:pPr/>
+            <w:r>
+              <w:t xml:space="preserve">Unlocks</w:t>
+            </w:r>
+          </w:p>
+        </w:tc>
+        <w:tc>
+          <w:tcPr>
+            <w:tcW w:w="4680" w:type="dxa"/>
+          </w:tcPr>
+          <w:p>
+            <w:pPr/>
+            <w:r>
+              <w:t xml:space="preserve">Offer setting with the pricing guide and outcome data, IDR entity selection and objections, packet writing (QPA and additional factors), batching strategy, outcome review</w:t>
+            </w:r>
+          </w:p>
+        </w:tc>
+      </w:tr>
+      <w:tr>
+        <w:tc>
+          <w:tcPr>
+            <w:tcW w:w="4680" w:type="dxa"/>
+          </w:tcPr>
+          <w:p>
+            <w:pPr/>
+            <w:r>
+              <w:t xml:space="preserve">Prerequisite</w:t>
+            </w:r>
+          </w:p>
+        </w:tc>
+        <w:tc>
+          <w:tcPr>
+            <w:tcW w:w="4680" w:type="dxa"/>
+          </w:tcPr>
+          <w:p>
+            <w:pPr/>
+            <w:r>
+              <w:t xml:space="preserve">B2 (classroom 16 h)</w:t>
+            </w:r>
+          </w:p>
+        </w:tc>
+      </w:tr>
+      <w:tr>
+        <w:tc>
+          <w:tcPr>
+            <w:tcW w:w="4680" w:type="dxa"/>
+          </w:tcPr>
+          <w:p>
+            <w:pPr/>
+            <w:r>
+              <w:t xml:space="preserve">Competency criteria</w:t>
+            </w:r>
+          </w:p>
+        </w:tc>
+        <w:tc>
+          <w:tcPr>
+            <w:tcW w:w="4680" w:type="dxa"/>
+          </w:tcPr>
+          <w:p>
+            <w:pPr/>
+            <w:r>
+              <w:t xml:space="preserve">Batches built to the rules and to the best outcome; offers follow the pricing guide and outcome data; packet answers the QPA and the additional factors (acuity, complexity, good-faith negotiation); entity objections raised on time; disputes complete and correct on the first pass; zero missed deadlines</w:t>
+            </w:r>
+          </w:p>
+        </w:tc>
+      </w:tr>
+      <w:tr>
+        <w:tc>
+          <w:tcPr>
+            <w:tcW w:w="4680" w:type="dxa"/>
+          </w:tcPr>
+          <w:p>
+            <w:pPr/>
+            <w:r>
+              <w:t xml:space="preserve">Supervised production</w:t>
+            </w:r>
+          </w:p>
+        </w:tc>
+        <w:tc>
+          <w:tcPr>
+            <w:tcW w:w="4680" w:type="dxa"/>
+          </w:tcPr>
+          <w:p>
+            <w:pPr/>
+            <w:r>
+              <w:t xml:space="preserve">20 batched disputes, covering at least 160 codes</w:t>
+            </w:r>
+          </w:p>
+        </w:tc>
+      </w:tr>
+      <w:tr>
+        <w:tc>
+          <w:tcPr>
+            <w:tcW w:w="4680" w:type="dxa"/>
+          </w:tcPr>
+          <w:p>
+            <w:pPr/>
+            <w:r>
+              <w:t xml:space="preserve">Assessment</w:t>
+            </w:r>
+          </w:p>
+        </w:tc>
+        <w:tc>
+          <w:tcPr>
+            <w:tcW w:w="4680" w:type="dxa"/>
+          </w:tcPr>
+          <w:p>
+            <w:pPr/>
+            <w:r>
+              <w:t xml:space="preserve">Full packet and written offer rationale for one dispute; reviewed by 2 L4 Senior Specialists II or Badge Panel assessors</w:t>
+            </w:r>
+          </w:p>
+        </w:tc>
+      </w:tr>
+      <w:tr>
+        <w:tc>
+          <w:tcPr>
+            <w:tcW w:w="4680" w:type="dxa"/>
+          </w:tcPr>
+          <w:p>
+            <w:pPr/>
+            <w:r>
+              <w:t xml:space="preserve">QA to earn</w:t>
+            </w:r>
+          </w:p>
+        </w:tc>
+        <w:tc>
+          <w:tcPr>
+            <w:tcW w:w="4680" w:type="dxa"/>
+          </w:tcPr>
+          <w:p>
+            <w:pPr/>
+            <w:r>
+              <w:t xml:space="preserve">97% or higher, and 98% or higher first-pass accuracy</w:t>
+            </w:r>
+          </w:p>
+        </w:tc>
+      </w:tr>
+      <w:tr>
+        <w:tc>
+          <w:tcPr>
+            <w:tcW w:w="4680" w:type="dxa"/>
+          </w:tcPr>
+          <w:p>
+            <w:pPr/>
+            <w:r>
+              <w:t xml:space="preserve">QA to keep</w:t>
+            </w:r>
+          </w:p>
+        </w:tc>
+        <w:tc>
+          <w:tcPr>
+            <w:tcW w:w="4680" w:type="dxa"/>
+          </w:tcPr>
+          <w:p>
+            <w:pPr/>
+            <w:r>
+              <w:t xml:space="preserve">96% or higher and 97% or higher first-pass accuracy, reviewed monthly</w:t>
+            </w:r>
+          </w:p>
+        </w:tc>
+      </w:tr>
+      <w:tr>
+        <w:tc>
+          <w:tcPr>
+            <w:tcW w:w="4680" w:type="dxa"/>
+          </w:tcPr>
+          <w:p>
+            <w:pPr/>
+            <w:r>
+              <w:t xml:space="preserve">Critical errors</w:t>
+            </w:r>
+          </w:p>
+        </w:tc>
+        <w:tc>
+          <w:tcPr>
+            <w:tcW w:w="4680" w:type="dxa"/>
+          </w:tcPr>
+          <w:p>
+            <w:pPr/>
+            <w:r>
+              <w:t xml:space="preserve">Missed selection, offer or packet deadline; dispute prepared so that it is submitted wrong on the Gateway; offer outside the pricing guide without approval</w:t>
+            </w:r>
+          </w:p>
+        </w:tc>
+      </w:tr>
+    </w:tbl>
+    <w:p>
+      <w:pPr>
+        <w:pStyle w:val="Heading3"/>
+      </w:pPr>
+      <w:r>
+        <w:t xml:space="preserve">A3. Medical Terminology</w:t>
+      </w:r>
+    </w:p>
+    <w:tbl>
+      <w:tblPr>
+        <w:tblStyle w:val="TableGrid"/>
+        <w:tblW w:w="0" w:type="auto"/>
+        <w:tblLayout w:type="fixed"/>
+        <w:tblLook w:val="04A0" w:firstRow="1" w:lastRow="0" w:firstColumn="0" w:lastColumn="0" w:noHBand="0" w:noVBand="1"/>
+      </w:tblPr>
+      <w:tblGrid>
+        <w:gridCol w:w="4680"/>
+        <w:gridCol w:w="4680"/>
+      </w:tblGrid>
+      <w:tr>
+        <w:trPr>
+          <w:tblHeader/>
+        </w:trPr>
+        <w:tc>
+          <w:tcPr>
+            <w:tcW w:w="4680" w:type="dxa"/>
+            <w:shd w:val="clear" w:color="auto" w:fill="F2F2F2"/>
+          </w:tcPr>
+          <w:p>
+            <w:pPr/>
+            <w:r>
+              <w:t xml:space="preserve">Element</w:t>
+            </w:r>
+          </w:p>
+        </w:tc>
+        <w:tc>
+          <w:tcPr>
+            <w:tcW w:w="4680" w:type="dxa"/>
+            <w:shd w:val="clear" w:color="auto" w:fill="F2F2F2"/>
+          </w:tcPr>
+          <w:p>
+            <w:pPr/>
+            <w:r>
+              <w:t xml:space="preserve">Standard</w:t>
+            </w:r>
+          </w:p>
+        </w:tc>
+      </w:tr>
+      <w:tr>
+        <w:tc>
+          <w:tcPr>
+            <w:tcW w:w="4680" w:type="dxa"/>
+          </w:tcPr>
+          <w:p>
+            <w:pPr/>
+            <w:r>
+              <w:t xml:space="preserve">Unlocks</w:t>
+            </w:r>
+          </w:p>
+        </w:tc>
+        <w:tc>
+          <w:tcPr>
+            <w:tcW w:w="4680" w:type="dxa"/>
+          </w:tcPr>
+          <w:p>
+            <w:pPr/>
+            <w:r>
+              <w:t xml:space="preserve">Anatomy, ER clinical terms and abbreviations, reading complex charts in support of coding, appeals and medical-necessity reports</w:t>
+            </w:r>
+          </w:p>
+        </w:tc>
+      </w:tr>
+      <w:tr>
+        <w:tc>
+          <w:tcPr>
+            <w:tcW w:w="4680" w:type="dxa"/>
+          </w:tcPr>
+          <w:p>
+            <w:pPr/>
+            <w:r>
+              <w:t xml:space="preserve">Prerequisite</w:t>
+            </w:r>
+          </w:p>
+        </w:tc>
+        <w:tc>
+          <w:tcPr>
+            <w:tcW w:w="4680" w:type="dxa"/>
+          </w:tcPr>
+          <w:p>
+            <w:pPr/>
+            <w:r>
+              <w:t xml:space="preserve">C5 (classroom 12 h)</w:t>
+            </w:r>
+          </w:p>
+        </w:tc>
+      </w:tr>
+      <w:tr>
+        <w:tc>
+          <w:tcPr>
+            <w:tcW w:w="4680" w:type="dxa"/>
+          </w:tcPr>
+          <w:p>
+            <w:pPr/>
+            <w:r>
+              <w:t xml:space="preserve">Competency criteria</w:t>
+            </w:r>
+          </w:p>
+        </w:tc>
+        <w:tc>
+          <w:tcPr>
+            <w:tcW w:w="4680" w:type="dxa"/>
+          </w:tcPr>
+          <w:p>
+            <w:pPr/>
+            <w:r>
+              <w:t xml:space="preserve">Reads ER clinical terms and abbreviations correctly; abstracts presenting complaint, acuity, workup, treatment and disposition from a complex chart; flags missing or conflicting documentation; explains clinical points in plain words for appeals and reports</w:t>
+            </w:r>
+          </w:p>
+        </w:tc>
+      </w:tr>
+      <w:tr>
+        <w:tc>
+          <w:tcPr>
+            <w:tcW w:w="4680" w:type="dxa"/>
+          </w:tcPr>
+          <w:p>
+            <w:pPr/>
+            <w:r>
+              <w:t xml:space="preserve">Supervised production</w:t>
+            </w:r>
+          </w:p>
+        </w:tc>
+        <w:tc>
+          <w:tcPr>
+            <w:tcW w:w="4680" w:type="dxa"/>
+          </w:tcPr>
+          <w:p>
+            <w:pPr/>
+            <w:r>
+              <w:t xml:space="preserve">30 chart abstractions reviewed</w:t>
+            </w:r>
+          </w:p>
+        </w:tc>
+      </w:tr>
+      <w:tr>
+        <w:tc>
+          <w:tcPr>
+            <w:tcW w:w="4680" w:type="dxa"/>
+          </w:tcPr>
+          <w:p>
+            <w:pPr/>
+            <w:r>
+              <w:t xml:space="preserve">Assessment</w:t>
+            </w:r>
+          </w:p>
+        </w:tc>
+        <w:tc>
+          <w:tcPr>
+            <w:tcW w:w="4680" w:type="dxa"/>
+          </w:tcPr>
+          <w:p>
+            <w:pPr/>
+            <w:r>
+              <w:t xml:space="preserve">Written test (90% or higher) plus 5 chart abstractions</w:t>
+            </w:r>
+          </w:p>
+        </w:tc>
+      </w:tr>
+      <w:tr>
+        <w:tc>
+          <w:tcPr>
+            <w:tcW w:w="4680" w:type="dxa"/>
+          </w:tcPr>
+          <w:p>
+            <w:pPr/>
+            <w:r>
+              <w:t xml:space="preserve">QA to earn</w:t>
+            </w:r>
+          </w:p>
+        </w:tc>
+        <w:tc>
+          <w:tcPr>
+            <w:tcW w:w="4680" w:type="dxa"/>
+          </w:tcPr>
+          <w:p>
+            <w:pPr/>
+            <w:r>
+              <w:t xml:space="preserve">95% or higher</w:t>
+            </w:r>
+          </w:p>
+        </w:tc>
+      </w:tr>
+      <w:tr>
+        <w:tc>
+          <w:tcPr>
+            <w:tcW w:w="4680" w:type="dxa"/>
+          </w:tcPr>
+          <w:p>
+            <w:pPr/>
+            <w:r>
+              <w:t xml:space="preserve">QA to keep</w:t>
+            </w:r>
+          </w:p>
+        </w:tc>
+        <w:tc>
+          <w:tcPr>
+            <w:tcW w:w="4680" w:type="dxa"/>
+          </w:tcPr>
+          <w:p>
+            <w:pPr/>
+            <w:r>
+              <w:t xml:space="preserve">93% or higher each quarter</w:t>
+            </w:r>
+          </w:p>
+        </w:tc>
+      </w:tr>
+      <w:tr>
+        <w:tc>
+          <w:tcPr>
+            <w:tcW w:w="4680" w:type="dxa"/>
+          </w:tcPr>
+          <w:p>
+            <w:pPr/>
+            <w:r>
+              <w:t xml:space="preserve">Critical errors</w:t>
+            </w:r>
+          </w:p>
+        </w:tc>
+        <w:tc>
+          <w:tcPr>
+            <w:tcW w:w="4680" w:type="dxa"/>
+          </w:tcPr>
+          <w:p>
+            <w:pPr/>
+            <w:r>
+              <w:t xml:space="preserve">Clinical fact misread so that a code, appeal or report is unsupported; abstraction on the wrong patient</w:t>
+            </w:r>
+          </w:p>
+        </w:tc>
+      </w:tr>
+    </w:tbl>
+    <w:p>
+      <w:pPr>
+        <w:pStyle w:val="Heading3"/>
+      </w:pPr>
+      <w:r>
+        <w:t xml:space="preserve">A4. Billing Strategy</w:t>
+      </w:r>
+    </w:p>
+    <w:tbl>
+      <w:tblPr>
+        <w:tblStyle w:val="TableGrid"/>
+        <w:tblW w:w="0" w:type="auto"/>
+        <w:tblLayout w:type="fixed"/>
+        <w:tblLook w:val="04A0" w:firstRow="1" w:lastRow="0" w:firstColumn="0" w:lastColumn="0" w:noHBand="0" w:noVBand="1"/>
+      </w:tblPr>
+      <w:tblGrid>
+        <w:gridCol w:w="4680"/>
+        <w:gridCol w:w="4680"/>
+      </w:tblGrid>
+      <w:tr>
+        <w:trPr>
+          <w:tblHeader/>
+        </w:trPr>
+        <w:tc>
+          <w:tcPr>
+            <w:tcW w:w="4680" w:type="dxa"/>
+            <w:shd w:val="clear" w:color="auto" w:fill="F2F2F2"/>
+          </w:tcPr>
+          <w:p>
+            <w:pPr/>
+            <w:r>
+              <w:t xml:space="preserve">Element</w:t>
+            </w:r>
+          </w:p>
+        </w:tc>
+        <w:tc>
+          <w:tcPr>
+            <w:tcW w:w="4680" w:type="dxa"/>
+            <w:shd w:val="clear" w:color="auto" w:fill="F2F2F2"/>
+          </w:tcPr>
+          <w:p>
+            <w:pPr/>
+            <w:r>
+              <w:t xml:space="preserve">Standard</w:t>
+            </w:r>
+          </w:p>
+        </w:tc>
+      </w:tr>
+      <w:tr>
+        <w:tc>
+          <w:tcPr>
+            <w:tcW w:w="4680" w:type="dxa"/>
+          </w:tcPr>
+          <w:p>
+            <w:pPr/>
+            <w:r>
+              <w:t xml:space="preserve">Unlocks</w:t>
+            </w:r>
+          </w:p>
+        </w:tc>
+        <w:tc>
+          <w:tcPr>
+            <w:tcW w:w="4680" w:type="dxa"/>
+          </w:tcPr>
+          <w:p>
+            <w:pPr/>
+            <w:r>
+              <w:t xml:space="preserve">Payer billing rules, claim-form and timely-filing strategy, edits and denial prevention, the billing rule library, upstream fixes</w:t>
+            </w:r>
+          </w:p>
+        </w:tc>
+      </w:tr>
+      <w:tr>
+        <w:tc>
+          <w:tcPr>
+            <w:tcW w:w="4680" w:type="dxa"/>
+          </w:tcPr>
+          <w:p>
+            <w:pPr/>
+            <w:r>
+              <w:t xml:space="preserve">Prerequisite</w:t>
+            </w:r>
+          </w:p>
+        </w:tc>
+        <w:tc>
+          <w:tcPr>
+            <w:tcW w:w="4680" w:type="dxa"/>
+          </w:tcPr>
+          <w:p>
+            <w:pPr/>
+            <w:r>
+              <w:t xml:space="preserve">C2 and C3 (classroom 12 h)</w:t>
+            </w:r>
+          </w:p>
+        </w:tc>
+      </w:tr>
+      <w:tr>
+        <w:tc>
+          <w:tcPr>
+            <w:tcW w:w="4680" w:type="dxa"/>
+          </w:tcPr>
+          <w:p>
+            <w:pPr/>
+            <w:r>
+              <w:t xml:space="preserve">Competency criteria</w:t>
+            </w:r>
+          </w:p>
+        </w:tc>
+        <w:tc>
+          <w:tcPr>
+            <w:tcW w:w="4680" w:type="dxa"/>
+          </w:tcPr>
+          <w:p>
+            <w:pPr/>
+            <w:r>
+              <w:t xml:space="preserve">Billing rule library kept current for assigned payers; every rule backed by a payer source or denial data; denial trends reviewed monthly with a root cause; each fix measured by a drop in the denial rate</w:t>
+            </w:r>
+          </w:p>
+        </w:tc>
+      </w:tr>
+      <w:tr>
+        <w:tc>
+          <w:tcPr>
+            <w:tcW w:w="4680" w:type="dxa"/>
+          </w:tcPr>
+          <w:p>
+            <w:pPr/>
+            <w:r>
+              <w:t xml:space="preserve">Supervised production</w:t>
+            </w:r>
+          </w:p>
+        </w:tc>
+        <w:tc>
+          <w:tcPr>
+            <w:tcW w:w="4680" w:type="dxa"/>
+          </w:tcPr>
+          <w:p>
+            <w:pPr/>
+            <w:r>
+              <w:t xml:space="preserve">30 complex claims plus 2 billing fixes reviewed</w:t>
+            </w:r>
+          </w:p>
+        </w:tc>
+      </w:tr>
+      <w:tr>
+        <w:tc>
+          <w:tcPr>
+            <w:tcW w:w="4680" w:type="dxa"/>
+          </w:tcPr>
+          <w:p>
+            <w:pPr/>
+            <w:r>
+              <w:t xml:space="preserve">Assessment</w:t>
+            </w:r>
+          </w:p>
+        </w:tc>
+        <w:tc>
+          <w:tcPr>
+            <w:tcW w:w="4680" w:type="dxa"/>
+          </w:tcPr>
+          <w:p>
+            <w:pPr/>
+            <w:r>
+              <w:t xml:space="preserve">Denial-prevention plan for one payer, presented to the Badge Panel</w:t>
+            </w:r>
+          </w:p>
+        </w:tc>
+      </w:tr>
+      <w:tr>
+        <w:tc>
+          <w:tcPr>
+            <w:tcW w:w="4680" w:type="dxa"/>
+          </w:tcPr>
+          <w:p>
+            <w:pPr/>
+            <w:r>
+              <w:t xml:space="preserve">QA to earn</w:t>
+            </w:r>
+          </w:p>
+        </w:tc>
+        <w:tc>
+          <w:tcPr>
+            <w:tcW w:w="4680" w:type="dxa"/>
+          </w:tcPr>
+          <w:p>
+            <w:pPr/>
+            <w:r>
+              <w:t xml:space="preserve">90% or higher on the panel's scorecard</w:t>
+            </w:r>
+          </w:p>
+        </w:tc>
+      </w:tr>
+      <w:tr>
+        <w:tc>
+          <w:tcPr>
+            <w:tcW w:w="4680" w:type="dxa"/>
+          </w:tcPr>
+          <w:p>
+            <w:pPr/>
+            <w:r>
+              <w:t xml:space="preserve">QA to keep</w:t>
+            </w:r>
+          </w:p>
+        </w:tc>
+        <w:tc>
+          <w:tcPr>
+            <w:tcW w:w="4680" w:type="dxa"/>
+          </w:tcPr>
+          <w:p>
+            <w:pPr/>
+            <w:r>
+              <w:t xml:space="preserve">90% or higher on the quarterly scorecard review</w:t>
+            </w:r>
+          </w:p>
+        </w:tc>
+      </w:tr>
+      <w:tr>
+        <w:tc>
+          <w:tcPr>
+            <w:tcW w:w="4680" w:type="dxa"/>
+          </w:tcPr>
+          <w:p>
+            <w:pPr/>
+            <w:r>
+              <w:t xml:space="preserve">Critical errors</w:t>
+            </w:r>
+          </w:p>
+        </w:tc>
+        <w:tc>
+          <w:tcPr>
+            <w:tcW w:w="4680" w:type="dxa"/>
+          </w:tcPr>
+          <w:p>
+            <w:pPr/>
+            <w:r>
+              <w:t xml:space="preserve">Billing rule published without a source and causing denials; missed timely-filing deadline on a complex claim</w:t>
+            </w:r>
+          </w:p>
+        </w:tc>
+      </w:tr>
+    </w:tbl>
+    <w:p>
+      <w:pPr>
+        <w:pStyle w:val="Heading3"/>
+      </w:pPr>
+      <w:r>
+        <w:t xml:space="preserve">A5. Innovation</w:t>
+      </w:r>
+    </w:p>
+    <w:tbl>
+      <w:tblPr>
+        <w:tblStyle w:val="TableGrid"/>
+        <w:tblW w:w="0" w:type="auto"/>
+        <w:tblLayout w:type="fixed"/>
+        <w:tblLook w:val="04A0" w:firstRow="1" w:lastRow="0" w:firstColumn="0" w:lastColumn="0" w:noHBand="0" w:noVBand="1"/>
+      </w:tblPr>
+      <w:tblGrid>
+        <w:gridCol w:w="4680"/>
+        <w:gridCol w:w="4680"/>
+      </w:tblGrid>
+      <w:tr>
+        <w:trPr>
+          <w:tblHeader/>
+        </w:trPr>
+        <w:tc>
+          <w:tcPr>
+            <w:tcW w:w="4680" w:type="dxa"/>
+            <w:shd w:val="clear" w:color="auto" w:fill="F2F2F2"/>
+          </w:tcPr>
+          <w:p>
+            <w:pPr/>
+            <w:r>
+              <w:t xml:space="preserve">Element</w:t>
+            </w:r>
+          </w:p>
+        </w:tc>
+        <w:tc>
+          <w:tcPr>
+            <w:tcW w:w="4680" w:type="dxa"/>
+            <w:shd w:val="clear" w:color="auto" w:fill="F2F2F2"/>
+          </w:tcPr>
+          <w:p>
+            <w:pPr/>
+            <w:r>
+              <w:t xml:space="preserve">Standard</w:t>
+            </w:r>
+          </w:p>
+        </w:tc>
+      </w:tr>
+      <w:tr>
+        <w:tc>
+          <w:tcPr>
+            <w:tcW w:w="4680" w:type="dxa"/>
+          </w:tcPr>
+          <w:p>
+            <w:pPr/>
+            <w:r>
+              <w:t xml:space="preserve">Unlocks</w:t>
+            </w:r>
+          </w:p>
+        </w:tc>
+        <w:tc>
+          <w:tcPr>
+            <w:tcW w:w="4680" w:type="dxa"/>
+          </w:tcPr>
+          <w:p>
+            <w:pPr/>
+            <w:r>
+              <w:t xml:space="preserve">Improvement projects: ClickUp automations, AI prompts, IDR Prep Studio improvements, process redesign, with measured results</w:t>
+            </w:r>
+          </w:p>
+        </w:tc>
+      </w:tr>
+      <w:tr>
+        <w:tc>
+          <w:tcPr>
+            <w:tcW w:w="4680" w:type="dxa"/>
+          </w:tcPr>
+          <w:p>
+            <w:pPr/>
+            <w:r>
+              <w:t xml:space="preserve">Prerequisite</w:t>
+            </w:r>
+          </w:p>
+        </w:tc>
+        <w:tc>
+          <w:tcPr>
+            <w:tcW w:w="4680" w:type="dxa"/>
+          </w:tcPr>
+          <w:p>
+            <w:pPr/>
+            <w:r>
+              <w:t xml:space="preserve">L2 (classroom 10 h)</w:t>
+            </w:r>
+          </w:p>
+        </w:tc>
+      </w:tr>
+      <w:tr>
+        <w:tc>
+          <w:tcPr>
+            <w:tcW w:w="4680" w:type="dxa"/>
+          </w:tcPr>
+          <w:p>
+            <w:pPr/>
+            <w:r>
+              <w:t xml:space="preserve">Competency criteria</w:t>
+            </w:r>
+          </w:p>
+        </w:tc>
+        <w:tc>
+          <w:tcPr>
+            <w:tcW w:w="4680" w:type="dxa"/>
+          </w:tcPr>
+          <w:p>
+            <w:pPr/>
+            <w:r>
+              <w:t xml:space="preserve">Each project starts with a baseline and a target; changes tested and approved before release; result measured (for example hours saved or errors avoided); documentation and handover written</w:t>
+            </w:r>
+          </w:p>
+        </w:tc>
+      </w:tr>
+      <w:tr>
+        <w:tc>
+          <w:tcPr>
+            <w:tcW w:w="4680" w:type="dxa"/>
+          </w:tcPr>
+          <w:p>
+            <w:pPr/>
+            <w:r>
+              <w:t xml:space="preserve">Supervised production</w:t>
+            </w:r>
+          </w:p>
+        </w:tc>
+        <w:tc>
+          <w:tcPr>
+            <w:tcW w:w="4680" w:type="dxa"/>
+          </w:tcPr>
+          <w:p>
+            <w:pPr/>
+            <w:r>
+              <w:t xml:space="preserve">One improvement project over a quarter with a measured result</w:t>
+            </w:r>
+          </w:p>
+        </w:tc>
+      </w:tr>
+      <w:tr>
+        <w:tc>
+          <w:tcPr>
+            <w:tcW w:w="4680" w:type="dxa"/>
+          </w:tcPr>
+          <w:p>
+            <w:pPr/>
+            <w:r>
+              <w:t xml:space="preserve">Assessment</w:t>
+            </w:r>
+          </w:p>
+        </w:tc>
+        <w:tc>
+          <w:tcPr>
+            <w:tcW w:w="4680" w:type="dxa"/>
+          </w:tcPr>
+          <w:p>
+            <w:pPr/>
+            <w:r>
+              <w:t xml:space="preserve">Project review by the Badge Panel with the Automation portfolio owner</w:t>
+            </w:r>
+          </w:p>
+        </w:tc>
+      </w:tr>
+      <w:tr>
+        <w:tc>
+          <w:tcPr>
+            <w:tcW w:w="4680" w:type="dxa"/>
+          </w:tcPr>
+          <w:p>
+            <w:pPr/>
+            <w:r>
+              <w:t xml:space="preserve">QA to earn</w:t>
+            </w:r>
+          </w:p>
+        </w:tc>
+        <w:tc>
+          <w:tcPr>
+            <w:tcW w:w="4680" w:type="dxa"/>
+          </w:tcPr>
+          <w:p>
+            <w:pPr/>
+            <w:r>
+              <w:t xml:space="preserve">90% or higher on the panel's scorecard</w:t>
+            </w:r>
+          </w:p>
+        </w:tc>
+      </w:tr>
+      <w:tr>
+        <w:tc>
+          <w:tcPr>
+            <w:tcW w:w="4680" w:type="dxa"/>
+          </w:tcPr>
+          <w:p>
+            <w:pPr/>
+            <w:r>
+              <w:t xml:space="preserve">QA to keep</w:t>
+            </w:r>
+          </w:p>
+        </w:tc>
+        <w:tc>
+          <w:tcPr>
+            <w:tcW w:w="4680" w:type="dxa"/>
+          </w:tcPr>
+          <w:p>
+            <w:pPr/>
+            <w:r>
+              <w:t xml:space="preserve">90% or higher on the quarterly scorecard review</w:t>
+            </w:r>
+          </w:p>
+        </w:tc>
+      </w:tr>
+      <w:tr>
+        <w:tc>
+          <w:tcPr>
+            <w:tcW w:w="4680" w:type="dxa"/>
+          </w:tcPr>
+          <w:p>
+            <w:pPr/>
+            <w:r>
+              <w:t xml:space="preserve">Critical errors</w:t>
+            </w:r>
+          </w:p>
+        </w:tc>
+        <w:tc>
+          <w:tcPr>
+            <w:tcW w:w="4680" w:type="dxa"/>
+          </w:tcPr>
+          <w:p>
+            <w:pPr/>
+            <w:r>
+              <w:t xml:space="preserve">Change released to live work without testing or approval; PHI sent to an unapproved tool</w:t>
             </w:r>
           </w:p>
         </w:tc>
@@ -3438,13 +5178,316 @@
     <w:p>
       <w:pPr/>
       <w:r>
+        <w:t xml:space="preserve">Badge loss is counted against the badges held at the start of the half-year, rounded up to whole badges:</w:t>
+      </w:r>
+    </w:p>
+    <w:tbl>
+      <w:tblPr>
+        <w:tblStyle w:val="TableGrid"/>
+        <w:tblW w:w="0" w:type="auto"/>
+        <w:tblLayout w:type="fixed"/>
+        <w:tblLook w:val="04A0" w:firstRow="1" w:lastRow="0" w:firstColumn="0" w:lastColumn="0" w:noHBand="0" w:noVBand="1"/>
+      </w:tblPr>
+      <w:tblGrid>
+        <w:gridCol w:w="2340"/>
+        <w:gridCol w:w="2340"/>
+        <w:gridCol w:w="2340"/>
+        <w:gridCol w:w="2340"/>
+      </w:tblGrid>
+      <w:tr>
+        <w:trPr>
+          <w:tblHeader/>
+        </w:trPr>
+        <w:tc>
+          <w:tcPr>
+            <w:tcW w:w="2340" w:type="dxa"/>
+            <w:shd w:val="clear" w:color="auto" w:fill="F2F2F2"/>
+          </w:tcPr>
+          <w:p>
+            <w:pPr/>
+            <w:r>
+              <w:t xml:space="preserve">Level</w:t>
+            </w:r>
+          </w:p>
+        </w:tc>
+        <w:tc>
+          <w:tcPr>
+            <w:tcW w:w="2340" w:type="dxa"/>
+            <w:shd w:val="clear" w:color="auto" w:fill="F2F2F2"/>
+          </w:tcPr>
+          <w:p>
+            <w:pPr/>
+            <w:r>
+              <w:t xml:space="preserve">Badges held</w:t>
+            </w:r>
+          </w:p>
+        </w:tc>
+        <w:tc>
+          <w:tcPr>
+            <w:tcW w:w="2340" w:type="dxa"/>
+            <w:shd w:val="clear" w:color="auto" w:fill="F2F2F2"/>
+          </w:tcPr>
+          <w:p>
+            <w:pPr/>
+            <w:r>
+              <w:t xml:space="preserve">Probation (25%) at</w:t>
+            </w:r>
+          </w:p>
+        </w:tc>
+        <w:tc>
+          <w:tcPr>
+            <w:tcW w:w="2340" w:type="dxa"/>
+            <w:shd w:val="clear" w:color="auto" w:fill="F2F2F2"/>
+          </w:tcPr>
+          <w:p>
+            <w:pPr/>
+            <w:r>
+              <w:t xml:space="preserve">Termination (50%) at</w:t>
+            </w:r>
+          </w:p>
+        </w:tc>
+      </w:tr>
+      <w:tr>
+        <w:tc>
+          <w:tcPr>
+            <w:tcW w:w="2340" w:type="dxa"/>
+          </w:tcPr>
+          <w:p>
+            <w:pPr/>
+            <w:r>
+              <w:t xml:space="preserve">L1</w:t>
+            </w:r>
+          </w:p>
+        </w:tc>
+        <w:tc>
+          <w:tcPr>
+            <w:tcW w:w="2340" w:type="dxa"/>
+          </w:tcPr>
+          <w:p>
+            <w:pPr/>
+            <w:r>
+              <w:t xml:space="preserve">5</w:t>
+            </w:r>
+          </w:p>
+        </w:tc>
+        <w:tc>
+          <w:tcPr>
+            <w:tcW w:w="2340" w:type="dxa"/>
+          </w:tcPr>
+          <w:p>
+            <w:pPr/>
+            <w:r>
+              <w:t xml:space="preserve">2 lost</w:t>
+            </w:r>
+          </w:p>
+        </w:tc>
+        <w:tc>
+          <w:tcPr>
+            <w:tcW w:w="2340" w:type="dxa"/>
+          </w:tcPr>
+          <w:p>
+            <w:pPr/>
+            <w:r>
+              <w:t xml:space="preserve">3 lost</w:t>
+            </w:r>
+          </w:p>
+        </w:tc>
+      </w:tr>
+      <w:tr>
+        <w:tc>
+          <w:tcPr>
+            <w:tcW w:w="2340" w:type="dxa"/>
+          </w:tcPr>
+          <w:p>
+            <w:pPr/>
+            <w:r>
+              <w:t xml:space="preserve">L2</w:t>
+            </w:r>
+          </w:p>
+        </w:tc>
+        <w:tc>
+          <w:tcPr>
+            <w:tcW w:w="2340" w:type="dxa"/>
+          </w:tcPr>
+          <w:p>
+            <w:pPr/>
+            <w:r>
+              <w:t xml:space="preserve">8</w:t>
+            </w:r>
+          </w:p>
+        </w:tc>
+        <w:tc>
+          <w:tcPr>
+            <w:tcW w:w="2340" w:type="dxa"/>
+          </w:tcPr>
+          <w:p>
+            <w:pPr/>
+            <w:r>
+              <w:t xml:space="preserve">2 lost</w:t>
+            </w:r>
+          </w:p>
+        </w:tc>
+        <w:tc>
+          <w:tcPr>
+            <w:tcW w:w="2340" w:type="dxa"/>
+          </w:tcPr>
+          <w:p>
+            <w:pPr/>
+            <w:r>
+              <w:t xml:space="preserve">4 lost</w:t>
+            </w:r>
+          </w:p>
+        </w:tc>
+      </w:tr>
+      <w:tr>
+        <w:tc>
+          <w:tcPr>
+            <w:tcW w:w="2340" w:type="dxa"/>
+          </w:tcPr>
+          <w:p>
+            <w:pPr/>
+            <w:r>
+              <w:t xml:space="preserve">L3</w:t>
+            </w:r>
+          </w:p>
+        </w:tc>
+        <w:tc>
+          <w:tcPr>
+            <w:tcW w:w="2340" w:type="dxa"/>
+          </w:tcPr>
+          <w:p>
+            <w:pPr/>
+            <w:r>
+              <w:t xml:space="preserve">11</w:t>
+            </w:r>
+          </w:p>
+        </w:tc>
+        <w:tc>
+          <w:tcPr>
+            <w:tcW w:w="2340" w:type="dxa"/>
+          </w:tcPr>
+          <w:p>
+            <w:pPr/>
+            <w:r>
+              <w:t xml:space="preserve">3 lost</w:t>
+            </w:r>
+          </w:p>
+        </w:tc>
+        <w:tc>
+          <w:tcPr>
+            <w:tcW w:w="2340" w:type="dxa"/>
+          </w:tcPr>
+          <w:p>
+            <w:pPr/>
+            <w:r>
+              <w:t xml:space="preserve">6 lost</w:t>
+            </w:r>
+          </w:p>
+        </w:tc>
+      </w:tr>
+      <w:tr>
+        <w:tc>
+          <w:tcPr>
+            <w:tcW w:w="2340" w:type="dxa"/>
+          </w:tcPr>
+          <w:p>
+            <w:pPr/>
+            <w:r>
+              <w:t xml:space="preserve">L4</w:t>
+            </w:r>
+          </w:p>
+        </w:tc>
+        <w:tc>
+          <w:tcPr>
+            <w:tcW w:w="2340" w:type="dxa"/>
+          </w:tcPr>
+          <w:p>
+            <w:pPr/>
+            <w:r>
+              <w:t xml:space="preserve">13</w:t>
+            </w:r>
+          </w:p>
+        </w:tc>
+        <w:tc>
+          <w:tcPr>
+            <w:tcW w:w="2340" w:type="dxa"/>
+          </w:tcPr>
+          <w:p>
+            <w:pPr/>
+            <w:r>
+              <w:t xml:space="preserve">4 lost</w:t>
+            </w:r>
+          </w:p>
+        </w:tc>
+        <w:tc>
+          <w:tcPr>
+            <w:tcW w:w="2340" w:type="dxa"/>
+          </w:tcPr>
+          <w:p>
+            <w:pPr/>
+            <w:r>
+              <w:t xml:space="preserve">7 lost</w:t>
+            </w:r>
+          </w:p>
+        </w:tc>
+      </w:tr>
+      <w:tr>
+        <w:tc>
+          <w:tcPr>
+            <w:tcW w:w="2340" w:type="dxa"/>
+          </w:tcPr>
+          <w:p>
+            <w:pPr/>
+            <w:r>
+              <w:t xml:space="preserve">L5</w:t>
+            </w:r>
+          </w:p>
+        </w:tc>
+        <w:tc>
+          <w:tcPr>
+            <w:tcW w:w="2340" w:type="dxa"/>
+          </w:tcPr>
+          <w:p>
+            <w:pPr/>
+            <w:r>
+              <w:t xml:space="preserve">14</w:t>
+            </w:r>
+          </w:p>
+        </w:tc>
+        <w:tc>
+          <w:tcPr>
+            <w:tcW w:w="2340" w:type="dxa"/>
+          </w:tcPr>
+          <w:p>
+            <w:pPr/>
+            <w:r>
+              <w:t xml:space="preserve">4 lost</w:t>
+            </w:r>
+          </w:p>
+        </w:tc>
+        <w:tc>
+          <w:tcPr>
+            <w:tcW w:w="2340" w:type="dxa"/>
+          </w:tcPr>
+          <w:p>
+            <w:pPr/>
+            <w:r>
+              <w:t xml:space="preserve">7 lost</w:t>
+            </w:r>
+          </w:p>
+        </w:tc>
+      </w:tr>
+    </w:tbl>
+    <w:p>
+      <w:pPr/>
+      <w:r>
         <w:rPr>
           <w:b/>
         </w:rPr>
         <w:t xml:space="preserve">Team coverage rule:</w:t>
       </w:r>
       <w:r>
-        <w:t xml:space="preserve"> every team keeps at least 2 holders of every core and advanced badge. The Academy owner publishes a team badge grid monthly; a gap of more than 30 days goes on the manager's scorecard and sets that team's training priorities.</w:t>
+        <w:t xml:space="preserve"> every team keeps at least 2 holders of every B and A badge. The Academy owner publishes a team badge grid monthly; a gap of more than 30 days goes on the manager's scorecard and sets that team's training priorities.</w:t>
       </w:r>
     </w:p>
     <w:p>
@@ -3458,7 +5501,7 @@
     <w:p>
       <w:pPr/>
       <w:r>
-        <w:t xml:space="preserve">Current staff start at the default level for their role: Seniors at L3, and Negotiators, Coders and Billers at L2. Each role is ranked on 2026 KPIs, and levels take effect on April 1, 2027. The full rules are in the Badges, Levels and Transition appendix.</w:t>
+        <w:t xml:space="preserve">Current staff start at the default level for their role: Seniors at L3, and Negotiators, Coders and Billers at L2. Team leads and managers keep their posts at L5. Each role is ranked on 2026 KPIs, and levels take effect on April 1, 2027. The full rules are in the Badges, Levels and Transition appendix.</w:t>
       </w:r>
     </w:p>
     <w:tbl>
@@ -3614,7 +5657,7 @@
           <w:p>
             <w:pPr/>
             <w:r>
-              <w:t xml:space="preserve">Can sit the skill assessment in any window to return to L2</w:t>
+              <w:t xml:space="preserve">Return to L2 automatically once they hold the L2 badges</w:t>
             </w:r>
           </w:p>
         </w:tc>
@@ -3623,7 +5666,67 @@
     <w:p>
       <w:pPr/>
       <w:r>
-        <w:t xml:space="preserve">Role badges: Negotiator C2, A2, C5. Coder A1 (if certified), C5. Biller C1, C3, C4, C5, plus A3 for MVA settlements. No one's pay goes down, and anyone moving up a level gets a guaranteed raise.</w:t>
+        <w:t xml:space="preserve">Role badges are earned automatically by the top 10% of each role and tested within 3 months by the middle 80%:</w:t>
+      </w:r>
+    </w:p>
+    <w:p>
+      <w:pPr>
+        <w:pStyle w:val="ListParagraph"/>
+        <w:numPr>
+          <w:ilvl w:val="0"/>
+          <w:numId w:val="4"/>
+        </w:numPr>
+      </w:pPr>
+      <w:r>
+        <w:t xml:space="preserve">Negotiator: C2, C5, B2, B5, A2</w:t>
+      </w:r>
+    </w:p>
+    <w:p>
+      <w:pPr>
+        <w:pStyle w:val="ListParagraph"/>
+        <w:numPr>
+          <w:ilvl w:val="0"/>
+          <w:numId w:val="4"/>
+        </w:numPr>
+      </w:pPr>
+      <w:r>
+        <w:t xml:space="preserve">Coder: C1, C5, B1, A3</w:t>
+      </w:r>
+    </w:p>
+    <w:p>
+      <w:pPr>
+        <w:pStyle w:val="ListParagraph"/>
+        <w:numPr>
+          <w:ilvl w:val="0"/>
+          <w:numId w:val="4"/>
+        </w:numPr>
+      </w:pPr>
+      <w:r>
+        <w:t xml:space="preserve">Biller: C1, C2, C3, C4, B5; plus B3 for those doing MVA or workers' comp</w:t>
+      </w:r>
+    </w:p>
+    <w:p>
+      <w:pPr>
+        <w:pStyle w:val="ListParagraph"/>
+        <w:numPr>
+          <w:ilvl w:val="0"/>
+          <w:numId w:val="4"/>
+        </w:numPr>
+      </w:pPr>
+      <w:r>
+        <w:t xml:space="preserve">Senior: the role badges of their specialty</w:t>
+      </w:r>
+    </w:p>
+    <w:p>
+      <w:pPr/>
+      <w:r>
+        <w:t xml:space="preserve">Missing badges for the confirmed level are earned through cross-training by December 31, 2027. The level is held provisionally until then. Current team leads and managers keep their posts and have until December 31, 2027 to complete the L5 badge set, with Academy support. New L5 appointments need the full set and the leveling test.</w:t>
+      </w:r>
+    </w:p>
+    <w:p>
+      <w:pPr/>
+      <w:r>
+        <w:t xml:space="preserve">No one's pay goes down, and every move up a level gets the guaranteed raise from April 1, 2027.</w:t>
       </w:r>
     </w:p>
     <w:p>
@@ -3773,6 +5876,74 @@
           <w:p>
             <w:pPr/>
             <w:r>
+              <w:t xml:space="preserve">L0 Junior RCM Specialist</w:t>
+            </w:r>
+          </w:p>
+        </w:tc>
+        <w:tc>
+          <w:tcPr>
+            <w:tcW w:w="1560" w:type="dxa"/>
+          </w:tcPr>
+          <w:p>
+            <w:pPr/>
+            <w:r>
+              <w:t xml:space="preserve">1,000</w:t>
+            </w:r>
+          </w:p>
+        </w:tc>
+        <w:tc>
+          <w:tcPr>
+            <w:tcW w:w="1560" w:type="dxa"/>
+          </w:tcPr>
+          <w:p>
+            <w:pPr/>
+            <w:r>
+              <w:t xml:space="preserve">1,050</w:t>
+            </w:r>
+          </w:p>
+        </w:tc>
+        <w:tc>
+          <w:tcPr>
+            <w:tcW w:w="1560" w:type="dxa"/>
+          </w:tcPr>
+          <w:p>
+            <w:pPr/>
+            <w:r>
+              <w:t xml:space="preserve">1,100</w:t>
+            </w:r>
+          </w:p>
+        </w:tc>
+        <w:tc>
+          <w:tcPr>
+            <w:tcW w:w="1560" w:type="dxa"/>
+          </w:tcPr>
+          <w:p>
+            <w:pPr/>
+            <w:r>
+              <w:t xml:space="preserve">—</w:t>
+            </w:r>
+          </w:p>
+        </w:tc>
+        <w:tc>
+          <w:tcPr>
+            <w:tcW w:w="1560" w:type="dxa"/>
+          </w:tcPr>
+          <w:p>
+            <w:pPr/>
+            <w:r>
+              <w:t xml:space="preserve">New recruits ($1,000–1,100) until they hold the 5 C badges</w:t>
+            </w:r>
+          </w:p>
+        </w:tc>
+      </w:tr>
+      <w:tr>
+        <w:tc>
+          <w:tcPr>
+            <w:tcW w:w="1560" w:type="dxa"/>
+          </w:tcPr>
+          <w:p>
+            <w:pPr/>
+            <w:r>
               <w:t xml:space="preserve">L1 RCM Specialist I</w:t>
             </w:r>
           </w:p>
@@ -3817,18 +5988,18 @@
           <w:p>
             <w:pPr/>
             <w:r>
-              <w:t xml:space="preserve">—</w:t>
-            </w:r>
-          </w:p>
-        </w:tc>
-        <w:tc>
-          <w:tcPr>
-            <w:tcW w:w="1560" w:type="dxa"/>
-          </w:tcPr>
-          <w:p>
-            <w:pPr/>
-            <w:r>
-              <w:t xml:space="preserve">New recruits ($1,000–1,100) enter in the lower half</w:t>
+              <w:t xml:space="preserve">+10%</w:t>
+            </w:r>
+          </w:p>
+        </w:tc>
+        <w:tc>
+          <w:tcPr>
+            <w:tcW w:w="1560" w:type="dxa"/>
+          </w:tcPr>
+          <w:p>
+            <w:pPr/>
+            <w:r>
+              <w:t xml:space="preserve">Recruits who hold the 5 C badges, and staff placed at L1</w:t>
             </w:r>
           </w:p>
         </w:tc>
@@ -4247,7 +6418,7 @@
         <w:pStyle w:val="ListParagraph"/>
         <w:numPr>
           <w:ilvl w:val="0"/>
-          <w:numId w:val="4"/>
+          <w:numId w:val="5"/>
         </w:numPr>
       </w:pPr>
       <w:r>
@@ -4259,7 +6430,7 @@
         <w:pStyle w:val="ListParagraph"/>
         <w:numPr>
           <w:ilvl w:val="0"/>
-          <w:numId w:val="4"/>
+          <w:numId w:val="5"/>
         </w:numPr>
       </w:pPr>
       <w:r>
@@ -4271,7 +6442,7 @@
         <w:pStyle w:val="ListParagraph"/>
         <w:numPr>
           <w:ilvl w:val="0"/>
-          <w:numId w:val="4"/>
+          <w:numId w:val="5"/>
         </w:numPr>
       </w:pPr>
       <w:r>
@@ -4283,7 +6454,7 @@
         <w:pStyle w:val="ListParagraph"/>
         <w:numPr>
           <w:ilvl w:val="0"/>
-          <w:numId w:val="4"/>
+          <w:numId w:val="5"/>
         </w:numPr>
       </w:pPr>
       <w:r>
@@ -4301,260 +6472,18 @@
     <w:p>
       <w:pPr/>
       <w:r>
-        <w:t xml:space="preserve">Core badges carry no allowance because they are rewarded through promotion to L2. Advanced badges carry a monthly allowance, paid only while the badge is active and the team uses it, capped at 2 allowances per person.</w:t>
-      </w:r>
-    </w:p>
-    <w:tbl>
-      <w:tblPr>
-        <w:tblStyle w:val="TableGrid"/>
-        <w:tblW w:w="0" w:type="auto"/>
-        <w:tblLayout w:type="fixed"/>
-        <w:tblLook w:val="04A0" w:firstRow="1" w:lastRow="0" w:firstColumn="0" w:lastColumn="0" w:noHBand="0" w:noVBand="1"/>
-      </w:tblPr>
-      <w:tblGrid>
-        <w:gridCol w:w="2340"/>
-        <w:gridCol w:w="2340"/>
-        <w:gridCol w:w="2340"/>
-        <w:gridCol w:w="2340"/>
-      </w:tblGrid>
-      <w:tr>
-        <w:trPr>
-          <w:tblHeader/>
-        </w:trPr>
-        <w:tc>
-          <w:tcPr>
-            <w:tcW w:w="2340" w:type="dxa"/>
-            <w:shd w:val="clear" w:color="auto" w:fill="F2F2F2"/>
-          </w:tcPr>
-          <w:p>
-            <w:pPr/>
-            <w:r>
-              <w:t xml:space="preserve">Advanced badge</w:t>
-            </w:r>
-          </w:p>
-        </w:tc>
-        <w:tc>
-          <w:tcPr>
-            <w:tcW w:w="2340" w:type="dxa"/>
-            <w:shd w:val="clear" w:color="auto" w:fill="F2F2F2"/>
-          </w:tcPr>
-          <w:p>
-            <w:pPr/>
-            <w:r>
-              <w:t xml:space="preserve">Monthly allowance (USD)</w:t>
-            </w:r>
-          </w:p>
-        </w:tc>
-        <w:tc>
-          <w:tcPr>
-            <w:tcW w:w="2340" w:type="dxa"/>
-            <w:shd w:val="clear" w:color="auto" w:fill="F2F2F2"/>
-          </w:tcPr>
-          <w:p>
-            <w:pPr/>
-            <w:r>
-              <w:t xml:space="preserve">One-time award on earning (USD)</w:t>
-            </w:r>
-          </w:p>
-        </w:tc>
-        <w:tc>
-          <w:tcPr>
-            <w:tcW w:w="2340" w:type="dxa"/>
-            <w:shd w:val="clear" w:color="auto" w:fill="F2F2F2"/>
-          </w:tcPr>
-          <w:p>
-            <w:pPr/>
-            <w:r>
-              <w:t xml:space="preserve">Company-paid extras</w:t>
-            </w:r>
-          </w:p>
-        </w:tc>
-      </w:tr>
-      <w:tr>
-        <w:tc>
-          <w:tcPr>
-            <w:tcW w:w="2340" w:type="dxa"/>
-          </w:tcPr>
-          <w:p>
-            <w:pPr/>
-            <w:r>
-              <w:t xml:space="preserve">A1 Coding (Certified)</w:t>
-            </w:r>
-          </w:p>
-        </w:tc>
-        <w:tc>
-          <w:tcPr>
-            <w:tcW w:w="2340" w:type="dxa"/>
-          </w:tcPr>
-          <w:p>
-            <w:pPr/>
-            <w:r>
-              <w:t xml:space="preserve">70</w:t>
-            </w:r>
-          </w:p>
-        </w:tc>
-        <w:tc>
-          <w:tcPr>
-            <w:tcW w:w="2340" w:type="dxa"/>
-          </w:tcPr>
-          <w:p>
-            <w:pPr/>
-            <w:r>
-              <w:t xml:space="preserve">100</w:t>
-            </w:r>
-          </w:p>
-        </w:tc>
-        <w:tc>
-          <w:tcPr>
-            <w:tcW w:w="2340" w:type="dxa"/>
-          </w:tcPr>
-          <w:p>
-            <w:pPr/>
-            <w:r>
-              <w:t xml:space="preserve">Certification exam, renewal and CEUs</w:t>
-            </w:r>
-          </w:p>
-        </w:tc>
-      </w:tr>
-      <w:tr>
-        <w:tc>
-          <w:tcPr>
-            <w:tcW w:w="2340" w:type="dxa"/>
-          </w:tcPr>
-          <w:p>
-            <w:pPr/>
-            <w:r>
-              <w:t xml:space="preserve">A2 IDR Packet and Offer Strategy</w:t>
-            </w:r>
-          </w:p>
-        </w:tc>
-        <w:tc>
-          <w:tcPr>
-            <w:tcW w:w="2340" w:type="dxa"/>
-          </w:tcPr>
-          <w:p>
-            <w:pPr/>
-            <w:r>
-              <w:t xml:space="preserve">70</w:t>
-            </w:r>
-          </w:p>
-        </w:tc>
-        <w:tc>
-          <w:tcPr>
-            <w:tcW w:w="2340" w:type="dxa"/>
-          </w:tcPr>
-          <w:p>
-            <w:pPr/>
-            <w:r>
-              <w:t xml:space="preserve">100</w:t>
-            </w:r>
-          </w:p>
-        </w:tc>
-        <w:tc>
-          <w:tcPr>
-            <w:tcW w:w="2340" w:type="dxa"/>
-          </w:tcPr>
-          <w:p>
-            <w:pPr/>
-            <w:r>
-              <w:t xml:space="preserve">External NSA/IDR training</w:t>
-            </w:r>
-          </w:p>
-        </w:tc>
-      </w:tr>
-      <w:tr>
-        <w:tc>
-          <w:tcPr>
-            <w:tcW w:w="2340" w:type="dxa"/>
-          </w:tcPr>
-          <w:p>
-            <w:pPr/>
-            <w:r>
-              <w:t xml:space="preserve">A4 Payer Strategy</w:t>
-            </w:r>
-          </w:p>
-        </w:tc>
-        <w:tc>
-          <w:tcPr>
-            <w:tcW w:w="2340" w:type="dxa"/>
-          </w:tcPr>
-          <w:p>
-            <w:pPr/>
-            <w:r>
-              <w:t xml:space="preserve">60</w:t>
-            </w:r>
-          </w:p>
-        </w:tc>
-        <w:tc>
-          <w:tcPr>
-            <w:tcW w:w="2340" w:type="dxa"/>
-          </w:tcPr>
-          <w:p>
-            <w:pPr/>
-            <w:r>
-              <w:t xml:space="preserve">100</w:t>
-            </w:r>
-          </w:p>
-        </w:tc>
-        <w:tc>
-          <w:tcPr>
-            <w:tcW w:w="2340" w:type="dxa"/>
-          </w:tcPr>
-          <w:p>
-            <w:pPr/>
-            <w:r>
-              <w:t xml:space="preserve">—</w:t>
-            </w:r>
-          </w:p>
-        </w:tc>
-      </w:tr>
-      <w:tr>
-        <w:tc>
-          <w:tcPr>
-            <w:tcW w:w="2340" w:type="dxa"/>
-          </w:tcPr>
-          <w:p>
-            <w:pPr/>
-            <w:r>
-              <w:t xml:space="preserve">A3 MVA and Adjuster Negotiation</w:t>
-            </w:r>
-          </w:p>
-        </w:tc>
-        <w:tc>
-          <w:tcPr>
-            <w:tcW w:w="2340" w:type="dxa"/>
-          </w:tcPr>
-          <w:p>
-            <w:pPr/>
-            <w:r>
-              <w:t xml:space="preserve">45</w:t>
-            </w:r>
-          </w:p>
-        </w:tc>
-        <w:tc>
-          <w:tcPr>
-            <w:tcW w:w="2340" w:type="dxa"/>
-          </w:tcPr>
-          <w:p>
-            <w:pPr/>
-            <w:r>
-              <w:t xml:space="preserve">75</w:t>
-            </w:r>
-          </w:p>
-        </w:tc>
-        <w:tc>
-          <w:tcPr>
-            <w:tcW w:w="2340" w:type="dxa"/>
-          </w:tcPr>
-          <w:p>
-            <w:pPr/>
-            <w:r>
-              <w:t xml:space="preserve">—</w:t>
-            </w:r>
-          </w:p>
-        </w:tc>
-      </w:tr>
-    </w:tbl>
+        <w:t xml:space="preserve">C and B badges carry no allowance because they are rewarded through the automatic moves to L1 and L2. Each A badge held pays </w:t>
+      </w:r>
+      <w:r>
+        <w:rPr>
+          <w:b/>
+        </w:rPr>
+        <w:t xml:space="preserve">$50 a month</w:t>
+      </w:r>
+      <w:r>
+        <w:t xml:space="preserve">, up to 2 per person ($100 a month), paid only while the badge is active.</w:t>
+      </w:r>
+    </w:p>
     <w:p>
       <w:pPr/>
       <w:r>
@@ -4673,6 +6602,74 @@
           <w:p>
             <w:pPr/>
             <w:r>
+              <w:t xml:space="preserve">L0</w:t>
+            </w:r>
+          </w:p>
+        </w:tc>
+        <w:tc>
+          <w:tcPr>
+            <w:tcW w:w="1560" w:type="dxa"/>
+          </w:tcPr>
+          <w:p>
+            <w:pPr/>
+            <w:r>
+              <w:t xml:space="preserve">none</w:t>
+            </w:r>
+          </w:p>
+        </w:tc>
+        <w:tc>
+          <w:tcPr>
+            <w:tcW w:w="1560" w:type="dxa"/>
+          </w:tcPr>
+          <w:p>
+            <w:pPr/>
+            <w:r>
+              <w:t xml:space="preserve">—</w:t>
+            </w:r>
+          </w:p>
+        </w:tc>
+        <w:tc>
+          <w:tcPr>
+            <w:tcW w:w="1560" w:type="dxa"/>
+          </w:tcPr>
+          <w:p>
+            <w:pPr/>
+            <w:r>
+              <w:t xml:space="preserve">—</w:t>
+            </w:r>
+          </w:p>
+        </w:tc>
+        <w:tc>
+          <w:tcPr>
+            <w:tcW w:w="1560" w:type="dxa"/>
+          </w:tcPr>
+          <w:p>
+            <w:pPr/>
+            <w:r>
+              <w:t xml:space="preserve">—</w:t>
+            </w:r>
+          </w:p>
+        </w:tc>
+        <w:tc>
+          <w:tcPr>
+            <w:tcW w:w="1560" w:type="dxa"/>
+          </w:tcPr>
+          <w:p>
+            <w:pPr/>
+            <w:r>
+              <w:t xml:space="preserve">—</w:t>
+            </w:r>
+          </w:p>
+        </w:tc>
+      </w:tr>
+      <w:tr>
+        <w:tc>
+          <w:tcPr>
+            <w:tcW w:w="1560" w:type="dxa"/>
+          </w:tcPr>
+          <w:p>
+            <w:pPr/>
+            <w:r>
               <w:t xml:space="preserve">L1</w:t>
             </w:r>
           </w:p>
@@ -5089,7 +7086,7 @@
         <w:t xml:space="preserve">Compliance guard:</w:t>
       </w:r>
       <w:r>
-        <w:t xml:space="preserve"> coding work is never paid on dollars collected. For A1 holders, the coding part of the bonus uses accuracy and productivity only, so no one gains from coding a higher level than the chart supports.</w:t>
+        <w:t xml:space="preserve"> coding work is never paid on dollars collected. For B1 holders, the coding part of the bonus uses accuracy and productivity only, so no one gains from coding a higher level than the chart supports.</w:t>
       </w:r>
     </w:p>
     <w:p>
@@ -5111,17 +7108,11 @@
         <w:pStyle w:val="ListParagraph"/>
         <w:numPr>
           <w:ilvl w:val="0"/>
-          <w:numId w:val="5"/>
+          <w:numId w:val="6"/>
         </w:numPr>
       </w:pPr>
       <w:r>
-        <w:rPr>
-          <w:b/>
-        </w:rPr>
-        <w:t xml:space="preserve">Eligibility check:</w:t>
-      </w:r>
-      <w:r>
-        <w:t xml:space="preserve"> at the end of each quarter, ClickUp and the Academy chair list everyone who meets the badge and performance requirements for the next level. Badges are earned in the quarterly test windows.</w:t>
+        <w:t xml:space="preserve">Automatic moves (L0 → L1, L1 → L2): ClickUp and the Academy chair list everyone who holds the badges for the next level. They move up at the next quarterly window, with no test and no minimum time in level.</w:t>
       </w:r>
     </w:p>
     <w:p>
@@ -5129,17 +7120,11 @@
         <w:pStyle w:val="ListParagraph"/>
         <w:numPr>
           <w:ilvl w:val="0"/>
-          <w:numId w:val="5"/>
+          <w:numId w:val="6"/>
         </w:numPr>
       </w:pPr>
       <w:r>
-        <w:rPr>
-          <w:b/>
-        </w:rPr>
-        <w:t xml:space="preserve">Calibration panel:</w:t>
-      </w:r>
-      <w:r>
-        <w:t xml:space="preserve"> the Academy chair and 2 team managers from outside the person's team confirm each case.</w:t>
+        <w:t xml:space="preserve">Leveling tests (L3, L4, L5): members who hold the level's badges sit the leveling test in a quarterly test window. L5 also needs a team lead or manager post.</w:t>
       </w:r>
     </w:p>
     <w:p>
@@ -5147,17 +7132,11 @@
         <w:pStyle w:val="ListParagraph"/>
         <w:numPr>
           <w:ilvl w:val="0"/>
-          <w:numId w:val="5"/>
+          <w:numId w:val="6"/>
         </w:numPr>
       </w:pPr>
       <w:r>
-        <w:rPr>
-          <w:b/>
-        </w:rPr>
-        <w:t xml:space="preserve">Effective date:</w:t>
-      </w:r>
-      <w:r>
-        <w:t xml:space="preserve"> the first day of the next month. The new portfolio tier starts the same day.</w:t>
+        <w:t xml:space="preserve">Annual top 10%: every December the top 10% of each level earn the missing badges of their level. An L2 in the top 10% moves up to L3 without the leveling test.</w:t>
       </w:r>
     </w:p>
     <w:p>
@@ -5165,17 +7144,35 @@
         <w:pStyle w:val="ListParagraph"/>
         <w:numPr>
           <w:ilvl w:val="0"/>
-          <w:numId w:val="5"/>
+          <w:numId w:val="6"/>
         </w:numPr>
       </w:pPr>
       <w:r>
-        <w:rPr>
-          <w:b/>
-        </w:rPr>
-        <w:t xml:space="preserve">Feedback:</w:t>
-      </w:r>
-      <w:r>
-        <w:t xml:space="preserve"> anyone eligible but not promoted gets the reasons in writing and a target quarter.</w:t>
+        <w:t xml:space="preserve">Calibration panel: the Academy chair and 2 team managers from outside the person's team confirm each L3, L4 and L5 case.</w:t>
+      </w:r>
+    </w:p>
+    <w:p>
+      <w:pPr>
+        <w:pStyle w:val="ListParagraph"/>
+        <w:numPr>
+          <w:ilvl w:val="0"/>
+          <w:numId w:val="6"/>
+        </w:numPr>
+      </w:pPr>
+      <w:r>
+        <w:t xml:space="preserve">Effective date: the first day of the next month. The new portfolio tier starts the same day.</w:t>
+      </w:r>
+    </w:p>
+    <w:p>
+      <w:pPr>
+        <w:pStyle w:val="ListParagraph"/>
+        <w:numPr>
+          <w:ilvl w:val="0"/>
+          <w:numId w:val="6"/>
+        </w:numPr>
+      </w:pPr>
+      <w:r>
+        <w:t xml:space="preserve">Feedback: anyone eligible but not promoted gets the reasons in writing and a target quarter.</w:t>
       </w:r>
     </w:p>
     <w:tbl>
@@ -5214,7 +7211,7 @@
           <w:p>
             <w:pPr/>
             <w:r>
-              <w:t xml:space="preserve">Minimum time in current level</w:t>
+              <w:t xml:space="preserve">How</w:t>
             </w:r>
           </w:p>
         </w:tc>
@@ -5239,6 +7236,41 @@
           <w:p>
             <w:pPr/>
             <w:r>
+              <w:t xml:space="preserve">L0 → L1</w:t>
+            </w:r>
+          </w:p>
+        </w:tc>
+        <w:tc>
+          <w:tcPr>
+            <w:tcW w:w="3120" w:type="dxa"/>
+          </w:tcPr>
+          <w:p>
+            <w:pPr/>
+            <w:r>
+              <w:t xml:space="preserve">Automatic once the 5 C badges are held</w:t>
+            </w:r>
+          </w:p>
+        </w:tc>
+        <w:tc>
+          <w:tcPr>
+            <w:tcW w:w="3120" w:type="dxa"/>
+          </w:tcPr>
+          <w:p>
+            <w:pPr/>
+            <w:r>
+              <w:t xml:space="preserve">5% or the new band minimum, whichever is higher</w:t>
+            </w:r>
+          </w:p>
+        </w:tc>
+      </w:tr>
+      <w:tr>
+        <w:tc>
+          <w:tcPr>
+            <w:tcW w:w="3120" w:type="dxa"/>
+          </w:tcPr>
+          <w:p>
+            <w:pPr/>
+            <w:r>
               <w:t xml:space="preserve">L1 → L2</w:t>
             </w:r>
           </w:p>
@@ -5250,7 +7282,7 @@
           <w:p>
             <w:pPr/>
             <w:r>
-              <w:t xml:space="preserve">6 months (none during the transition)</w:t>
+              <w:t xml:space="preserve">Automatic once the L2 badges are held</w:t>
             </w:r>
           </w:p>
         </w:tc>
@@ -5285,7 +7317,7 @@
           <w:p>
             <w:pPr/>
             <w:r>
-              <w:t xml:space="preserve">12 months (none during the transition)</w:t>
+              <w:t xml:space="preserve">L3 leveling test, or the annual top 10%</w:t>
             </w:r>
           </w:p>
         </w:tc>
@@ -5320,7 +7352,7 @@
           <w:p>
             <w:pPr/>
             <w:r>
-              <w:t xml:space="preserve">18 months</w:t>
+              <w:t xml:space="preserve">L4 leveling test</w:t>
             </w:r>
           </w:p>
         </w:tc>
@@ -5344,7 +7376,7 @@
           <w:p>
             <w:pPr/>
             <w:r>
-              <w:t xml:space="preserve">L3 or L4 → Team Lead (L5)</w:t>
+              <w:t xml:space="preserve">→ Team Lead (L5)</w:t>
             </w:r>
           </w:p>
         </w:tc>
@@ -5355,7 +7387,7 @@
           <w:p>
             <w:pPr/>
             <w:r>
-              <w:t xml:space="preserve">Passed coaching assessment; posted internally</w:t>
+              <w:t xml:space="preserve">L5 badges and leveling test with a coaching assessment; posted internally</w:t>
             </w:r>
           </w:p>
         </w:tc>
@@ -5379,7 +7411,7 @@
           <w:p>
             <w:pPr/>
             <w:r>
-              <w:t xml:space="preserve">Team Lead or L4 → Manager (L5)</w:t>
+              <w:t xml:space="preserve">→ Manager (L5)</w:t>
             </w:r>
           </w:p>
         </w:tc>
@@ -5390,7 +7422,7 @@
           <w:p>
             <w:pPr/>
             <w:r>
-              <w:t xml:space="preserve">12 months as team lead, or L4 plus leadership training; posted internally</w:t>
+              <w:t xml:space="preserve">L5 badges and leveling test with a leadership assessment; posted internally</w:t>
             </w:r>
           </w:p>
         </w:tc>
@@ -5416,7 +7448,7 @@
         <w:t xml:space="preserve">Leadership seats</w:t>
       </w:r>
       <w:r>
-        <w:t xml:space="preserve"> (about 7 manager and 14 TL seats over the expansion) are filled by internal posting first. Only L3 and above can apply for TL.</w:t>
+        <w:t xml:space="preserve"> (about 7 manager and 14 TL seats over the expansion) are filled by internal posting first. Applicants need the L5 badge set and a pass in the L5 leveling test.</w:t>
       </w:r>
     </w:p>
     <w:p>
@@ -5433,7 +7465,7 @@
         <w:pStyle w:val="ListParagraph"/>
         <w:numPr>
           <w:ilvl w:val="0"/>
-          <w:numId w:val="6"/>
+          <w:numId w:val="7"/>
         </w:numPr>
       </w:pPr>
       <w:r>
@@ -5445,7 +7477,7 @@
         <w:pStyle w:val="ListParagraph"/>
         <w:numPr>
           <w:ilvl w:val="0"/>
-          <w:numId w:val="6"/>
+          <w:numId w:val="7"/>
         </w:numPr>
       </w:pPr>
       <w:r>
@@ -5457,7 +7489,7 @@
         <w:pStyle w:val="ListParagraph"/>
         <w:numPr>
           <w:ilvl w:val="0"/>
-          <w:numId w:val="6"/>
+          <w:numId w:val="7"/>
         </w:numPr>
       </w:pPr>
       <w:r>
@@ -5469,7 +7501,7 @@
         <w:pStyle w:val="ListParagraph"/>
         <w:numPr>
           <w:ilvl w:val="0"/>
-          <w:numId w:val="6"/>
+          <w:numId w:val="7"/>
         </w:numPr>
       </w:pPr>
       <w:r>
@@ -5775,7 +7807,7 @@
           <w:p>
             <w:pPr/>
             <w:r>
-              <w:t xml:space="preserve">Company pays one certification or external course per year</w:t>
+              <w:t xml:space="preserve">Company pays one external course per year</w:t>
             </w:r>
           </w:p>
         </w:tc>
@@ -5900,7 +7932,7 @@
     <w:p>
       <w:pPr/>
       <w:r>
-        <w:t xml:space="preserve">Any L2, L3 or L4 member holding C2 can opt in to the bridge night rota. It is no longer limited to 2 team leads.</w:t>
+        <w:t xml:space="preserve">Any L2, L3 or L4 member holding B2 can opt in to the bridge night rota. It is no longer limited to 2 team leads.</w:t>
       </w:r>
     </w:p>
     <w:p>
@@ -5908,7 +7940,7 @@
         <w:pStyle w:val="ListParagraph"/>
         <w:numPr>
           <w:ilvl w:val="0"/>
-          <w:numId w:val="7"/>
+          <w:numId w:val="8"/>
         </w:numPr>
       </w:pPr>
       <w:r>
@@ -5926,7 +7958,7 @@
         <w:pStyle w:val="ListParagraph"/>
         <w:numPr>
           <w:ilvl w:val="0"/>
-          <w:numId w:val="7"/>
+          <w:numId w:val="8"/>
         </w:numPr>
       </w:pPr>
       <w:r>
@@ -5944,7 +7976,7 @@
         <w:pStyle w:val="ListParagraph"/>
         <w:numPr>
           <w:ilvl w:val="0"/>
-          <w:numId w:val="7"/>
+          <w:numId w:val="8"/>
         </w:numPr>
       </w:pPr>
       <w:r>
@@ -5962,7 +7994,7 @@
         <w:pStyle w:val="ListParagraph"/>
         <w:numPr>
           <w:ilvl w:val="0"/>
-          <w:numId w:val="7"/>
+          <w:numId w:val="8"/>
         </w:numPr>
       </w:pPr>
       <w:r>
@@ -6239,67 +8271,103 @@
           <w:p>
             <w:pPr/>
             <w:r>
-              <w:rPr>
-                <w:b/>
-              </w:rPr>
-              <w:t xml:space="preserve">Core</w:t>
-            </w:r>
-            <w:r>
-              <w:t xml:space="preserve"> badges: the five skills every specialist holds by L2 (C = core)</w:t>
-            </w:r>
-          </w:p>
-        </w:tc>
-      </w:tr>
-      <w:tr>
-        <w:tc>
-          <w:tcPr>
-            <w:tcW w:w="4680" w:type="dxa"/>
-          </w:tcPr>
-          <w:p>
-            <w:pPr/>
-            <w:r>
-              <w:t xml:space="preserve">A1–A4</w:t>
-            </w:r>
-          </w:p>
-        </w:tc>
-        <w:tc>
-          <w:tcPr>
-            <w:tcW w:w="4680" w:type="dxa"/>
-          </w:tcPr>
-          <w:p>
-            <w:pPr/>
-            <w:r>
-              <w:rPr>
-                <w:b/>
-              </w:rPr>
-              <w:t xml:space="preserve">Advanced</w:t>
-            </w:r>
-            <w:r>
-              <w:t xml:space="preserve"> badges: expert skills; 2 are needed for L3 and 3 for L4 (A = advanced)</w:t>
-            </w:r>
-          </w:p>
-        </w:tc>
-      </w:tr>
-      <w:tr>
-        <w:tc>
-          <w:tcPr>
-            <w:tcW w:w="4680" w:type="dxa"/>
-          </w:tcPr>
-          <w:p>
-            <w:pPr/>
-            <w:r>
-              <w:t xml:space="preserve">L1–L4</w:t>
-            </w:r>
-          </w:p>
-        </w:tc>
-        <w:tc>
-          <w:tcPr>
-            <w:tcW w:w="4680" w:type="dxa"/>
-          </w:tcPr>
-          <w:p>
-            <w:pPr/>
-            <w:r>
-              <w:t xml:space="preserve">Specialist levels: RCM Specialist I and II, Senior Specialist I and II; L5 Principal is the leadership level</w:t>
+              <w:t xml:space="preserve">Core badges: the five routine skills every specialist holds by L1 (C = core)</w:t>
+            </w:r>
+          </w:p>
+        </w:tc>
+      </w:tr>
+      <w:tr>
+        <w:tc>
+          <w:tcPr>
+            <w:tcW w:w="4680" w:type="dxa"/>
+          </w:tcPr>
+          <w:p>
+            <w:pPr/>
+            <w:r>
+              <w:t xml:space="preserve">B1–B5</w:t>
+            </w:r>
+          </w:p>
+        </w:tc>
+        <w:tc>
+          <w:tcPr>
+            <w:tcW w:w="4680" w:type="dxa"/>
+          </w:tcPr>
+          <w:p>
+            <w:pPr/>
+            <w:r>
+              <w:t xml:space="preserve">Specialist badges: B1 or B2 plus 2 of B3, B4, B5 for L2; all five for L3 (B = specialist)</w:t>
+            </w:r>
+          </w:p>
+        </w:tc>
+      </w:tr>
+      <w:tr>
+        <w:tc>
+          <w:tcPr>
+            <w:tcW w:w="4680" w:type="dxa"/>
+          </w:tcPr>
+          <w:p>
+            <w:pPr/>
+            <w:r>
+              <w:t xml:space="preserve">A1–A5</w:t>
+            </w:r>
+          </w:p>
+        </w:tc>
+        <w:tc>
+          <w:tcPr>
+            <w:tcW w:w="4680" w:type="dxa"/>
+          </w:tcPr>
+          <w:p>
+            <w:pPr/>
+            <w:r>
+              <w:t xml:space="preserve">Advanced badges: expert skills; at least 1 for L3, 3 for L4 and 4 for L5 (A = advanced)</w:t>
+            </w:r>
+          </w:p>
+        </w:tc>
+      </w:tr>
+      <w:tr>
+        <w:tc>
+          <w:tcPr>
+            <w:tcW w:w="4680" w:type="dxa"/>
+          </w:tcPr>
+          <w:p>
+            <w:pPr/>
+            <w:r>
+              <w:t xml:space="preserve">L0–L4</w:t>
+            </w:r>
+          </w:p>
+        </w:tc>
+        <w:tc>
+          <w:tcPr>
+            <w:tcW w:w="4680" w:type="dxa"/>
+          </w:tcPr>
+          <w:p>
+            <w:pPr/>
+            <w:r>
+              <w:t xml:space="preserve">Specialist levels: Junior RCM Specialist, RCM Specialist I and II, Senior Specialist I and II; L5 Principal is the leadership level</w:t>
+            </w:r>
+          </w:p>
+        </w:tc>
+      </w:tr>
+      <w:tr>
+        <w:tc>
+          <w:tcPr>
+            <w:tcW w:w="4680" w:type="dxa"/>
+          </w:tcPr>
+          <w:p>
+            <w:pPr/>
+            <w:r>
+              <w:t xml:space="preserve">Leveling test</w:t>
+            </w:r>
+          </w:p>
+        </w:tc>
+        <w:tc>
+          <w:tcPr>
+            <w:tcW w:w="4680" w:type="dxa"/>
+          </w:tcPr>
+          <w:p>
+            <w:pPr/>
+            <w:r>
+              <w:t xml:space="preserve">Case-based exam plus a 6-month QA and deadline review, needed for L3, L4 and L5</w:t>
             </w:r>
           </w:p>
         </w:tc>
@@ -6443,31 +8511,31 @@
           <w:p>
             <w:pPr/>
             <w:r>
-              <w:t xml:space="preserve">IDR entity: the certified arbitrator that decides a dispute</w:t>
-            </w:r>
-          </w:p>
-        </w:tc>
-      </w:tr>
-      <w:tr>
-        <w:tc>
-          <w:tcPr>
-            <w:tcW w:w="4680" w:type="dxa"/>
-          </w:tcPr>
-          <w:p>
-            <w:pPr/>
-            <w:r>
-              <w:t xml:space="preserve">OMB form / Open Negotiation</w:t>
-            </w:r>
-          </w:p>
-        </w:tc>
-        <w:tc>
-          <w:tcPr>
-            <w:tcW w:w="4680" w:type="dxa"/>
-          </w:tcPr>
-          <w:p>
-            <w:pPr/>
-            <w:r>
-              <w:t xml:space="preserve">The 30-business-day negotiation required before IDR; its notice uses the OMB-approved form</w:t>
+              <w:t xml:space="preserve">IDR entity: the independent arbitrator that decides a dispute</w:t>
+            </w:r>
+          </w:p>
+        </w:tc>
+      </w:tr>
+      <w:tr>
+        <w:tc>
+          <w:tcPr>
+            <w:tcW w:w="4680" w:type="dxa"/>
+          </w:tcPr>
+          <w:p>
+            <w:pPr/>
+            <w:r>
+              <w:t xml:space="preserve">OMB form</w:t>
+            </w:r>
+          </w:p>
+        </w:tc>
+        <w:tc>
+          <w:tcPr>
+            <w:tcW w:w="4680" w:type="dxa"/>
+          </w:tcPr>
+          <w:p>
+            <w:pPr/>
+            <w:r>
+              <w:t xml:space="preserve">The notice that starts the 30-business-day negotiation required before IDR (part of B2)</w:t>
             </w:r>
           </w:p>
         </w:tc>
@@ -6528,6 +8596,30 @@
           <w:p>
             <w:pPr/>
             <w:r>
+              <w:t xml:space="preserve">WComp</w:t>
+            </w:r>
+          </w:p>
+        </w:tc>
+        <w:tc>
+          <w:tcPr>
+            <w:tcW w:w="4680" w:type="dxa"/>
+          </w:tcPr>
+          <w:p>
+            <w:pPr/>
+            <w:r>
+              <w:t xml:space="preserve">Workers' compensation claims</w:t>
+            </w:r>
+          </w:p>
+        </w:tc>
+      </w:tr>
+      <w:tr>
+        <w:tc>
+          <w:tcPr>
+            <w:tcW w:w="4680" w:type="dxa"/>
+          </w:tcPr>
+          <w:p>
+            <w:pPr/>
+            <w:r>
               <w:t xml:space="preserve">PIP / MedPay</w:t>
             </w:r>
           </w:p>
@@ -6588,54 +8680,6 @@
             <w:pPr/>
             <w:r>
               <w:t xml:space="preserve">Electronic remittance advice: the payer's electronic payment explanation</w:t>
-            </w:r>
-          </w:p>
-        </w:tc>
-      </w:tr>
-      <w:tr>
-        <w:tc>
-          <w:tcPr>
-            <w:tcW w:w="4680" w:type="dxa"/>
-          </w:tcPr>
-          <w:p>
-            <w:pPr/>
-            <w:r>
-              <w:t xml:space="preserve">CPC / COC / CCS</w:t>
-            </w:r>
-          </w:p>
-        </w:tc>
-        <w:tc>
-          <w:tcPr>
-            <w:tcW w:w="4680" w:type="dxa"/>
-          </w:tcPr>
-          <w:p>
-            <w:pPr/>
-            <w:r>
-              <w:t xml:space="preserve">Medical coding certifications</w:t>
-            </w:r>
-          </w:p>
-        </w:tc>
-      </w:tr>
-      <w:tr>
-        <w:tc>
-          <w:tcPr>
-            <w:tcW w:w="4680" w:type="dxa"/>
-          </w:tcPr>
-          <w:p>
-            <w:pPr/>
-            <w:r>
-              <w:t xml:space="preserve">CEU</w:t>
-            </w:r>
-          </w:p>
-        </w:tc>
-        <w:tc>
-          <w:tcPr>
-            <w:tcW w:w="4680" w:type="dxa"/>
-          </w:tcPr>
-          <w:p>
-            <w:pPr/>
-            <w:r>
-              <w:t xml:space="preserve">Continuing education unit, needed to keep a certification</w:t>
             </w:r>
           </w:p>
         </w:tc>
@@ -6908,15 +8952,18 @@
     <w:abstractNumId w:val="0"/>
   </w:num>
   <w:num w:numId="5">
+    <w:abstractNumId w:val="0"/>
+  </w:num>
+  <w:num w:numId="6">
     <w:abstractNumId w:val="1"/>
     <w:lvlOverride w:ilvl="0">
       <w:startOverride w:val="1"/>
     </w:lvlOverride>
   </w:num>
-  <w:num w:numId="6">
+  <w:num w:numId="7">
     <w:abstractNumId w:val="0"/>
   </w:num>
-  <w:num w:numId="7">
+  <w:num w:numId="8">
     <w:abstractNumId w:val="0"/>
   </w:num>
 </w:numbering>

--- a/oon-operating-model/ER-OON-2027-Package/02-Documents/04-Badge-Competency-Matrix.docx
+++ b/oon-operating-model/ER-OON-2027-Package/02-Documents/04-Badge-Competency-Matrix.docx
@@ -5734,685 +5734,29 @@
         <w:pStyle w:val="Heading2"/>
       </w:pPr>
       <w:r>
-        <w:t xml:space="preserve">Salary bands by level</w:t>
+        <w:t xml:space="preserve">Pay principles</w:t>
       </w:r>
     </w:p>
     <w:p>
       <w:pPr/>
       <w:r>
-        <w:t xml:space="preserve">Base pay follows level, not individual badges: badges move a person up a level, and the level sets the band. Paying per badge would reward collecting badges the team doesn't need.</w:t>
+        <w:t xml:space="preserve">No one's pay goes down. Every move up a level comes with a pay raise.</w:t>
+      </w:r>
+    </w:p>
+    <w:p>
+      <w:pPr>
+        <w:pStyle w:val="Heading2"/>
+      </w:pPr>
+      <w:r>
+        <w:t xml:space="preserve">Promotions</w:t>
       </w:r>
     </w:p>
     <w:p>
       <w:pPr/>
       <w:r>
-        <w:t xml:space="preserve">Bands are in </w:t>
-      </w:r>
-      <w:r>
-        <w:rPr>
-          <w:b/>
-        </w:rPr>
-        <w:t xml:space="preserve">USD per month</w:t>
-      </w:r>
-      <w:r>
-        <w:t xml:space="preserve">, built from current pay: new recruits at $1,000–1,100 and experienced staff at $1,300–1,800. Team leads stay at </w:t>
-      </w:r>
-      <w:r>
-        <w:rPr>
-          <w:b/>
-        </w:rPr>
-        <w:t xml:space="preserve">$1,400–2,000</w:t>
-      </w:r>
-      <w:r>
-        <w:t xml:space="preserve"> and managers at </w:t>
-      </w:r>
-      <w:r>
-        <w:rPr>
-          <w:b/>
-        </w:rPr>
-        <w:t xml:space="preserve">$2,000–3,000</w:t>
-      </w:r>
-      <w:r>
-        <w:t xml:space="preserve">.</w:t>
-      </w:r>
-    </w:p>
-    <w:tbl>
-      <w:tblPr>
-        <w:tblStyle w:val="TableGrid"/>
-        <w:tblW w:w="0" w:type="auto"/>
-        <w:tblLayout w:type="fixed"/>
-        <w:tblLook w:val="04A0" w:firstRow="1" w:lastRow="0" w:firstColumn="0" w:lastColumn="0" w:noHBand="0" w:noVBand="1"/>
-      </w:tblPr>
-      <w:tblGrid>
-        <w:gridCol w:w="1560"/>
-        <w:gridCol w:w="1560"/>
-        <w:gridCol w:w="1560"/>
-        <w:gridCol w:w="1560"/>
-        <w:gridCol w:w="1560"/>
-        <w:gridCol w:w="1560"/>
-      </w:tblGrid>
-      <w:tr>
-        <w:trPr>
-          <w:tblHeader/>
-        </w:trPr>
-        <w:tc>
-          <w:tcPr>
-            <w:tcW w:w="1560" w:type="dxa"/>
-            <w:shd w:val="clear" w:color="auto" w:fill="F2F2F2"/>
-          </w:tcPr>
-          <w:p>
-            <w:pPr/>
-            <w:r>
-              <w:t xml:space="preserve">Level</w:t>
-            </w:r>
-          </w:p>
-        </w:tc>
-        <w:tc>
-          <w:tcPr>
-            <w:tcW w:w="1560" w:type="dxa"/>
-            <w:shd w:val="clear" w:color="auto" w:fill="F2F2F2"/>
-          </w:tcPr>
-          <w:p>
-            <w:pPr/>
-            <w:r>
-              <w:t xml:space="preserve">Band min (USD/month)</w:t>
-            </w:r>
-          </w:p>
-        </w:tc>
-        <w:tc>
-          <w:tcPr>
-            <w:tcW w:w="1560" w:type="dxa"/>
-            <w:shd w:val="clear" w:color="auto" w:fill="F2F2F2"/>
-          </w:tcPr>
-          <w:p>
-            <w:pPr/>
-            <w:r>
-              <w:t xml:space="preserve">Midpoint</w:t>
-            </w:r>
-          </w:p>
-        </w:tc>
-        <w:tc>
-          <w:tcPr>
-            <w:tcW w:w="1560" w:type="dxa"/>
-            <w:shd w:val="clear" w:color="auto" w:fill="F2F2F2"/>
-          </w:tcPr>
-          <w:p>
-            <w:pPr/>
-            <w:r>
-              <w:t xml:space="preserve">Band max</w:t>
-            </w:r>
-          </w:p>
-        </w:tc>
-        <w:tc>
-          <w:tcPr>
-            <w:tcW w:w="1560" w:type="dxa"/>
-            <w:shd w:val="clear" w:color="auto" w:fill="F2F2F2"/>
-          </w:tcPr>
-          <w:p>
-            <w:pPr/>
-            <w:r>
-              <w:t xml:space="preserve">Midpoint gap to level below</w:t>
-            </w:r>
-          </w:p>
-        </w:tc>
-        <w:tc>
-          <w:tcPr>
-            <w:tcW w:w="1560" w:type="dxa"/>
-            <w:shd w:val="clear" w:color="auto" w:fill="F2F2F2"/>
-          </w:tcPr>
-          <w:p>
-            <w:pPr/>
-            <w:r>
-              <w:t xml:space="preserve">Where current staff sit</w:t>
-            </w:r>
-          </w:p>
-        </w:tc>
-      </w:tr>
-      <w:tr>
-        <w:tc>
-          <w:tcPr>
-            <w:tcW w:w="1560" w:type="dxa"/>
-          </w:tcPr>
-          <w:p>
-            <w:pPr/>
-            <w:r>
-              <w:t xml:space="preserve">L0 Junior RCM Specialist</w:t>
-            </w:r>
-          </w:p>
-        </w:tc>
-        <w:tc>
-          <w:tcPr>
-            <w:tcW w:w="1560" w:type="dxa"/>
-          </w:tcPr>
-          <w:p>
-            <w:pPr/>
-            <w:r>
-              <w:t xml:space="preserve">1,000</w:t>
-            </w:r>
-          </w:p>
-        </w:tc>
-        <w:tc>
-          <w:tcPr>
-            <w:tcW w:w="1560" w:type="dxa"/>
-          </w:tcPr>
-          <w:p>
-            <w:pPr/>
-            <w:r>
-              <w:t xml:space="preserve">1,050</w:t>
-            </w:r>
-          </w:p>
-        </w:tc>
-        <w:tc>
-          <w:tcPr>
-            <w:tcW w:w="1560" w:type="dxa"/>
-          </w:tcPr>
-          <w:p>
-            <w:pPr/>
-            <w:r>
-              <w:t xml:space="preserve">1,100</w:t>
-            </w:r>
-          </w:p>
-        </w:tc>
-        <w:tc>
-          <w:tcPr>
-            <w:tcW w:w="1560" w:type="dxa"/>
-          </w:tcPr>
-          <w:p>
-            <w:pPr/>
-            <w:r>
-              <w:t xml:space="preserve">—</w:t>
-            </w:r>
-          </w:p>
-        </w:tc>
-        <w:tc>
-          <w:tcPr>
-            <w:tcW w:w="1560" w:type="dxa"/>
-          </w:tcPr>
-          <w:p>
-            <w:pPr/>
-            <w:r>
-              <w:t xml:space="preserve">New recruits ($1,000–1,100) until they hold the 5 C badges</w:t>
-            </w:r>
-          </w:p>
-        </w:tc>
-      </w:tr>
-      <w:tr>
-        <w:tc>
-          <w:tcPr>
-            <w:tcW w:w="1560" w:type="dxa"/>
-          </w:tcPr>
-          <w:p>
-            <w:pPr/>
-            <w:r>
-              <w:t xml:space="preserve">L1 RCM Specialist I</w:t>
-            </w:r>
-          </w:p>
-        </w:tc>
-        <w:tc>
-          <w:tcPr>
-            <w:tcW w:w="1560" w:type="dxa"/>
-          </w:tcPr>
-          <w:p>
-            <w:pPr/>
-            <w:r>
-              <w:t xml:space="preserve">1,000</w:t>
-            </w:r>
-          </w:p>
-        </w:tc>
-        <w:tc>
-          <w:tcPr>
-            <w:tcW w:w="1560" w:type="dxa"/>
-          </w:tcPr>
-          <w:p>
-            <w:pPr/>
-            <w:r>
-              <w:t xml:space="preserve">1,150</w:t>
-            </w:r>
-          </w:p>
-        </w:tc>
-        <w:tc>
-          <w:tcPr>
-            <w:tcW w:w="1560" w:type="dxa"/>
-          </w:tcPr>
-          <w:p>
-            <w:pPr/>
-            <w:r>
-              <w:t xml:space="preserve">1,300</w:t>
-            </w:r>
-          </w:p>
-        </w:tc>
-        <w:tc>
-          <w:tcPr>
-            <w:tcW w:w="1560" w:type="dxa"/>
-          </w:tcPr>
-          <w:p>
-            <w:pPr/>
-            <w:r>
-              <w:t xml:space="preserve">+10%</w:t>
-            </w:r>
-          </w:p>
-        </w:tc>
-        <w:tc>
-          <w:tcPr>
-            <w:tcW w:w="1560" w:type="dxa"/>
-          </w:tcPr>
-          <w:p>
-            <w:pPr/>
-            <w:r>
-              <w:t xml:space="preserve">Recruits who hold the 5 C badges, and staff placed at L1</w:t>
-            </w:r>
-          </w:p>
-        </w:tc>
-      </w:tr>
-      <w:tr>
-        <w:tc>
-          <w:tcPr>
-            <w:tcW w:w="1560" w:type="dxa"/>
-          </w:tcPr>
-          <w:p>
-            <w:pPr/>
-            <w:r>
-              <w:t xml:space="preserve">L2 RCM Specialist II</w:t>
-            </w:r>
-          </w:p>
-        </w:tc>
-        <w:tc>
-          <w:tcPr>
-            <w:tcW w:w="1560" w:type="dxa"/>
-          </w:tcPr>
-          <w:p>
-            <w:pPr/>
-            <w:r>
-              <w:t xml:space="preserve">1,200</w:t>
-            </w:r>
-          </w:p>
-        </w:tc>
-        <w:tc>
-          <w:tcPr>
-            <w:tcW w:w="1560" w:type="dxa"/>
-          </w:tcPr>
-          <w:p>
-            <w:pPr/>
-            <w:r>
-              <w:t xml:space="preserve">1,375</w:t>
-            </w:r>
-          </w:p>
-        </w:tc>
-        <w:tc>
-          <w:tcPr>
-            <w:tcW w:w="1560" w:type="dxa"/>
-          </w:tcPr>
-          <w:p>
-            <w:pPr/>
-            <w:r>
-              <w:t xml:space="preserve">1,550</w:t>
-            </w:r>
-          </w:p>
-        </w:tc>
-        <w:tc>
-          <w:tcPr>
-            <w:tcW w:w="1560" w:type="dxa"/>
-          </w:tcPr>
-          <w:p>
-            <w:pPr/>
-            <w:r>
-              <w:t xml:space="preserve">+20%</w:t>
-            </w:r>
-          </w:p>
-        </w:tc>
-        <w:tc>
-          <w:tcPr>
-            <w:tcW w:w="1560" w:type="dxa"/>
-          </w:tcPr>
-          <w:p>
-            <w:pPr/>
-            <w:r>
-              <w:t xml:space="preserve">Lower part of today's experienced range</w:t>
-            </w:r>
-          </w:p>
-        </w:tc>
-      </w:tr>
-      <w:tr>
-        <w:tc>
-          <w:tcPr>
-            <w:tcW w:w="1560" w:type="dxa"/>
-          </w:tcPr>
-          <w:p>
-            <w:pPr/>
-            <w:r>
-              <w:t xml:space="preserve">L3 Senior Specialist I</w:t>
-            </w:r>
-          </w:p>
-        </w:tc>
-        <w:tc>
-          <w:tcPr>
-            <w:tcW w:w="1560" w:type="dxa"/>
-          </w:tcPr>
-          <w:p>
-            <w:pPr/>
-            <w:r>
-              <w:t xml:space="preserve">1,400</w:t>
-            </w:r>
-          </w:p>
-        </w:tc>
-        <w:tc>
-          <w:tcPr>
-            <w:tcW w:w="1560" w:type="dxa"/>
-          </w:tcPr>
-          <w:p>
-            <w:pPr/>
-            <w:r>
-              <w:t xml:space="preserve">1,600</w:t>
-            </w:r>
-          </w:p>
-        </w:tc>
-        <w:tc>
-          <w:tcPr>
-            <w:tcW w:w="1560" w:type="dxa"/>
-          </w:tcPr>
-          <w:p>
-            <w:pPr/>
-            <w:r>
-              <w:t xml:space="preserve">1,800</w:t>
-            </w:r>
-          </w:p>
-        </w:tc>
-        <w:tc>
-          <w:tcPr>
-            <w:tcW w:w="1560" w:type="dxa"/>
-          </w:tcPr>
-          <w:p>
-            <w:pPr/>
-            <w:r>
-              <w:t xml:space="preserve">+16%</w:t>
-            </w:r>
-          </w:p>
-        </w:tc>
-        <w:tc>
-          <w:tcPr>
-            <w:tcW w:w="1560" w:type="dxa"/>
-          </w:tcPr>
-          <w:p>
-            <w:pPr/>
-            <w:r>
-              <w:t xml:space="preserve">Upper part of today's experienced range</w:t>
-            </w:r>
-          </w:p>
-        </w:tc>
-      </w:tr>
-      <w:tr>
-        <w:tc>
-          <w:tcPr>
-            <w:tcW w:w="1560" w:type="dxa"/>
-          </w:tcPr>
-          <w:p>
-            <w:pPr/>
-            <w:r>
-              <w:t xml:space="preserve">L4 Senior Specialist II</w:t>
-            </w:r>
-          </w:p>
-        </w:tc>
-        <w:tc>
-          <w:tcPr>
-            <w:tcW w:w="1560" w:type="dxa"/>
-          </w:tcPr>
-          <w:p>
-            <w:pPr/>
-            <w:r>
-              <w:t xml:space="preserve">1,600</w:t>
-            </w:r>
-          </w:p>
-        </w:tc>
-        <w:tc>
-          <w:tcPr>
-            <w:tcW w:w="1560" w:type="dxa"/>
-          </w:tcPr>
-          <w:p>
-            <w:pPr/>
-            <w:r>
-              <w:t xml:space="preserve">1,800</w:t>
-            </w:r>
-          </w:p>
-        </w:tc>
-        <w:tc>
-          <w:tcPr>
-            <w:tcW w:w="1560" w:type="dxa"/>
-          </w:tcPr>
-          <w:p>
-            <w:pPr/>
-            <w:r>
-              <w:t xml:space="preserve">2,000</w:t>
-            </w:r>
-          </w:p>
-        </w:tc>
-        <w:tc>
-          <w:tcPr>
-            <w:tcW w:w="1560" w:type="dxa"/>
-          </w:tcPr>
-          <w:p>
-            <w:pPr/>
-            <w:r>
-              <w:t xml:space="preserve">+13%</w:t>
-            </w:r>
-          </w:p>
-        </w:tc>
-        <w:tc>
-          <w:tcPr>
-            <w:tcW w:w="1560" w:type="dxa"/>
-          </w:tcPr>
-          <w:p>
-            <w:pPr/>
-            <w:r>
-              <w:t xml:space="preserve">New level</w:t>
-            </w:r>
-          </w:p>
-        </w:tc>
-      </w:tr>
-      <w:tr>
-        <w:tc>
-          <w:tcPr>
-            <w:tcW w:w="1560" w:type="dxa"/>
-          </w:tcPr>
-          <w:p>
-            <w:pPr/>
-            <w:r>
-              <w:t xml:space="preserve">L5 Team Lead</w:t>
-            </w:r>
-          </w:p>
-        </w:tc>
-        <w:tc>
-          <w:tcPr>
-            <w:tcW w:w="1560" w:type="dxa"/>
-          </w:tcPr>
-          <w:p>
-            <w:pPr/>
-            <w:r>
-              <w:t xml:space="preserve">1,400</w:t>
-            </w:r>
-          </w:p>
-        </w:tc>
-        <w:tc>
-          <w:tcPr>
-            <w:tcW w:w="1560" w:type="dxa"/>
-          </w:tcPr>
-          <w:p>
-            <w:pPr/>
-            <w:r>
-              <w:t xml:space="preserve">1,700</w:t>
-            </w:r>
-          </w:p>
-        </w:tc>
-        <w:tc>
-          <w:tcPr>
-            <w:tcW w:w="1560" w:type="dxa"/>
-          </w:tcPr>
-          <w:p>
-            <w:pPr/>
-            <w:r>
-              <w:t xml:space="preserve">2,000</w:t>
-            </w:r>
-          </w:p>
-        </w:tc>
-        <w:tc>
-          <w:tcPr>
-            <w:tcW w:w="1560" w:type="dxa"/>
-          </w:tcPr>
-          <w:p>
-            <w:pPr/>
-            <w:r>
-              <w:t xml:space="preserve">—</w:t>
-            </w:r>
-          </w:p>
-        </w:tc>
-        <w:tc>
-          <w:tcPr>
-            <w:tcW w:w="1560" w:type="dxa"/>
-          </w:tcPr>
-          <w:p>
-            <w:pPr/>
-            <w:r>
-              <w:t xml:space="preserve">Matches today's team lead range</w:t>
-            </w:r>
-          </w:p>
-        </w:tc>
-      </w:tr>
-      <w:tr>
-        <w:tc>
-          <w:tcPr>
-            <w:tcW w:w="1560" w:type="dxa"/>
-          </w:tcPr>
-          <w:p>
-            <w:pPr/>
-            <w:r>
-              <w:t xml:space="preserve">L5 Manager</w:t>
-            </w:r>
-          </w:p>
-        </w:tc>
-        <w:tc>
-          <w:tcPr>
-            <w:tcW w:w="1560" w:type="dxa"/>
-          </w:tcPr>
-          <w:p>
-            <w:pPr/>
-            <w:r>
-              <w:t xml:space="preserve">2,000</w:t>
-            </w:r>
-          </w:p>
-        </w:tc>
-        <w:tc>
-          <w:tcPr>
-            <w:tcW w:w="1560" w:type="dxa"/>
-          </w:tcPr>
-          <w:p>
-            <w:pPr/>
-            <w:r>
-              <w:t xml:space="preserve">2,500</w:t>
-            </w:r>
-          </w:p>
-        </w:tc>
-        <w:tc>
-          <w:tcPr>
-            <w:tcW w:w="1560" w:type="dxa"/>
-          </w:tcPr>
-          <w:p>
-            <w:pPr/>
-            <w:r>
-              <w:t xml:space="preserve">3,000</w:t>
-            </w:r>
-          </w:p>
-        </w:tc>
-        <w:tc>
-          <w:tcPr>
-            <w:tcW w:w="1560" w:type="dxa"/>
-          </w:tcPr>
-          <w:p>
-            <w:pPr/>
-            <w:r>
-              <w:t xml:space="preserve">+47% over Team Lead</w:t>
-            </w:r>
-          </w:p>
-        </w:tc>
-        <w:tc>
-          <w:tcPr>
-            <w:tcW w:w="1560" w:type="dxa"/>
-          </w:tcPr>
-          <w:p>
-            <w:pPr/>
-            <w:r>
-              <w:t xml:space="preserve">Set as requested</w:t>
-            </w:r>
-          </w:p>
-        </w:tc>
-      </w:tr>
-      <w:tr>
-        <w:tc>
-          <w:tcPr>
-            <w:tcW w:w="1560" w:type="dxa"/>
-          </w:tcPr>
-          <w:p>
-            <w:pPr/>
-            <w:r>
-              <w:t xml:space="preserve">L5 Senior Manager</w:t>
-            </w:r>
-          </w:p>
-        </w:tc>
-        <w:tc>
-          <w:tcPr>
-            <w:tcW w:w="1560" w:type="dxa"/>
-          </w:tcPr>
-          <w:p>
-            <w:pPr/>
-            <w:r>
-              <w:t xml:space="preserve">To be set</w:t>
-            </w:r>
-          </w:p>
-        </w:tc>
-        <w:tc>
-          <w:tcPr>
-            <w:tcW w:w="1560" w:type="dxa"/>
-          </w:tcPr>
-          <w:p>
-            <w:pPr/>
-            <w:r>
-              <w:t xml:space="preserve">—</w:t>
-            </w:r>
-          </w:p>
-        </w:tc>
-        <w:tc>
-          <w:tcPr>
-            <w:tcW w:w="1560" w:type="dxa"/>
-          </w:tcPr>
-          <w:p>
-            <w:pPr/>
-            <w:r>
-              <w:t xml:space="preserve">—</w:t>
-            </w:r>
-          </w:p>
-        </w:tc>
-        <w:tc>
-          <w:tcPr>
-            <w:tcW w:w="1560" w:type="dxa"/>
-          </w:tcPr>
-          <w:p>
-            <w:pPr/>
-            <w:r>
-              <w:t xml:space="preserve">—</w:t>
-            </w:r>
-          </w:p>
-        </w:tc>
-        <w:tc>
-          <w:tcPr>
-            <w:tcW w:w="1560" w:type="dxa"/>
-          </w:tcPr>
-          <w:p>
-            <w:pPr/>
-            <w:r>
-              <w:t xml:space="preserve">New role</w:t>
-            </w:r>
-          </w:p>
-        </w:tc>
-      </w:tr>
-    </w:tbl>
+        <w:t xml:space="preserve">Promotions happen in quarterly windows, are open to anyone who meets the criteria, and are never limited to a vacancy for specialist levels.</w:t>
+      </w:r>
+    </w:p>
     <w:p>
       <w:pPr>
         <w:pStyle w:val="ListParagraph"/>
@@ -6422,7 +5766,7 @@
         </w:numPr>
       </w:pPr>
       <w:r>
-        <w:t xml:space="preserve">Overlapping bands let a strong L2 earn more than a new L3, so experience inside a level is still rewarded.</w:t>
+        <w:t xml:space="preserve">Automatic moves (L0 → L1, L1 → L2): ClickUp and the Academy chair list everyone who holds the badges for the next level. They move up at the next quarterly window, with no test and no minimum time in level.</w:t>
       </w:r>
     </w:p>
     <w:p>
@@ -6434,7 +5778,7 @@
         </w:numPr>
       </w:pPr>
       <w:r>
-        <w:t xml:space="preserve">L4 and Team Lead share the $2,000 ceiling, so a strong specialist can reach team lead pay without managing people.</w:t>
+        <w:t xml:space="preserve">Leveling tests (L3, L4, L5): members who hold the level's badges sit the leveling test in a quarterly test window. L5 also needs a team lead or manager post.</w:t>
       </w:r>
     </w:p>
     <w:p>
@@ -6446,7 +5790,7 @@
         </w:numPr>
       </w:pPr>
       <w:r>
-        <w:t xml:space="preserve">No raise is needed to fit team leads into their band, because it matches today's range.</w:t>
+        <w:t xml:space="preserve">Annual top 10%: every December the top 10% of each level earn the missing badges of their level. An L2 in the top 10% moves up to L3 without the leveling test.</w:t>
       </w:r>
     </w:p>
     <w:p>
@@ -6458,649 +5802,7 @@
         </w:numPr>
       </w:pPr>
       <w:r>
-        <w:t xml:space="preserve">No one's pay goes down in the transition, including anyone moved down a level; see the Badges, Levels and Transition appendix.</w:t>
-      </w:r>
-    </w:p>
-    <w:p>
-      <w:pPr>
-        <w:pStyle w:val="Heading2"/>
-      </w:pPr>
-      <w:r>
-        <w:t xml:space="preserve">Badge allowances and variable pay</w:t>
-      </w:r>
-    </w:p>
-    <w:p>
-      <w:pPr/>
-      <w:r>
-        <w:t xml:space="preserve">C and B badges carry no allowance because they are rewarded through the automatic moves to L1 and L2. Each A badge held pays </w:t>
-      </w:r>
-      <w:r>
-        <w:rPr>
-          <w:b/>
-        </w:rPr>
-        <w:t xml:space="preserve">$50 a month</w:t>
-      </w:r>
-      <w:r>
-        <w:t xml:space="preserve">, up to 2 per person ($100 a month), paid only while the badge is active.</w:t>
-      </w:r>
-    </w:p>
-    <w:p>
-      <w:pPr/>
-      <w:r>
-        <w:t xml:space="preserve">A suspended badge stops its allowance from the next pay cycle; it resumes when the badge is re-earned.</w:t>
-      </w:r>
-    </w:p>
-    <w:p>
-      <w:pPr/>
-      <w:r>
-        <w:rPr>
-          <w:b/>
-        </w:rPr>
-        <w:t xml:space="preserve">Quarterly bonus:</w:t>
-      </w:r>
-      <w:r>
-        <w:t xml:space="preserve"> a target percentage of base pay, paid on these weights. Any missed deadline caused by the person's own error caps their bonus at 50% for that quarter.</w:t>
-      </w:r>
-    </w:p>
-    <w:tbl>
-      <w:tblPr>
-        <w:tblStyle w:val="TableGrid"/>
-        <w:tblW w:w="0" w:type="auto"/>
-        <w:tblLayout w:type="fixed"/>
-        <w:tblLook w:val="04A0" w:firstRow="1" w:lastRow="0" w:firstColumn="0" w:lastColumn="0" w:noHBand="0" w:noVBand="1"/>
-      </w:tblPr>
-      <w:tblGrid>
-        <w:gridCol w:w="1560"/>
-        <w:gridCol w:w="1560"/>
-        <w:gridCol w:w="1560"/>
-        <w:gridCol w:w="1560"/>
-        <w:gridCol w:w="1560"/>
-        <w:gridCol w:w="1560"/>
-      </w:tblGrid>
-      <w:tr>
-        <w:trPr>
-          <w:tblHeader/>
-        </w:trPr>
-        <w:tc>
-          <w:tcPr>
-            <w:tcW w:w="1560" w:type="dxa"/>
-            <w:shd w:val="clear" w:color="auto" w:fill="F2F2F2"/>
-          </w:tcPr>
-          <w:p>
-            <w:pPr/>
-            <w:r>
-              <w:t xml:space="preserve">Level</w:t>
-            </w:r>
-          </w:p>
-        </w:tc>
-        <w:tc>
-          <w:tcPr>
-            <w:tcW w:w="1560" w:type="dxa"/>
-            <w:shd w:val="clear" w:color="auto" w:fill="F2F2F2"/>
-          </w:tcPr>
-          <w:p>
-            <w:pPr/>
-            <w:r>
-              <w:t xml:space="preserve">Target bonus (% of quarterly base)</w:t>
-            </w:r>
-          </w:p>
-        </w:tc>
-        <w:tc>
-          <w:tcPr>
-            <w:tcW w:w="1560" w:type="dxa"/>
-            <w:shd w:val="clear" w:color="auto" w:fill="F2F2F2"/>
-          </w:tcPr>
-          <w:p>
-            <w:pPr/>
-            <w:r>
-              <w:t xml:space="preserve">Own portfolio results</w:t>
-            </w:r>
-          </w:p>
-        </w:tc>
-        <w:tc>
-          <w:tcPr>
-            <w:tcW w:w="1560" w:type="dxa"/>
-            <w:shd w:val="clear" w:color="auto" w:fill="F2F2F2"/>
-          </w:tcPr>
-          <w:p>
-            <w:pPr/>
-            <w:r>
-              <w:t xml:space="preserve">Team results</w:t>
-            </w:r>
-          </w:p>
-        </w:tc>
-        <w:tc>
-          <w:tcPr>
-            <w:tcW w:w="1560" w:type="dxa"/>
-            <w:shd w:val="clear" w:color="auto" w:fill="F2F2F2"/>
-          </w:tcPr>
-          <w:p>
-            <w:pPr/>
-            <w:r>
-              <w:t xml:space="preserve">QA and deadlines</w:t>
-            </w:r>
-          </w:p>
-        </w:tc>
-        <w:tc>
-          <w:tcPr>
-            <w:tcW w:w="1560" w:type="dxa"/>
-            <w:shd w:val="clear" w:color="auto" w:fill="F2F2F2"/>
-          </w:tcPr>
-          <w:p>
-            <w:pPr/>
-            <w:r>
-              <w:t xml:space="preserve">Mentoring and specialty-group work</w:t>
-            </w:r>
-          </w:p>
-        </w:tc>
-      </w:tr>
-      <w:tr>
-        <w:tc>
-          <w:tcPr>
-            <w:tcW w:w="1560" w:type="dxa"/>
-          </w:tcPr>
-          <w:p>
-            <w:pPr/>
-            <w:r>
-              <w:t xml:space="preserve">L0</w:t>
-            </w:r>
-          </w:p>
-        </w:tc>
-        <w:tc>
-          <w:tcPr>
-            <w:tcW w:w="1560" w:type="dxa"/>
-          </w:tcPr>
-          <w:p>
-            <w:pPr/>
-            <w:r>
-              <w:t xml:space="preserve">none</w:t>
-            </w:r>
-          </w:p>
-        </w:tc>
-        <w:tc>
-          <w:tcPr>
-            <w:tcW w:w="1560" w:type="dxa"/>
-          </w:tcPr>
-          <w:p>
-            <w:pPr/>
-            <w:r>
-              <w:t xml:space="preserve">—</w:t>
-            </w:r>
-          </w:p>
-        </w:tc>
-        <w:tc>
-          <w:tcPr>
-            <w:tcW w:w="1560" w:type="dxa"/>
-          </w:tcPr>
-          <w:p>
-            <w:pPr/>
-            <w:r>
-              <w:t xml:space="preserve">—</w:t>
-            </w:r>
-          </w:p>
-        </w:tc>
-        <w:tc>
-          <w:tcPr>
-            <w:tcW w:w="1560" w:type="dxa"/>
-          </w:tcPr>
-          <w:p>
-            <w:pPr/>
-            <w:r>
-              <w:t xml:space="preserve">—</w:t>
-            </w:r>
-          </w:p>
-        </w:tc>
-        <w:tc>
-          <w:tcPr>
-            <w:tcW w:w="1560" w:type="dxa"/>
-          </w:tcPr>
-          <w:p>
-            <w:pPr/>
-            <w:r>
-              <w:t xml:space="preserve">—</w:t>
-            </w:r>
-          </w:p>
-        </w:tc>
-      </w:tr>
-      <w:tr>
-        <w:tc>
-          <w:tcPr>
-            <w:tcW w:w="1560" w:type="dxa"/>
-          </w:tcPr>
-          <w:p>
-            <w:pPr/>
-            <w:r>
-              <w:t xml:space="preserve">L1</w:t>
-            </w:r>
-          </w:p>
-        </w:tc>
-        <w:tc>
-          <w:tcPr>
-            <w:tcW w:w="1560" w:type="dxa"/>
-          </w:tcPr>
-          <w:p>
-            <w:pPr/>
-            <w:r>
-              <w:t xml:space="preserve">5%</w:t>
-            </w:r>
-          </w:p>
-        </w:tc>
-        <w:tc>
-          <w:tcPr>
-            <w:tcW w:w="1560" w:type="dxa"/>
-          </w:tcPr>
-          <w:p>
-            <w:pPr/>
-            <w:r>
-              <w:t xml:space="preserve">40%</w:t>
-            </w:r>
-          </w:p>
-        </w:tc>
-        <w:tc>
-          <w:tcPr>
-            <w:tcW w:w="1560" w:type="dxa"/>
-          </w:tcPr>
-          <w:p>
-            <w:pPr/>
-            <w:r>
-              <w:t xml:space="preserve">20%</w:t>
-            </w:r>
-          </w:p>
-        </w:tc>
-        <w:tc>
-          <w:tcPr>
-            <w:tcW w:w="1560" w:type="dxa"/>
-          </w:tcPr>
-          <w:p>
-            <w:pPr/>
-            <w:r>
-              <w:t xml:space="preserve">40%</w:t>
-            </w:r>
-          </w:p>
-        </w:tc>
-        <w:tc>
-          <w:tcPr>
-            <w:tcW w:w="1560" w:type="dxa"/>
-          </w:tcPr>
-          <w:p>
-            <w:pPr/>
-            <w:r>
-              <w:t xml:space="preserve">—</w:t>
-            </w:r>
-          </w:p>
-        </w:tc>
-      </w:tr>
-      <w:tr>
-        <w:tc>
-          <w:tcPr>
-            <w:tcW w:w="1560" w:type="dxa"/>
-          </w:tcPr>
-          <w:p>
-            <w:pPr/>
-            <w:r>
-              <w:t xml:space="preserve">L2</w:t>
-            </w:r>
-          </w:p>
-        </w:tc>
-        <w:tc>
-          <w:tcPr>
-            <w:tcW w:w="1560" w:type="dxa"/>
-          </w:tcPr>
-          <w:p>
-            <w:pPr/>
-            <w:r>
-              <w:t xml:space="preserve">8%</w:t>
-            </w:r>
-          </w:p>
-        </w:tc>
-        <w:tc>
-          <w:tcPr>
-            <w:tcW w:w="1560" w:type="dxa"/>
-          </w:tcPr>
-          <w:p>
-            <w:pPr/>
-            <w:r>
-              <w:t xml:space="preserve">50%</w:t>
-            </w:r>
-          </w:p>
-        </w:tc>
-        <w:tc>
-          <w:tcPr>
-            <w:tcW w:w="1560" w:type="dxa"/>
-          </w:tcPr>
-          <w:p>
-            <w:pPr/>
-            <w:r>
-              <w:t xml:space="preserve">20%</w:t>
-            </w:r>
-          </w:p>
-        </w:tc>
-        <w:tc>
-          <w:tcPr>
-            <w:tcW w:w="1560" w:type="dxa"/>
-          </w:tcPr>
-          <w:p>
-            <w:pPr/>
-            <w:r>
-              <w:t xml:space="preserve">30%</w:t>
-            </w:r>
-          </w:p>
-        </w:tc>
-        <w:tc>
-          <w:tcPr>
-            <w:tcW w:w="1560" w:type="dxa"/>
-          </w:tcPr>
-          <w:p>
-            <w:pPr/>
-            <w:r>
-              <w:t xml:space="preserve">—</w:t>
-            </w:r>
-          </w:p>
-        </w:tc>
-      </w:tr>
-      <w:tr>
-        <w:tc>
-          <w:tcPr>
-            <w:tcW w:w="1560" w:type="dxa"/>
-          </w:tcPr>
-          <w:p>
-            <w:pPr/>
-            <w:r>
-              <w:t xml:space="preserve">L3</w:t>
-            </w:r>
-          </w:p>
-        </w:tc>
-        <w:tc>
-          <w:tcPr>
-            <w:tcW w:w="1560" w:type="dxa"/>
-          </w:tcPr>
-          <w:p>
-            <w:pPr/>
-            <w:r>
-              <w:t xml:space="preserve">10%</w:t>
-            </w:r>
-          </w:p>
-        </w:tc>
-        <w:tc>
-          <w:tcPr>
-            <w:tcW w:w="1560" w:type="dxa"/>
-          </w:tcPr>
-          <w:p>
-            <w:pPr/>
-            <w:r>
-              <w:t xml:space="preserve">50%</w:t>
-            </w:r>
-          </w:p>
-        </w:tc>
-        <w:tc>
-          <w:tcPr>
-            <w:tcW w:w="1560" w:type="dxa"/>
-          </w:tcPr>
-          <w:p>
-            <w:pPr/>
-            <w:r>
-              <w:t xml:space="preserve">20%</w:t>
-            </w:r>
-          </w:p>
-        </w:tc>
-        <w:tc>
-          <w:tcPr>
-            <w:tcW w:w="1560" w:type="dxa"/>
-          </w:tcPr>
-          <w:p>
-            <w:pPr/>
-            <w:r>
-              <w:t xml:space="preserve">20%</w:t>
-            </w:r>
-          </w:p>
-        </w:tc>
-        <w:tc>
-          <w:tcPr>
-            <w:tcW w:w="1560" w:type="dxa"/>
-          </w:tcPr>
-          <w:p>
-            <w:pPr/>
-            <w:r>
-              <w:t xml:space="preserve">10%</w:t>
-            </w:r>
-          </w:p>
-        </w:tc>
-      </w:tr>
-      <w:tr>
-        <w:tc>
-          <w:tcPr>
-            <w:tcW w:w="1560" w:type="dxa"/>
-          </w:tcPr>
-          <w:p>
-            <w:pPr/>
-            <w:r>
-              <w:t xml:space="preserve">L4</w:t>
-            </w:r>
-          </w:p>
-        </w:tc>
-        <w:tc>
-          <w:tcPr>
-            <w:tcW w:w="1560" w:type="dxa"/>
-          </w:tcPr>
-          <w:p>
-            <w:pPr/>
-            <w:r>
-              <w:t xml:space="preserve">12%</w:t>
-            </w:r>
-          </w:p>
-        </w:tc>
-        <w:tc>
-          <w:tcPr>
-            <w:tcW w:w="1560" w:type="dxa"/>
-          </w:tcPr>
-          <w:p>
-            <w:pPr/>
-            <w:r>
-              <w:t xml:space="preserve">40%</w:t>
-            </w:r>
-          </w:p>
-        </w:tc>
-        <w:tc>
-          <w:tcPr>
-            <w:tcW w:w="1560" w:type="dxa"/>
-          </w:tcPr>
-          <w:p>
-            <w:pPr/>
-            <w:r>
-              <w:t xml:space="preserve">20%</w:t>
-            </w:r>
-          </w:p>
-        </w:tc>
-        <w:tc>
-          <w:tcPr>
-            <w:tcW w:w="1560" w:type="dxa"/>
-          </w:tcPr>
-          <w:p>
-            <w:pPr/>
-            <w:r>
-              <w:t xml:space="preserve">20%</w:t>
-            </w:r>
-          </w:p>
-        </w:tc>
-        <w:tc>
-          <w:tcPr>
-            <w:tcW w:w="1560" w:type="dxa"/>
-          </w:tcPr>
-          <w:p>
-            <w:pPr/>
-            <w:r>
-              <w:t xml:space="preserve">20%</w:t>
-            </w:r>
-          </w:p>
-        </w:tc>
-      </w:tr>
-      <w:tr>
-        <w:tc>
-          <w:tcPr>
-            <w:tcW w:w="1560" w:type="dxa"/>
-          </w:tcPr>
-          <w:p>
-            <w:pPr/>
-            <w:r>
-              <w:t xml:space="preserve">Team Lead</w:t>
-            </w:r>
-          </w:p>
-        </w:tc>
-        <w:tc>
-          <w:tcPr>
-            <w:tcW w:w="1560" w:type="dxa"/>
-          </w:tcPr>
-          <w:p>
-            <w:pPr/>
-            <w:r>
-              <w:t xml:space="preserve">12%</w:t>
-            </w:r>
-          </w:p>
-        </w:tc>
-        <w:tc>
-          <w:tcPr>
-            <w:tcW w:w="1560" w:type="dxa"/>
-          </w:tcPr>
-          <w:p>
-            <w:pPr/>
-            <w:r>
-              <w:t xml:space="preserve">20%</w:t>
-            </w:r>
-          </w:p>
-        </w:tc>
-        <w:tc>
-          <w:tcPr>
-            <w:tcW w:w="1560" w:type="dxa"/>
-          </w:tcPr>
-          <w:p>
-            <w:pPr/>
-            <w:r>
-              <w:t xml:space="preserve">60%</w:t>
-            </w:r>
-          </w:p>
-        </w:tc>
-        <w:tc>
-          <w:tcPr>
-            <w:tcW w:w="1560" w:type="dxa"/>
-          </w:tcPr>
-          <w:p>
-            <w:pPr/>
-            <w:r>
-              <w:t xml:space="preserve">20%</w:t>
-            </w:r>
-          </w:p>
-        </w:tc>
-        <w:tc>
-          <w:tcPr>
-            <w:tcW w:w="1560" w:type="dxa"/>
-          </w:tcPr>
-          <w:p>
-            <w:pPr/>
-            <w:r>
-              <w:t xml:space="preserve">—</w:t>
-            </w:r>
-          </w:p>
-        </w:tc>
-      </w:tr>
-      <w:tr>
-        <w:tc>
-          <w:tcPr>
-            <w:tcW w:w="1560" w:type="dxa"/>
-          </w:tcPr>
-          <w:p>
-            <w:pPr/>
-            <w:r>
-              <w:t xml:space="preserve">Manager</w:t>
-            </w:r>
-          </w:p>
-        </w:tc>
-        <w:tc>
-          <w:tcPr>
-            <w:tcW w:w="1560" w:type="dxa"/>
-          </w:tcPr>
-          <w:p>
-            <w:pPr/>
-            <w:r>
-              <w:t xml:space="preserve">15%</w:t>
-            </w:r>
-          </w:p>
-        </w:tc>
-        <w:tc>
-          <w:tcPr>
-            <w:tcW w:w="1560" w:type="dxa"/>
-          </w:tcPr>
-          <w:p>
-            <w:pPr/>
-            <w:r>
-              <w:t xml:space="preserve">—</w:t>
-            </w:r>
-          </w:p>
-        </w:tc>
-        <w:tc>
-          <w:tcPr>
-            <w:tcW w:w="1560" w:type="dxa"/>
-          </w:tcPr>
-          <w:p>
-            <w:pPr/>
-            <w:r>
-              <w:t xml:space="preserve">70% (team) + 30% (all teams)</w:t>
-            </w:r>
-          </w:p>
-        </w:tc>
-        <w:tc>
-          <w:tcPr>
-            <w:tcW w:w="1560" w:type="dxa"/>
-          </w:tcPr>
-          <w:p>
-            <w:pPr/>
-            <w:r>
-              <w:t xml:space="preserve">—</w:t>
-            </w:r>
-          </w:p>
-        </w:tc>
-        <w:tc>
-          <w:tcPr>
-            <w:tcW w:w="1560" w:type="dxa"/>
-          </w:tcPr>
-          <w:p>
-            <w:pPr/>
-            <w:r>
-              <w:t xml:space="preserve">—</w:t>
-            </w:r>
-          </w:p>
-        </w:tc>
-      </w:tr>
-    </w:tbl>
-    <w:p>
-      <w:pPr/>
-      <w:r>
-        <w:t xml:space="preserve">"Own portfolio results" means Net Recovery measured against others in the same tier, plus work units against target.</w:t>
-      </w:r>
-    </w:p>
-    <w:p>
-      <w:pPr/>
-      <w:r>
-        <w:rPr>
-          <w:b/>
-        </w:rPr>
-        <w:t xml:space="preserve">Compliance guard:</w:t>
-      </w:r>
-      <w:r>
-        <w:t xml:space="preserve"> coding work is never paid on dollars collected. For B1 holders, the coding part of the bonus uses accuracy and productivity only, so no one gains from coding a higher level than the chart supports.</w:t>
-      </w:r>
-    </w:p>
-    <w:p>
-      <w:pPr>
-        <w:pStyle w:val="Heading2"/>
-      </w:pPr>
-      <w:r>
-        <w:t xml:space="preserve">Promotions</w:t>
-      </w:r>
-    </w:p>
-    <w:p>
-      <w:pPr/>
-      <w:r>
-        <w:t xml:space="preserve">Promotions happen in quarterly windows, are open to anyone who meets the criteria, and are never limited to a vacancy for specialist levels.</w:t>
+        <w:t xml:space="preserve">Calibration panel: the Academy chair and 2 team managers from outside the person's team confirm each L3, L4 and L5 case.</w:t>
       </w:r>
     </w:p>
     <w:p>
@@ -7108,11 +5810,11 @@
         <w:pStyle w:val="ListParagraph"/>
         <w:numPr>
           <w:ilvl w:val="0"/>
-          <w:numId w:val="6"/>
+          <w:numId w:val="5"/>
         </w:numPr>
       </w:pPr>
       <w:r>
-        <w:t xml:space="preserve">Automatic moves (L0 → L1, L1 → L2): ClickUp and the Academy chair list everyone who holds the badges for the next level. They move up at the next quarterly window, with no test and no minimum time in level.</w:t>
+        <w:t xml:space="preserve">Effective date: the first day of the next month. The new portfolio tier starts the same day.</w:t>
       </w:r>
     </w:p>
     <w:p>
@@ -7120,632 +5822,11 @@
         <w:pStyle w:val="ListParagraph"/>
         <w:numPr>
           <w:ilvl w:val="0"/>
-          <w:numId w:val="6"/>
+          <w:numId w:val="5"/>
         </w:numPr>
       </w:pPr>
       <w:r>
-        <w:t xml:space="preserve">Leveling tests (L3, L4, L5): members who hold the level's badges sit the leveling test in a quarterly test window. L5 also needs a team lead or manager post.</w:t>
-      </w:r>
-    </w:p>
-    <w:p>
-      <w:pPr>
-        <w:pStyle w:val="ListParagraph"/>
-        <w:numPr>
-          <w:ilvl w:val="0"/>
-          <w:numId w:val="6"/>
-        </w:numPr>
-      </w:pPr>
-      <w:r>
-        <w:t xml:space="preserve">Annual top 10%: every December the top 10% of each level earn the missing badges of their level. An L2 in the top 10% moves up to L3 without the leveling test.</w:t>
-      </w:r>
-    </w:p>
-    <w:p>
-      <w:pPr>
-        <w:pStyle w:val="ListParagraph"/>
-        <w:numPr>
-          <w:ilvl w:val="0"/>
-          <w:numId w:val="6"/>
-        </w:numPr>
-      </w:pPr>
-      <w:r>
-        <w:t xml:space="preserve">Calibration panel: the Academy chair and 2 team managers from outside the person's team confirm each L3, L4 and L5 case.</w:t>
-      </w:r>
-    </w:p>
-    <w:p>
-      <w:pPr>
-        <w:pStyle w:val="ListParagraph"/>
-        <w:numPr>
-          <w:ilvl w:val="0"/>
-          <w:numId w:val="6"/>
-        </w:numPr>
-      </w:pPr>
-      <w:r>
-        <w:t xml:space="preserve">Effective date: the first day of the next month. The new portfolio tier starts the same day.</w:t>
-      </w:r>
-    </w:p>
-    <w:p>
-      <w:pPr>
-        <w:pStyle w:val="ListParagraph"/>
-        <w:numPr>
-          <w:ilvl w:val="0"/>
-          <w:numId w:val="6"/>
-        </w:numPr>
-      </w:pPr>
-      <w:r>
         <w:t xml:space="preserve">Feedback: anyone eligible but not promoted gets the reasons in writing and a target quarter.</w:t>
-      </w:r>
-    </w:p>
-    <w:tbl>
-      <w:tblPr>
-        <w:tblStyle w:val="TableGrid"/>
-        <w:tblW w:w="0" w:type="auto"/>
-        <w:tblLayout w:type="fixed"/>
-        <w:tblLook w:val="04A0" w:firstRow="1" w:lastRow="0" w:firstColumn="0" w:lastColumn="0" w:noHBand="0" w:noVBand="1"/>
-      </w:tblPr>
-      <w:tblGrid>
-        <w:gridCol w:w="3120"/>
-        <w:gridCol w:w="3120"/>
-        <w:gridCol w:w="3120"/>
-      </w:tblGrid>
-      <w:tr>
-        <w:trPr>
-          <w:tblHeader/>
-        </w:trPr>
-        <w:tc>
-          <w:tcPr>
-            <w:tcW w:w="3120" w:type="dxa"/>
-            <w:shd w:val="clear" w:color="auto" w:fill="F2F2F2"/>
-          </w:tcPr>
-          <w:p>
-            <w:pPr/>
-            <w:r>
-              <w:t xml:space="preserve">Move</w:t>
-            </w:r>
-          </w:p>
-        </w:tc>
-        <w:tc>
-          <w:tcPr>
-            <w:tcW w:w="3120" w:type="dxa"/>
-            <w:shd w:val="clear" w:color="auto" w:fill="F2F2F2"/>
-          </w:tcPr>
-          <w:p>
-            <w:pPr/>
-            <w:r>
-              <w:t xml:space="preserve">How</w:t>
-            </w:r>
-          </w:p>
-        </w:tc>
-        <w:tc>
-          <w:tcPr>
-            <w:tcW w:w="3120" w:type="dxa"/>
-            <w:shd w:val="clear" w:color="auto" w:fill="F2F2F2"/>
-          </w:tcPr>
-          <w:p>
-            <w:pPr/>
-            <w:r>
-              <w:t xml:space="preserve">Pay increase</w:t>
-            </w:r>
-          </w:p>
-        </w:tc>
-      </w:tr>
-      <w:tr>
-        <w:tc>
-          <w:tcPr>
-            <w:tcW w:w="3120" w:type="dxa"/>
-          </w:tcPr>
-          <w:p>
-            <w:pPr/>
-            <w:r>
-              <w:t xml:space="preserve">L0 → L1</w:t>
-            </w:r>
-          </w:p>
-        </w:tc>
-        <w:tc>
-          <w:tcPr>
-            <w:tcW w:w="3120" w:type="dxa"/>
-          </w:tcPr>
-          <w:p>
-            <w:pPr/>
-            <w:r>
-              <w:t xml:space="preserve">Automatic once the 5 C badges are held</w:t>
-            </w:r>
-          </w:p>
-        </w:tc>
-        <w:tc>
-          <w:tcPr>
-            <w:tcW w:w="3120" w:type="dxa"/>
-          </w:tcPr>
-          <w:p>
-            <w:pPr/>
-            <w:r>
-              <w:t xml:space="preserve">5% or the new band minimum, whichever is higher</w:t>
-            </w:r>
-          </w:p>
-        </w:tc>
-      </w:tr>
-      <w:tr>
-        <w:tc>
-          <w:tcPr>
-            <w:tcW w:w="3120" w:type="dxa"/>
-          </w:tcPr>
-          <w:p>
-            <w:pPr/>
-            <w:r>
-              <w:t xml:space="preserve">L1 → L2</w:t>
-            </w:r>
-          </w:p>
-        </w:tc>
-        <w:tc>
-          <w:tcPr>
-            <w:tcW w:w="3120" w:type="dxa"/>
-          </w:tcPr>
-          <w:p>
-            <w:pPr/>
-            <w:r>
-              <w:t xml:space="preserve">Automatic once the L2 badges are held</w:t>
-            </w:r>
-          </w:p>
-        </w:tc>
-        <w:tc>
-          <w:tcPr>
-            <w:tcW w:w="3120" w:type="dxa"/>
-          </w:tcPr>
-          <w:p>
-            <w:pPr/>
-            <w:r>
-              <w:t xml:space="preserve">10% or the new band minimum, whichever is higher</w:t>
-            </w:r>
-          </w:p>
-        </w:tc>
-      </w:tr>
-      <w:tr>
-        <w:tc>
-          <w:tcPr>
-            <w:tcW w:w="3120" w:type="dxa"/>
-          </w:tcPr>
-          <w:p>
-            <w:pPr/>
-            <w:r>
-              <w:t xml:space="preserve">L2 → L3</w:t>
-            </w:r>
-          </w:p>
-        </w:tc>
-        <w:tc>
-          <w:tcPr>
-            <w:tcW w:w="3120" w:type="dxa"/>
-          </w:tcPr>
-          <w:p>
-            <w:pPr/>
-            <w:r>
-              <w:t xml:space="preserve">L3 leveling test, or the annual top 10%</w:t>
-            </w:r>
-          </w:p>
-        </w:tc>
-        <w:tc>
-          <w:tcPr>
-            <w:tcW w:w="3120" w:type="dxa"/>
-          </w:tcPr>
-          <w:p>
-            <w:pPr/>
-            <w:r>
-              <w:t xml:space="preserve">12% or the new band minimum, whichever is higher</w:t>
-            </w:r>
-          </w:p>
-        </w:tc>
-      </w:tr>
-      <w:tr>
-        <w:tc>
-          <w:tcPr>
-            <w:tcW w:w="3120" w:type="dxa"/>
-          </w:tcPr>
-          <w:p>
-            <w:pPr/>
-            <w:r>
-              <w:t xml:space="preserve">L3 → L4</w:t>
-            </w:r>
-          </w:p>
-        </w:tc>
-        <w:tc>
-          <w:tcPr>
-            <w:tcW w:w="3120" w:type="dxa"/>
-          </w:tcPr>
-          <w:p>
-            <w:pPr/>
-            <w:r>
-              <w:t xml:space="preserve">L4 leveling test</w:t>
-            </w:r>
-          </w:p>
-        </w:tc>
-        <w:tc>
-          <w:tcPr>
-            <w:tcW w:w="3120" w:type="dxa"/>
-          </w:tcPr>
-          <w:p>
-            <w:pPr/>
-            <w:r>
-              <w:t xml:space="preserve">12% or the new band minimum, whichever is higher</w:t>
-            </w:r>
-          </w:p>
-        </w:tc>
-      </w:tr>
-      <w:tr>
-        <w:tc>
-          <w:tcPr>
-            <w:tcW w:w="3120" w:type="dxa"/>
-          </w:tcPr>
-          <w:p>
-            <w:pPr/>
-            <w:r>
-              <w:t xml:space="preserve">→ Team Lead (L5)</w:t>
-            </w:r>
-          </w:p>
-        </w:tc>
-        <w:tc>
-          <w:tcPr>
-            <w:tcW w:w="3120" w:type="dxa"/>
-          </w:tcPr>
-          <w:p>
-            <w:pPr/>
-            <w:r>
-              <w:t xml:space="preserve">L5 badges and leveling test with a coaching assessment; posted internally</w:t>
-            </w:r>
-          </w:p>
-        </w:tc>
-        <w:tc>
-          <w:tcPr>
-            <w:tcW w:w="3120" w:type="dxa"/>
-          </w:tcPr>
-          <w:p>
-            <w:pPr/>
-            <w:r>
-              <w:t xml:space="preserve">8% or the band minimum, whichever is higher</w:t>
-            </w:r>
-          </w:p>
-        </w:tc>
-      </w:tr>
-      <w:tr>
-        <w:tc>
-          <w:tcPr>
-            <w:tcW w:w="3120" w:type="dxa"/>
-          </w:tcPr>
-          <w:p>
-            <w:pPr/>
-            <w:r>
-              <w:t xml:space="preserve">→ Manager (L5)</w:t>
-            </w:r>
-          </w:p>
-        </w:tc>
-        <w:tc>
-          <w:tcPr>
-            <w:tcW w:w="3120" w:type="dxa"/>
-          </w:tcPr>
-          <w:p>
-            <w:pPr/>
-            <w:r>
-              <w:t xml:space="preserve">L5 badges and leveling test with a leadership assessment; posted internally</w:t>
-            </w:r>
-          </w:p>
-        </w:tc>
-        <w:tc>
-          <w:tcPr>
-            <w:tcW w:w="3120" w:type="dxa"/>
-          </w:tcPr>
-          <w:p>
-            <w:pPr/>
-            <w:r>
-              <w:t xml:space="preserve">15% or the band minimum, whichever is higher</w:t>
-            </w:r>
-          </w:p>
-        </w:tc>
-      </w:tr>
-    </w:tbl>
-    <w:p>
-      <w:pPr/>
-      <w:r>
-        <w:rPr>
-          <w:b/>
-        </w:rPr>
-        <w:t xml:space="preserve">Leadership seats</w:t>
-      </w:r>
-      <w:r>
-        <w:t xml:space="preserve"> (about 7 manager and 14 TL seats over the expansion) are filled by internal posting first. Applicants need the L5 badge set and a pass in the L5 leveling test.</w:t>
-      </w:r>
-    </w:p>
-    <w:p>
-      <w:pPr/>
-      <w:r>
-        <w:rPr>
-          <w:b/>
-        </w:rPr>
-        <w:t xml:space="preserve">Pay protection:</w:t>
-      </w:r>
-    </w:p>
-    <w:p>
-      <w:pPr>
-        <w:pStyle w:val="ListParagraph"/>
-        <w:numPr>
-          <w:ilvl w:val="0"/>
-          <w:numId w:val="7"/>
-        </w:numPr>
-      </w:pPr>
-      <w:r>
-        <w:t xml:space="preserve">No one's base pay goes down in the transition or when a level is reset.</w:t>
-      </w:r>
-    </w:p>
-    <w:p>
-      <w:pPr>
-        <w:pStyle w:val="ListParagraph"/>
-        <w:numPr>
-          <w:ilvl w:val="0"/>
-          <w:numId w:val="7"/>
-        </w:numPr>
-      </w:pPr>
-      <w:r>
-        <w:t xml:space="preserve">Anyone above their band maximum keeps their pay. Their base is frozen, and merit increases are paid as a one-time lump sum until the band catches up or they are promoted.</w:t>
-      </w:r>
-    </w:p>
-    <w:p>
-      <w:pPr>
-        <w:pStyle w:val="ListParagraph"/>
-        <w:numPr>
-          <w:ilvl w:val="0"/>
-          <w:numId w:val="7"/>
-        </w:numPr>
-      </w:pPr>
-      <w:r>
-        <w:t xml:space="preserve">Anyone below their band minimum after placement is raised to the minimum within 2 quarters.</w:t>
-      </w:r>
-    </w:p>
-    <w:p>
-      <w:pPr>
-        <w:pStyle w:val="ListParagraph"/>
-        <w:numPr>
-          <w:ilvl w:val="0"/>
-          <w:numId w:val="7"/>
-        </w:numPr>
-      </w:pPr>
-      <w:r>
-        <w:t xml:space="preserve">Every move up a level comes with a guaranteed raise.</w:t>
-      </w:r>
-    </w:p>
-    <w:p>
-      <w:pPr>
-        <w:pStyle w:val="Heading2"/>
-      </w:pPr>
-      <w:r>
-        <w:t xml:space="preserve">Tenure rewards</w:t>
-      </w:r>
-    </w:p>
-    <w:p>
-      <w:pPr/>
-      <w:r>
-        <w:t xml:space="preserve">Tenure is rewarded through merit growth inside the band and through benefits, not by moving people up a level. Level stays tied to skill, so long service never outranks proven competency.</w:t>
-      </w:r>
-    </w:p>
-    <w:p>
-      <w:pPr/>
-      <w:r>
-        <w:rPr>
-          <w:b/>
-        </w:rPr>
-        <w:t xml:space="preserve">Annual merit increase:</w:t>
-      </w:r>
-      <w:r>
-        <w:t xml:space="preserve"> set by performance rating and position in band, so people low in their band catch up faster. The figures below assume a 5% merit budget; scale them to the actual budget.</w:t>
-      </w:r>
-    </w:p>
-    <w:tbl>
-      <w:tblPr>
-        <w:tblStyle w:val="TableGrid"/>
-        <w:tblW w:w="0" w:type="auto"/>
-        <w:tblLayout w:type="fixed"/>
-        <w:tblLook w:val="04A0" w:firstRow="1" w:lastRow="0" w:firstColumn="0" w:lastColumn="0" w:noHBand="0" w:noVBand="1"/>
-      </w:tblPr>
-      <w:tblGrid>
-        <w:gridCol w:w="2340"/>
-        <w:gridCol w:w="2340"/>
-        <w:gridCol w:w="2340"/>
-        <w:gridCol w:w="2340"/>
-      </w:tblGrid>
-      <w:tr>
-        <w:trPr>
-          <w:tblHeader/>
-        </w:trPr>
-        <w:tc>
-          <w:tcPr>
-            <w:tcW w:w="2340" w:type="dxa"/>
-            <w:shd w:val="clear" w:color="auto" w:fill="F2F2F2"/>
-          </w:tcPr>
-          <w:p>
-            <w:pPr/>
-            <w:r>
-              <w:t xml:space="preserve">Rating</w:t>
-            </w:r>
-          </w:p>
-        </w:tc>
-        <w:tc>
-          <w:tcPr>
-            <w:tcW w:w="2340" w:type="dxa"/>
-            <w:shd w:val="clear" w:color="auto" w:fill="F2F2F2"/>
-          </w:tcPr>
-          <w:p>
-            <w:pPr/>
-            <w:r>
-              <w:t xml:space="preserve">Below midpoint</w:t>
-            </w:r>
-          </w:p>
-        </w:tc>
-        <w:tc>
-          <w:tcPr>
-            <w:tcW w:w="2340" w:type="dxa"/>
-            <w:shd w:val="clear" w:color="auto" w:fill="F2F2F2"/>
-          </w:tcPr>
-          <w:p>
-            <w:pPr/>
-            <w:r>
-              <w:t xml:space="preserve">Near midpoint</w:t>
-            </w:r>
-          </w:p>
-        </w:tc>
-        <w:tc>
-          <w:tcPr>
-            <w:tcW w:w="2340" w:type="dxa"/>
-            <w:shd w:val="clear" w:color="auto" w:fill="F2F2F2"/>
-          </w:tcPr>
-          <w:p>
-            <w:pPr/>
-            <w:r>
-              <w:t xml:space="preserve">Above midpoint</w:t>
-            </w:r>
-          </w:p>
-        </w:tc>
-      </w:tr>
-      <w:tr>
-        <w:tc>
-          <w:tcPr>
-            <w:tcW w:w="2340" w:type="dxa"/>
-          </w:tcPr>
-          <w:p>
-            <w:pPr/>
-            <w:r>
-              <w:t xml:space="preserve">Exceeds</w:t>
-            </w:r>
-          </w:p>
-        </w:tc>
-        <w:tc>
-          <w:tcPr>
-            <w:tcW w:w="2340" w:type="dxa"/>
-          </w:tcPr>
-          <w:p>
-            <w:pPr/>
-            <w:r>
-              <w:t xml:space="preserve">8%</w:t>
-            </w:r>
-          </w:p>
-        </w:tc>
-        <w:tc>
-          <w:tcPr>
-            <w:tcW w:w="2340" w:type="dxa"/>
-          </w:tcPr>
-          <w:p>
-            <w:pPr/>
-            <w:r>
-              <w:t xml:space="preserve">6%</w:t>
-            </w:r>
-          </w:p>
-        </w:tc>
-        <w:tc>
-          <w:tcPr>
-            <w:tcW w:w="2340" w:type="dxa"/>
-          </w:tcPr>
-          <w:p>
-            <w:pPr/>
-            <w:r>
-              <w:t xml:space="preserve">4%</w:t>
-            </w:r>
-          </w:p>
-        </w:tc>
-      </w:tr>
-      <w:tr>
-        <w:tc>
-          <w:tcPr>
-            <w:tcW w:w="2340" w:type="dxa"/>
-          </w:tcPr>
-          <w:p>
-            <w:pPr/>
-            <w:r>
-              <w:t xml:space="preserve">Meets</w:t>
-            </w:r>
-          </w:p>
-        </w:tc>
-        <w:tc>
-          <w:tcPr>
-            <w:tcW w:w="2340" w:type="dxa"/>
-          </w:tcPr>
-          <w:p>
-            <w:pPr/>
-            <w:r>
-              <w:t xml:space="preserve">5%</w:t>
-            </w:r>
-          </w:p>
-        </w:tc>
-        <w:tc>
-          <w:tcPr>
-            <w:tcW w:w="2340" w:type="dxa"/>
-          </w:tcPr>
-          <w:p>
-            <w:pPr/>
-            <w:r>
-              <w:t xml:space="preserve">4%</w:t>
-            </w:r>
-          </w:p>
-        </w:tc>
-        <w:tc>
-          <w:tcPr>
-            <w:tcW w:w="2340" w:type="dxa"/>
-          </w:tcPr>
-          <w:p>
-            <w:pPr/>
-            <w:r>
-              <w:t xml:space="preserve">3%</w:t>
-            </w:r>
-          </w:p>
-        </w:tc>
-      </w:tr>
-      <w:tr>
-        <w:tc>
-          <w:tcPr>
-            <w:tcW w:w="2340" w:type="dxa"/>
-          </w:tcPr>
-          <w:p>
-            <w:pPr/>
-            <w:r>
-              <w:t xml:space="preserve">Below</w:t>
-            </w:r>
-          </w:p>
-        </w:tc>
-        <w:tc>
-          <w:tcPr>
-            <w:tcW w:w="2340" w:type="dxa"/>
-          </w:tcPr>
-          <w:p>
-            <w:pPr/>
-            <w:r>
-              <w:t xml:space="preserve">0%</w:t>
-            </w:r>
-          </w:p>
-        </w:tc>
-        <w:tc>
-          <w:tcPr>
-            <w:tcW w:w="2340" w:type="dxa"/>
-          </w:tcPr>
-          <w:p>
-            <w:pPr/>
-            <w:r>
-              <w:t xml:space="preserve">0%</w:t>
-            </w:r>
-          </w:p>
-        </w:tc>
-        <w:tc>
-          <w:tcPr>
-            <w:tcW w:w="2340" w:type="dxa"/>
-          </w:tcPr>
-          <w:p>
-            <w:pPr/>
-            <w:r>
-              <w:t xml:space="preserve">0%</w:t>
-            </w:r>
-          </w:p>
-        </w:tc>
-      </w:tr>
-    </w:tbl>
-    <w:p>
-      <w:pPr/>
-      <w:r>
-        <w:rPr>
-          <w:b/>
-        </w:rPr>
-        <w:t xml:space="preserve">Benefits by years of service:</w:t>
       </w:r>
     </w:p>
     <w:tbl>
@@ -7771,7 +5852,7 @@
           <w:p>
             <w:pPr/>
             <w:r>
-              <w:t xml:space="preserve">Years of service</w:t>
+              <w:t xml:space="preserve">Move</w:t>
             </w:r>
           </w:p>
         </w:tc>
@@ -7783,127 +5864,151 @@
           <w:p>
             <w:pPr/>
             <w:r>
-              <w:t xml:space="preserve">Added benefit</w:t>
-            </w:r>
-          </w:p>
-        </w:tc>
-      </w:tr>
-      <w:tr>
-        <w:tc>
-          <w:tcPr>
-            <w:tcW w:w="4680" w:type="dxa"/>
-          </w:tcPr>
-          <w:p>
-            <w:pPr/>
-            <w:r>
-              <w:t xml:space="preserve">1</w:t>
-            </w:r>
-          </w:p>
-        </w:tc>
-        <w:tc>
-          <w:tcPr>
-            <w:tcW w:w="4680" w:type="dxa"/>
-          </w:tcPr>
-          <w:p>
-            <w:pPr/>
-            <w:r>
-              <w:t xml:space="preserve">Company pays one external course per year</w:t>
-            </w:r>
-          </w:p>
-        </w:tc>
-      </w:tr>
-      <w:tr>
-        <w:tc>
-          <w:tcPr>
-            <w:tcW w:w="4680" w:type="dxa"/>
-          </w:tcPr>
-          <w:p>
-            <w:pPr/>
-            <w:r>
-              <w:t xml:space="preserve">2</w:t>
-            </w:r>
-          </w:p>
-        </w:tc>
-        <w:tc>
-          <w:tcPr>
-            <w:tcW w:w="4680" w:type="dxa"/>
-          </w:tcPr>
-          <w:p>
-            <w:pPr/>
-            <w:r>
-              <w:t xml:space="preserve">+1 annual leave day</w:t>
-            </w:r>
-          </w:p>
-        </w:tc>
-      </w:tr>
-      <w:tr>
-        <w:tc>
-          <w:tcPr>
-            <w:tcW w:w="4680" w:type="dxa"/>
-          </w:tcPr>
-          <w:p>
-            <w:pPr/>
-            <w:r>
-              <w:t xml:space="preserve">3</w:t>
-            </w:r>
-          </w:p>
-        </w:tc>
-        <w:tc>
-          <w:tcPr>
-            <w:tcW w:w="4680" w:type="dxa"/>
-          </w:tcPr>
-          <w:p>
-            <w:pPr/>
-            <w:r>
-              <w:t xml:space="preserve">+2 annual leave days (total); retention bonus of 5% of annual base; first pick of shift or flexible-hours slots</w:t>
-            </w:r>
-          </w:p>
-        </w:tc>
-      </w:tr>
-      <w:tr>
-        <w:tc>
-          <w:tcPr>
-            <w:tcW w:w="4680" w:type="dxa"/>
-          </w:tcPr>
-          <w:p>
-            <w:pPr/>
-            <w:r>
-              <w:t xml:space="preserve">5</w:t>
-            </w:r>
-          </w:p>
-        </w:tc>
-        <w:tc>
-          <w:tcPr>
-            <w:tcW w:w="4680" w:type="dxa"/>
-          </w:tcPr>
-          <w:p>
-            <w:pPr/>
-            <w:r>
-              <w:t xml:space="preserve">+3 annual leave days (total); retention bonus of 8% of annual base; service award</w:t>
-            </w:r>
-          </w:p>
-        </w:tc>
-      </w:tr>
-      <w:tr>
-        <w:tc>
-          <w:tcPr>
-            <w:tcW w:w="4680" w:type="dxa"/>
-          </w:tcPr>
-          <w:p>
-            <w:pPr/>
-            <w:r>
-              <w:t xml:space="preserve">10</w:t>
-            </w:r>
-          </w:p>
-        </w:tc>
-        <w:tc>
-          <w:tcPr>
-            <w:tcW w:w="4680" w:type="dxa"/>
-          </w:tcPr>
-          <w:p>
-            <w:pPr/>
-            <w:r>
-              <w:t xml:space="preserve">+5 annual leave days (total); retention bonus of 10% of annual base; service award</w:t>
+              <w:t xml:space="preserve">How</w:t>
+            </w:r>
+          </w:p>
+        </w:tc>
+      </w:tr>
+      <w:tr>
+        <w:tc>
+          <w:tcPr>
+            <w:tcW w:w="4680" w:type="dxa"/>
+          </w:tcPr>
+          <w:p>
+            <w:pPr/>
+            <w:r>
+              <w:t xml:space="preserve">L0 → L1</w:t>
+            </w:r>
+          </w:p>
+        </w:tc>
+        <w:tc>
+          <w:tcPr>
+            <w:tcW w:w="4680" w:type="dxa"/>
+          </w:tcPr>
+          <w:p>
+            <w:pPr/>
+            <w:r>
+              <w:t xml:space="preserve">Automatic once the 5 C badges are held</w:t>
+            </w:r>
+          </w:p>
+        </w:tc>
+      </w:tr>
+      <w:tr>
+        <w:tc>
+          <w:tcPr>
+            <w:tcW w:w="4680" w:type="dxa"/>
+          </w:tcPr>
+          <w:p>
+            <w:pPr/>
+            <w:r>
+              <w:t xml:space="preserve">L1 → L2</w:t>
+            </w:r>
+          </w:p>
+        </w:tc>
+        <w:tc>
+          <w:tcPr>
+            <w:tcW w:w="4680" w:type="dxa"/>
+          </w:tcPr>
+          <w:p>
+            <w:pPr/>
+            <w:r>
+              <w:t xml:space="preserve">Automatic once the L2 badges are held</w:t>
+            </w:r>
+          </w:p>
+        </w:tc>
+      </w:tr>
+      <w:tr>
+        <w:tc>
+          <w:tcPr>
+            <w:tcW w:w="4680" w:type="dxa"/>
+          </w:tcPr>
+          <w:p>
+            <w:pPr/>
+            <w:r>
+              <w:t xml:space="preserve">L2 → L3</w:t>
+            </w:r>
+          </w:p>
+        </w:tc>
+        <w:tc>
+          <w:tcPr>
+            <w:tcW w:w="4680" w:type="dxa"/>
+          </w:tcPr>
+          <w:p>
+            <w:pPr/>
+            <w:r>
+              <w:t xml:space="preserve">L3 leveling test, or the annual top 10%</w:t>
+            </w:r>
+          </w:p>
+        </w:tc>
+      </w:tr>
+      <w:tr>
+        <w:tc>
+          <w:tcPr>
+            <w:tcW w:w="4680" w:type="dxa"/>
+          </w:tcPr>
+          <w:p>
+            <w:pPr/>
+            <w:r>
+              <w:t xml:space="preserve">L3 → L4</w:t>
+            </w:r>
+          </w:p>
+        </w:tc>
+        <w:tc>
+          <w:tcPr>
+            <w:tcW w:w="4680" w:type="dxa"/>
+          </w:tcPr>
+          <w:p>
+            <w:pPr/>
+            <w:r>
+              <w:t xml:space="preserve">L4 leveling test</w:t>
+            </w:r>
+          </w:p>
+        </w:tc>
+      </w:tr>
+      <w:tr>
+        <w:tc>
+          <w:tcPr>
+            <w:tcW w:w="4680" w:type="dxa"/>
+          </w:tcPr>
+          <w:p>
+            <w:pPr/>
+            <w:r>
+              <w:t xml:space="preserve">→ Team Lead (L5)</w:t>
+            </w:r>
+          </w:p>
+        </w:tc>
+        <w:tc>
+          <w:tcPr>
+            <w:tcW w:w="4680" w:type="dxa"/>
+          </w:tcPr>
+          <w:p>
+            <w:pPr/>
+            <w:r>
+              <w:t xml:space="preserve">L5 badges and leveling test with a coaching assessment; posted internally</w:t>
+            </w:r>
+          </w:p>
+        </w:tc>
+      </w:tr>
+      <w:tr>
+        <w:tc>
+          <w:tcPr>
+            <w:tcW w:w="4680" w:type="dxa"/>
+          </w:tcPr>
+          <w:p>
+            <w:pPr/>
+            <w:r>
+              <w:t xml:space="preserve">→ Manager (L5)</w:t>
+            </w:r>
+          </w:p>
+        </w:tc>
+        <w:tc>
+          <w:tcPr>
+            <w:tcW w:w="4680" w:type="dxa"/>
+          </w:tcPr>
+          <w:p>
+            <w:pPr/>
+            <w:r>
+              <w:t xml:space="preserve">L5 badges and leveling test with a leadership assessment; posted internally</w:t>
             </w:r>
           </w:p>
         </w:tc>
@@ -7915,24 +6020,19 @@
         <w:rPr>
           <w:b/>
         </w:rPr>
-        <w:t xml:space="preserve">Transition retention bonus:</w:t>
-      </w:r>
-      <w:r>
-        <w:t xml:space="preserve"> for staff whose skills are critical through the Jan 1 gateway cutover and the team launch (mainly experienced negotiators and the strongest coders and billers). Pay 10% of annual base, half in July 2027 and half in January 2028, conditional on still being employed and keeping a QA of 95% or higher.</w:t>
-      </w:r>
-    </w:p>
-    <w:p>
-      <w:pPr>
-        <w:pStyle w:val="Heading2"/>
-      </w:pPr>
-      <w:r>
-        <w:t xml:space="preserve">Bridge night rota</w:t>
+        <w:t xml:space="preserve">Leadership seats</w:t>
+      </w:r>
+      <w:r>
+        <w:t xml:space="preserve"> (about 7 manager and 14 TL seats over the expansion) are filled by internal posting first. Applicants need the L5 badge set and a pass in the L5 leveling test.</w:t>
       </w:r>
     </w:p>
     <w:p>
       <w:pPr/>
       <w:r>
-        <w:t xml:space="preserve">Any L2, L3 or L4 member holding B2 can opt in to the bridge night rota. It is no longer limited to 2 team leads.</w:t>
+        <w:rPr>
+          <w:b/>
+        </w:rPr>
+        <w:t xml:space="preserve">Pay protection:</w:t>
       </w:r>
     </w:p>
     <w:p>
@@ -7940,7 +6040,235 @@
         <w:pStyle w:val="ListParagraph"/>
         <w:numPr>
           <w:ilvl w:val="0"/>
-          <w:numId w:val="8"/>
+          <w:numId w:val="6"/>
+        </w:numPr>
+      </w:pPr>
+      <w:r>
+        <w:t xml:space="preserve">No one's base pay goes down in the transition or when a level is reset.</w:t>
+      </w:r>
+    </w:p>
+    <w:p>
+      <w:pPr>
+        <w:pStyle w:val="ListParagraph"/>
+        <w:numPr>
+          <w:ilvl w:val="0"/>
+          <w:numId w:val="6"/>
+        </w:numPr>
+      </w:pPr>
+      <w:r>
+        <w:t xml:space="preserve">Every move up a level comes with a pay raise.</w:t>
+      </w:r>
+    </w:p>
+    <w:p>
+      <w:pPr>
+        <w:pStyle w:val="Heading2"/>
+      </w:pPr>
+      <w:r>
+        <w:t xml:space="preserve">Tenure rewards</w:t>
+      </w:r>
+    </w:p>
+    <w:p>
+      <w:pPr/>
+      <w:r>
+        <w:t xml:space="preserve">Tenure is rewarded through benefits, not by moving people up a level. Level stays tied to skill, so long service never outranks proven competency.</w:t>
+      </w:r>
+    </w:p>
+    <w:p>
+      <w:pPr/>
+      <w:r>
+        <w:t xml:space="preserve">Annual merit reviews follow the company's existing policy.</w:t>
+      </w:r>
+    </w:p>
+    <w:p>
+      <w:pPr/>
+      <w:r>
+        <w:rPr>
+          <w:b/>
+        </w:rPr>
+        <w:t xml:space="preserve">Benefits by years of service:</w:t>
+      </w:r>
+    </w:p>
+    <w:tbl>
+      <w:tblPr>
+        <w:tblStyle w:val="TableGrid"/>
+        <w:tblW w:w="0" w:type="auto"/>
+        <w:tblLayout w:type="fixed"/>
+        <w:tblLook w:val="04A0" w:firstRow="1" w:lastRow="0" w:firstColumn="0" w:lastColumn="0" w:noHBand="0" w:noVBand="1"/>
+      </w:tblPr>
+      <w:tblGrid>
+        <w:gridCol w:w="4680"/>
+        <w:gridCol w:w="4680"/>
+      </w:tblGrid>
+      <w:tr>
+        <w:trPr>
+          <w:tblHeader/>
+        </w:trPr>
+        <w:tc>
+          <w:tcPr>
+            <w:tcW w:w="4680" w:type="dxa"/>
+            <w:shd w:val="clear" w:color="auto" w:fill="F2F2F2"/>
+          </w:tcPr>
+          <w:p>
+            <w:pPr/>
+            <w:r>
+              <w:t xml:space="preserve">Years of service</w:t>
+            </w:r>
+          </w:p>
+        </w:tc>
+        <w:tc>
+          <w:tcPr>
+            <w:tcW w:w="4680" w:type="dxa"/>
+            <w:shd w:val="clear" w:color="auto" w:fill="F2F2F2"/>
+          </w:tcPr>
+          <w:p>
+            <w:pPr/>
+            <w:r>
+              <w:t xml:space="preserve">Added benefit</w:t>
+            </w:r>
+          </w:p>
+        </w:tc>
+      </w:tr>
+      <w:tr>
+        <w:tc>
+          <w:tcPr>
+            <w:tcW w:w="4680" w:type="dxa"/>
+          </w:tcPr>
+          <w:p>
+            <w:pPr/>
+            <w:r>
+              <w:t xml:space="preserve">1</w:t>
+            </w:r>
+          </w:p>
+        </w:tc>
+        <w:tc>
+          <w:tcPr>
+            <w:tcW w:w="4680" w:type="dxa"/>
+          </w:tcPr>
+          <w:p>
+            <w:pPr/>
+            <w:r>
+              <w:t xml:space="preserve">Company pays one external course per year</w:t>
+            </w:r>
+          </w:p>
+        </w:tc>
+      </w:tr>
+      <w:tr>
+        <w:tc>
+          <w:tcPr>
+            <w:tcW w:w="4680" w:type="dxa"/>
+          </w:tcPr>
+          <w:p>
+            <w:pPr/>
+            <w:r>
+              <w:t xml:space="preserve">2</w:t>
+            </w:r>
+          </w:p>
+        </w:tc>
+        <w:tc>
+          <w:tcPr>
+            <w:tcW w:w="4680" w:type="dxa"/>
+          </w:tcPr>
+          <w:p>
+            <w:pPr/>
+            <w:r>
+              <w:t xml:space="preserve">+1 annual leave day</w:t>
+            </w:r>
+          </w:p>
+        </w:tc>
+      </w:tr>
+      <w:tr>
+        <w:tc>
+          <w:tcPr>
+            <w:tcW w:w="4680" w:type="dxa"/>
+          </w:tcPr>
+          <w:p>
+            <w:pPr/>
+            <w:r>
+              <w:t xml:space="preserve">3</w:t>
+            </w:r>
+          </w:p>
+        </w:tc>
+        <w:tc>
+          <w:tcPr>
+            <w:tcW w:w="4680" w:type="dxa"/>
+          </w:tcPr>
+          <w:p>
+            <w:pPr/>
+            <w:r>
+              <w:t xml:space="preserve">+2 annual leave days (total); first pick of shift or flexible-hours slots</w:t>
+            </w:r>
+          </w:p>
+        </w:tc>
+      </w:tr>
+      <w:tr>
+        <w:tc>
+          <w:tcPr>
+            <w:tcW w:w="4680" w:type="dxa"/>
+          </w:tcPr>
+          <w:p>
+            <w:pPr/>
+            <w:r>
+              <w:t xml:space="preserve">5</w:t>
+            </w:r>
+          </w:p>
+        </w:tc>
+        <w:tc>
+          <w:tcPr>
+            <w:tcW w:w="4680" w:type="dxa"/>
+          </w:tcPr>
+          <w:p>
+            <w:pPr/>
+            <w:r>
+              <w:t xml:space="preserve">+3 annual leave days (total); service award</w:t>
+            </w:r>
+          </w:p>
+        </w:tc>
+      </w:tr>
+      <w:tr>
+        <w:tc>
+          <w:tcPr>
+            <w:tcW w:w="4680" w:type="dxa"/>
+          </w:tcPr>
+          <w:p>
+            <w:pPr/>
+            <w:r>
+              <w:t xml:space="preserve">10</w:t>
+            </w:r>
+          </w:p>
+        </w:tc>
+        <w:tc>
+          <w:tcPr>
+            <w:tcW w:w="4680" w:type="dxa"/>
+          </w:tcPr>
+          <w:p>
+            <w:pPr/>
+            <w:r>
+              <w:t xml:space="preserve">+5 annual leave days (total); service award</w:t>
+            </w:r>
+          </w:p>
+        </w:tc>
+      </w:tr>
+    </w:tbl>
+    <w:p>
+      <w:pPr>
+        <w:pStyle w:val="Heading2"/>
+      </w:pPr>
+      <w:r>
+        <w:t xml:space="preserve">Bridge night rota</w:t>
+      </w:r>
+    </w:p>
+    <w:p>
+      <w:pPr/>
+      <w:r>
+        <w:t xml:space="preserve">Any L2, L3 or L4 member holding B2 can opt in to the bridge night rota. It is no longer limited to 2 team leads.</w:t>
+      </w:r>
+    </w:p>
+    <w:p>
+      <w:pPr>
+        <w:pStyle w:val="ListParagraph"/>
+        <w:numPr>
+          <w:ilvl w:val="0"/>
+          <w:numId w:val="7"/>
         </w:numPr>
       </w:pPr>
       <w:r>
@@ -7958,7 +6286,7 @@
         <w:pStyle w:val="ListParagraph"/>
         <w:numPr>
           <w:ilvl w:val="0"/>
-          <w:numId w:val="8"/>
+          <w:numId w:val="7"/>
         </w:numPr>
       </w:pPr>
       <w:r>
@@ -7976,7 +6304,7 @@
         <w:pStyle w:val="ListParagraph"/>
         <w:numPr>
           <w:ilvl w:val="0"/>
-          <w:numId w:val="8"/>
+          <w:numId w:val="7"/>
         </w:numPr>
       </w:pPr>
       <w:r>
@@ -7994,7 +6322,7 @@
         <w:pStyle w:val="ListParagraph"/>
         <w:numPr>
           <w:ilvl w:val="0"/>
-          <w:numId w:val="8"/>
+          <w:numId w:val="7"/>
         </w:numPr>
       </w:pPr>
       <w:r>
@@ -8952,18 +7280,15 @@
     <w:abstractNumId w:val="0"/>
   </w:num>
   <w:num w:numId="5">
-    <w:abstractNumId w:val="0"/>
-  </w:num>
-  <w:num w:numId="6">
     <w:abstractNumId w:val="1"/>
     <w:lvlOverride w:ilvl="0">
       <w:startOverride w:val="1"/>
     </w:lvlOverride>
   </w:num>
-  <w:num w:numId="7">
+  <w:num w:numId="6">
     <w:abstractNumId w:val="0"/>
   </w:num>
-  <w:num w:numId="8">
+  <w:num w:numId="7">
     <w:abstractNumId w:val="0"/>
   </w:num>
 </w:numbering>
